--- a/Smart Basketball Training System/docs/Smart Basketball Training System(UPDATED).docx
+++ b/Smart Basketball Training System/docs/Smart Basketball Training System(UPDATED).docx
@@ -5,12 +5,4127 @@
     <w:p>
       <w:pPr>
         <w:pStyle w:val="2"/>
+        <w:spacing w:line="480" w:lineRule="auto"/>
+        <w:jc w:val="center"/>
+        <w:rPr>
+          <w:rFonts w:ascii="Times New Roman" w:hAnsi="Times New Roman" w:cs="Times New Roman"/>
+          <w:color w:val="auto"/>
+        </w:rPr>
+      </w:pPr>
+      <w:bookmarkStart w:id="0" w:name="_Toc7044"/>
+      <w:r>
+        <w:rPr>
+          <w:rFonts w:ascii="Times New Roman" w:hAnsi="Times New Roman" w:cs="Times New Roman"/>
+          <w:color w:val="auto"/>
+        </w:rPr>
+        <w:t>DECLARATION</w:t>
+      </w:r>
+      <w:bookmarkEnd w:id="0"/>
+    </w:p>
+    <w:p>
+      <w:pPr>
+        <w:spacing w:line="480" w:lineRule="auto"/>
+        <w:jc w:val="both"/>
+        <w:rPr>
+          <w:rFonts w:ascii="Times New Roman" w:hAnsi="Times New Roman" w:cs="Times New Roman"/>
+        </w:rPr>
+      </w:pPr>
+      <w:r>
+        <w:rPr>
+          <w:rFonts w:ascii="Times New Roman" w:hAnsi="Times New Roman" w:cs="Times New Roman"/>
+        </w:rPr>
+        <w:t>We hereby declare that this submission is our work towards the award of a Bachelor of Science in Electrical / Electronic Engineering and that, to the best of our knowledge, it contains no material previously published by another person nor material which has been accepted for the award of any other certificate of the University or any institution, except where due acknowledgement has been made in the text.</w:t>
+      </w:r>
+      <w:r>
+        <w:t xml:space="preserve"> </w:t>
+      </w:r>
+      <w:r>
+        <w:rPr>
+          <w:rFonts w:ascii="Times New Roman" w:hAnsi="Times New Roman" w:cs="Times New Roman"/>
+        </w:rPr>
+        <w:t>We understand that copyright in our thesis is transferred to the University of Energy and Natural Resources.</w:t>
+      </w:r>
+    </w:p>
+    <w:p>
+      <w:pPr>
+        <w:spacing w:line="480" w:lineRule="auto"/>
+        <w:jc w:val="both"/>
+        <w:rPr>
+          <w:rFonts w:ascii="Times New Roman" w:hAnsi="Times New Roman" w:cs="Times New Roman"/>
+        </w:rPr>
+      </w:pPr>
+      <w:r>
+        <w:rPr>
+          <w:rFonts w:hint="default" w:ascii="Times New Roman" w:hAnsi="Times New Roman" w:cs="Times New Roman"/>
+          <w:lang w:val="en-US"/>
+        </w:rPr>
+        <w:t>NAME 1</w:t>
+      </w:r>
+      <w:r>
+        <w:rPr>
+          <w:rFonts w:ascii="Times New Roman" w:hAnsi="Times New Roman" w:cs="Times New Roman"/>
+        </w:rPr>
+        <w:tab/>
+      </w:r>
+      <w:r>
+        <w:rPr>
+          <w:rFonts w:ascii="Times New Roman" w:hAnsi="Times New Roman" w:cs="Times New Roman"/>
+        </w:rPr>
+        <w:t>______________________</w:t>
+      </w:r>
+      <w:r>
+        <w:rPr>
+          <w:rFonts w:ascii="Times New Roman" w:hAnsi="Times New Roman" w:cs="Times New Roman"/>
+        </w:rPr>
+        <w:tab/>
+      </w:r>
+      <w:r>
+        <w:rPr>
+          <w:rFonts w:ascii="Times New Roman" w:hAnsi="Times New Roman" w:cs="Times New Roman"/>
+        </w:rPr>
+        <w:t>______________________</w:t>
+      </w:r>
+    </w:p>
+    <w:p>
+      <w:pPr>
+        <w:spacing w:line="480" w:lineRule="auto"/>
+        <w:jc w:val="both"/>
+        <w:rPr>
+          <w:rFonts w:ascii="Times New Roman" w:hAnsi="Times New Roman" w:cs="Times New Roman"/>
+        </w:rPr>
+      </w:pPr>
+      <w:r>
+        <w:rPr>
+          <w:rFonts w:hint="default" w:ascii="Times New Roman" w:hAnsi="Times New Roman" w:cs="Times New Roman"/>
+          <w:lang w:val="en-US"/>
+        </w:rPr>
+        <w:t xml:space="preserve">NAME </w:t>
+      </w:r>
+      <w:r>
+        <w:rPr>
+          <w:rFonts w:hint="default" w:cs="Times New Roman"/>
+          <w:lang w:val="en-US"/>
+        </w:rPr>
+        <w:t>2</w:t>
+      </w:r>
+      <w:r>
+        <w:rPr>
+          <w:rFonts w:ascii="Times New Roman" w:hAnsi="Times New Roman" w:cs="Times New Roman"/>
+        </w:rPr>
+        <w:tab/>
+      </w:r>
+      <w:r>
+        <w:rPr>
+          <w:rFonts w:ascii="Times New Roman" w:hAnsi="Times New Roman" w:cs="Times New Roman"/>
+        </w:rPr>
+        <w:t>______________________</w:t>
+      </w:r>
+      <w:r>
+        <w:rPr>
+          <w:rFonts w:ascii="Times New Roman" w:hAnsi="Times New Roman" w:cs="Times New Roman"/>
+        </w:rPr>
+        <w:tab/>
+      </w:r>
+      <w:r>
+        <w:rPr>
+          <w:rFonts w:ascii="Times New Roman" w:hAnsi="Times New Roman" w:cs="Times New Roman"/>
+        </w:rPr>
+        <w:t>______________________</w:t>
+      </w:r>
+    </w:p>
+    <w:p>
+      <w:pPr>
+        <w:spacing w:line="480" w:lineRule="auto"/>
+        <w:jc w:val="both"/>
+        <w:rPr>
+          <w:rFonts w:ascii="Times New Roman" w:hAnsi="Times New Roman" w:cs="Times New Roman"/>
+        </w:rPr>
+      </w:pPr>
+      <w:r>
+        <w:rPr>
+          <w:rFonts w:hint="default" w:ascii="Times New Roman" w:hAnsi="Times New Roman" w:cs="Times New Roman"/>
+          <w:lang w:val="en-US"/>
+        </w:rPr>
+        <w:t xml:space="preserve">NAME </w:t>
+      </w:r>
+      <w:r>
+        <w:rPr>
+          <w:rFonts w:hint="default" w:cs="Times New Roman"/>
+          <w:lang w:val="en-US"/>
+        </w:rPr>
+        <w:t>3</w:t>
+      </w:r>
+      <w:r>
+        <w:rPr>
+          <w:rFonts w:ascii="Times New Roman" w:hAnsi="Times New Roman" w:cs="Times New Roman"/>
+        </w:rPr>
+        <w:tab/>
+      </w:r>
+      <w:r>
+        <w:rPr>
+          <w:rFonts w:ascii="Times New Roman" w:hAnsi="Times New Roman" w:cs="Times New Roman"/>
+        </w:rPr>
+        <w:t>______________________</w:t>
+      </w:r>
+      <w:r>
+        <w:rPr>
+          <w:rFonts w:ascii="Times New Roman" w:hAnsi="Times New Roman" w:cs="Times New Roman"/>
+        </w:rPr>
+        <w:tab/>
+      </w:r>
+      <w:r>
+        <w:rPr>
+          <w:rFonts w:ascii="Times New Roman" w:hAnsi="Times New Roman" w:cs="Times New Roman"/>
+        </w:rPr>
+        <w:t>______________________</w:t>
+      </w:r>
+    </w:p>
+    <w:p>
+      <w:pPr>
+        <w:spacing w:line="480" w:lineRule="auto"/>
+        <w:jc w:val="both"/>
+        <w:rPr>
+          <w:rFonts w:ascii="Times New Roman" w:hAnsi="Times New Roman" w:cs="Times New Roman"/>
+        </w:rPr>
+      </w:pPr>
+      <w:r>
+        <w:rPr>
+          <w:rFonts w:hint="default" w:ascii="Times New Roman" w:hAnsi="Times New Roman" w:cs="Times New Roman"/>
+          <w:lang w:val="en-US"/>
+        </w:rPr>
+        <w:t xml:space="preserve">NAME </w:t>
+      </w:r>
+      <w:r>
+        <w:rPr>
+          <w:rFonts w:hint="default" w:cs="Times New Roman"/>
+          <w:lang w:val="en-US"/>
+        </w:rPr>
+        <w:t>4</w:t>
+      </w:r>
+      <w:r>
+        <w:rPr>
+          <w:rFonts w:ascii="Times New Roman" w:hAnsi="Times New Roman" w:cs="Times New Roman"/>
+        </w:rPr>
+        <w:tab/>
+      </w:r>
+      <w:r>
+        <w:rPr>
+          <w:rFonts w:ascii="Times New Roman" w:hAnsi="Times New Roman" w:cs="Times New Roman"/>
+        </w:rPr>
+        <w:t>______________________</w:t>
+      </w:r>
+      <w:r>
+        <w:rPr>
+          <w:rFonts w:ascii="Times New Roman" w:hAnsi="Times New Roman" w:cs="Times New Roman"/>
+        </w:rPr>
+        <w:tab/>
+      </w:r>
+      <w:r>
+        <w:rPr>
+          <w:rFonts w:ascii="Times New Roman" w:hAnsi="Times New Roman" w:cs="Times New Roman"/>
+        </w:rPr>
+        <w:t>______________________</w:t>
+      </w:r>
+    </w:p>
+    <w:p>
+      <w:pPr>
+        <w:spacing w:line="480" w:lineRule="auto"/>
+        <w:jc w:val="both"/>
+        <w:rPr>
+          <w:rFonts w:ascii="Times New Roman" w:hAnsi="Times New Roman" w:cs="Times New Roman"/>
+        </w:rPr>
+      </w:pPr>
+    </w:p>
+    <w:p>
+      <w:pPr>
+        <w:spacing w:line="480" w:lineRule="auto"/>
+        <w:jc w:val="both"/>
+        <w:rPr>
+          <w:rFonts w:ascii="Times New Roman" w:hAnsi="Times New Roman" w:cs="Times New Roman"/>
+        </w:rPr>
+      </w:pPr>
+      <w:r>
+        <w:rPr>
+          <w:rFonts w:ascii="Times New Roman" w:hAnsi="Times New Roman" w:cs="Times New Roman"/>
+        </w:rPr>
+        <w:t>RESEARCH SUPERVISOR</w:t>
+      </w:r>
+    </w:p>
+    <w:p>
+      <w:pPr>
+        <w:spacing w:line="480" w:lineRule="auto"/>
+        <w:jc w:val="both"/>
+        <w:rPr>
+          <w:rFonts w:ascii="Times New Roman" w:hAnsi="Times New Roman" w:cs="Times New Roman"/>
+        </w:rPr>
+      </w:pPr>
+      <w:r>
+        <w:rPr>
+          <w:rFonts w:ascii="Times New Roman" w:hAnsi="Times New Roman" w:cs="Times New Roman"/>
+        </w:rPr>
+        <w:t>I declare that I have supervised the students in undertaking the project work submitted herein, and I confirm that the students have my permission to present it for assessment.</w:t>
+      </w:r>
+    </w:p>
+    <w:p>
+      <w:pPr>
+        <w:spacing w:line="480" w:lineRule="auto"/>
+        <w:jc w:val="both"/>
+        <w:rPr>
+          <w:rFonts w:ascii="Times New Roman" w:hAnsi="Times New Roman" w:cs="Times New Roman"/>
+        </w:rPr>
+      </w:pPr>
+      <w:r>
+        <w:rPr>
+          <w:rFonts w:hint="default" w:cs="Times New Roman"/>
+          <w:lang w:val="en-US"/>
+        </w:rPr>
+        <w:t xml:space="preserve">SUPERVISOR’S </w:t>
+      </w:r>
+      <w:r>
+        <w:rPr>
+          <w:rFonts w:hint="default" w:ascii="Times New Roman" w:hAnsi="Times New Roman" w:cs="Times New Roman"/>
+          <w:lang w:val="en-US"/>
+        </w:rPr>
+        <w:t>NAME</w:t>
+      </w:r>
+      <w:r>
+        <w:rPr>
+          <w:rFonts w:hint="default" w:cs="Times New Roman"/>
+          <w:lang w:val="en-US"/>
+        </w:rPr>
+        <w:t xml:space="preserve"> </w:t>
+      </w:r>
+      <w:r>
+        <w:rPr>
+          <w:rFonts w:ascii="Times New Roman" w:hAnsi="Times New Roman" w:cs="Times New Roman"/>
+        </w:rPr>
+        <w:tab/>
+      </w:r>
+      <w:r>
+        <w:rPr>
+          <w:rFonts w:ascii="Times New Roman" w:hAnsi="Times New Roman" w:cs="Times New Roman"/>
+        </w:rPr>
+        <w:t>______________________</w:t>
+      </w:r>
+      <w:r>
+        <w:rPr>
+          <w:rFonts w:ascii="Times New Roman" w:hAnsi="Times New Roman" w:cs="Times New Roman"/>
+        </w:rPr>
+        <w:tab/>
+      </w:r>
+      <w:r>
+        <w:rPr>
+          <w:rFonts w:ascii="Times New Roman" w:hAnsi="Times New Roman" w:cs="Times New Roman"/>
+        </w:rPr>
+        <w:t>______________________</w:t>
+      </w:r>
+      <w:r>
+        <w:rPr>
+          <w:rFonts w:ascii="Times New Roman" w:hAnsi="Times New Roman" w:cs="Times New Roman"/>
+        </w:rPr>
+        <w:br w:type="page"/>
+      </w:r>
+    </w:p>
+    <w:p>
+      <w:pPr>
+        <w:pStyle w:val="2"/>
+        <w:spacing w:line="480" w:lineRule="auto"/>
+        <w:jc w:val="center"/>
+        <w:rPr>
+          <w:rFonts w:ascii="Times New Roman" w:hAnsi="Times New Roman" w:cs="Times New Roman"/>
+          <w:color w:val="auto"/>
+        </w:rPr>
+      </w:pPr>
+      <w:bookmarkStart w:id="1" w:name="_Toc26292"/>
+      <w:r>
+        <w:rPr>
+          <w:rFonts w:ascii="Times New Roman" w:hAnsi="Times New Roman" w:cs="Times New Roman"/>
+          <w:color w:val="auto"/>
+        </w:rPr>
+        <w:t>DEDICATION</w:t>
+      </w:r>
+      <w:bookmarkEnd w:id="1"/>
+    </w:p>
+    <w:p>
+      <w:pPr>
+        <w:spacing w:line="480" w:lineRule="auto"/>
+        <w:jc w:val="both"/>
+        <w:rPr>
+          <w:rFonts w:ascii="Times New Roman" w:hAnsi="Times New Roman" w:cs="Times New Roman"/>
+        </w:rPr>
+      </w:pPr>
+      <w:r>
+        <w:rPr>
+          <w:rFonts w:ascii="Times New Roman" w:hAnsi="Times New Roman" w:cs="Times New Roman"/>
+        </w:rPr>
+        <w:t>This work is dedicated to our beloved parents, who have supported us on this chosen path and are a guiding star for us. This project would not have been realised without their spiritual, mental and financial support, not forgetting all others who have supported us through this journey, especially our lecturers who have imparted the knowledge and skill to implement in this project.</w:t>
+      </w:r>
+    </w:p>
+    <w:p>
+      <w:pPr>
+        <w:spacing w:line="480" w:lineRule="auto"/>
+        <w:jc w:val="both"/>
+        <w:rPr>
+          <w:rFonts w:ascii="Times New Roman" w:hAnsi="Times New Roman" w:cs="Times New Roman"/>
+        </w:rPr>
+      </w:pPr>
+    </w:p>
+    <w:p>
+      <w:pPr>
+        <w:spacing w:line="480" w:lineRule="auto"/>
+        <w:jc w:val="both"/>
+        <w:rPr>
+          <w:rFonts w:ascii="Times New Roman" w:hAnsi="Times New Roman" w:cs="Times New Roman"/>
+        </w:rPr>
+      </w:pPr>
+      <w:r>
+        <w:rPr>
+          <w:rFonts w:ascii="Times New Roman" w:hAnsi="Times New Roman" w:cs="Times New Roman"/>
+        </w:rPr>
+        <w:br w:type="page"/>
+      </w:r>
+    </w:p>
+    <w:p>
+      <w:pPr>
+        <w:pStyle w:val="2"/>
+        <w:spacing w:line="480" w:lineRule="auto"/>
+        <w:jc w:val="center"/>
+        <w:rPr>
+          <w:rFonts w:ascii="Times New Roman" w:hAnsi="Times New Roman" w:cs="Times New Roman"/>
+          <w:color w:val="auto"/>
+        </w:rPr>
+      </w:pPr>
+      <w:bookmarkStart w:id="2" w:name="_Toc9360"/>
+      <w:r>
+        <w:rPr>
+          <w:rFonts w:ascii="Times New Roman" w:hAnsi="Times New Roman" w:cs="Times New Roman"/>
+          <w:color w:val="auto"/>
+        </w:rPr>
+        <w:t>ACKNOWLEDGEMENTS</w:t>
+      </w:r>
+      <w:bookmarkEnd w:id="2"/>
+    </w:p>
+    <w:p>
+      <w:pPr>
+        <w:spacing w:line="480" w:lineRule="auto"/>
+        <w:jc w:val="both"/>
+        <w:rPr>
+          <w:rFonts w:ascii="Times New Roman" w:hAnsi="Times New Roman" w:cs="Times New Roman"/>
+        </w:rPr>
+      </w:pPr>
+      <w:r>
+        <w:rPr>
+          <w:rFonts w:ascii="Times New Roman" w:hAnsi="Times New Roman" w:cs="Times New Roman"/>
+        </w:rPr>
+        <w:t xml:space="preserve">Our deepest gratitude goes to the Almighty God for His direction, protection, and favour throughout our Bachelor of Science in Electrical / Electronic Engineering programme. We are grateful to our supervisor, </w:t>
+      </w:r>
+      <w:r>
+        <w:rPr>
+          <w:rFonts w:hint="default" w:ascii="Times New Roman" w:hAnsi="Times New Roman" w:cs="Times New Roman"/>
+          <w:lang w:val="en-US"/>
+        </w:rPr>
+        <w:t>…………..</w:t>
+      </w:r>
+      <w:r>
+        <w:rPr>
+          <w:rFonts w:ascii="Times New Roman" w:hAnsi="Times New Roman" w:cs="Times New Roman"/>
+        </w:rPr>
+        <w:t xml:space="preserve">, for his direction and advice in ensuring the success of this project. We wish you God's blessings for the rest of your life. </w:t>
+      </w:r>
+      <w:r>
+        <w:rPr>
+          <w:rFonts w:ascii="Times New Roman" w:hAnsi="Times New Roman" w:cs="Times New Roman"/>
+        </w:rPr>
+        <w:br w:type="page"/>
+      </w:r>
+    </w:p>
+    <w:p>
+      <w:pPr>
+        <w:pStyle w:val="2"/>
+        <w:spacing w:line="480" w:lineRule="auto"/>
+        <w:jc w:val="center"/>
+        <w:rPr>
+          <w:rFonts w:ascii="Times New Roman" w:hAnsi="Times New Roman" w:cs="Times New Roman"/>
+          <w:color w:val="auto"/>
+        </w:rPr>
+      </w:pPr>
+      <w:bookmarkStart w:id="3" w:name="_Toc24930"/>
+      <w:r>
+        <w:rPr>
+          <w:rFonts w:ascii="Times New Roman" w:hAnsi="Times New Roman" w:cs="Times New Roman"/>
+          <w:color w:val="auto"/>
+        </w:rPr>
+        <w:t>ABSTRACT</w:t>
+      </w:r>
+      <w:bookmarkEnd w:id="3"/>
+    </w:p>
+    <w:p>
+      <w:pPr>
+        <w:pStyle w:val="17"/>
+        <w:keepNext w:val="0"/>
+        <w:keepLines w:val="0"/>
+        <w:widowControl/>
+        <w:suppressLineNumbers w:val="0"/>
+        <w:spacing w:line="480" w:lineRule="auto"/>
+        <w:jc w:val="both"/>
+      </w:pPr>
+      <w:r>
+        <w:t>Basketball training and performance analysis has traditionally relied on manual coaching methods, which are often subjective, inconsistent, and unable to provide real-time quantitative feedback. This limits the ability of players to accurately evaluate shooting mechanics such as shot angle, trajectory, and consistency. Recent advancements in computer vision, embedded systems, and sensor technologies have enabled the development of intelligent sports analytics systems that can automate performance tracking and feedback generation.</w:t>
+      </w:r>
+    </w:p>
+    <w:p>
+      <w:pPr>
+        <w:pStyle w:val="17"/>
+        <w:keepNext w:val="0"/>
+        <w:keepLines w:val="0"/>
+        <w:widowControl/>
+        <w:suppressLineNumbers w:val="0"/>
+        <w:spacing w:line="480" w:lineRule="auto"/>
+        <w:jc w:val="both"/>
+      </w:pPr>
+      <w:r>
+        <w:t>This project presents the design and implementation of a Smart Basketball Training System that combines smartphone-based computer vision with embedded sensor modules mounted on the basketball hoop. The system uses a mobile phone camera to capture shooting events and analyze ball trajectory and shooting angle using image processing techniques. To complement vision-based analysis, infrared (IR) sensors are installed on the rim to detect ball passage and determine successful shots. The system further integrates an ESP32 microcontroller for real-time data processing, event classification, and communication between components.</w:t>
+      </w:r>
+    </w:p>
+    <w:p>
+      <w:pPr>
+        <w:pStyle w:val="17"/>
+        <w:keepNext w:val="0"/>
+        <w:keepLines w:val="0"/>
+        <w:widowControl/>
+        <w:suppressLineNumbers w:val="0"/>
+        <w:spacing w:line="480" w:lineRule="auto"/>
+        <w:jc w:val="both"/>
+      </w:pPr>
+      <w:r>
+        <w:t>A rule-based decision system is used to classify shot outcomes into made shots</w:t>
+      </w:r>
+      <w:r>
+        <w:rPr>
+          <w:rFonts w:hint="default"/>
+          <w:lang w:val="en-US"/>
+        </w:rPr>
+        <w:t xml:space="preserve"> and</w:t>
+      </w:r>
+      <w:r>
+        <w:t xml:space="preserve"> missed shots,</w:t>
+      </w:r>
+      <w:r>
+        <w:rPr>
+          <w:rFonts w:hint="default"/>
+          <w:lang w:val="en-US"/>
+        </w:rPr>
+        <w:t xml:space="preserve"> </w:t>
+      </w:r>
+      <w:r>
+        <w:t>by combining camera-based detection with sensor feedback within a defined time window. Additionally, audio and LED feedback mechanisms are incorporated to provide immediate performance responses to the user, enhancing training efficiency.</w:t>
+      </w:r>
+    </w:p>
+    <w:p>
+      <w:pPr>
+        <w:pStyle w:val="17"/>
+        <w:keepNext w:val="0"/>
+        <w:keepLines w:val="0"/>
+        <w:widowControl/>
+        <w:suppressLineNumbers w:val="0"/>
+        <w:spacing w:line="480" w:lineRule="auto"/>
+        <w:jc w:val="both"/>
+      </w:pPr>
+      <w:r>
+        <w:t>The proposed system aims to deliver a low-cost, portable, and real-time basketball training solution by leveraging widely available hardware such as smartphones and microcontrollers. It bridges the gap between high-end sports analytics systems and accessible training tools, making advanced performance analysis more practical for everyday athletes.</w:t>
+      </w:r>
+    </w:p>
+    <w:p>
+      <w:pPr>
+        <w:spacing w:line="480" w:lineRule="auto"/>
+        <w:jc w:val="both"/>
+        <w:rPr>
+          <w:rFonts w:ascii="Times New Roman" w:hAnsi="Times New Roman" w:cs="Times New Roman"/>
+        </w:rPr>
+      </w:pPr>
+    </w:p>
+    <w:p>
+      <w:pPr>
+        <w:spacing w:line="480" w:lineRule="auto"/>
+        <w:jc w:val="both"/>
+        <w:rPr>
+          <w:rFonts w:ascii="Times New Roman" w:hAnsi="Times New Roman" w:cs="Times New Roman"/>
+        </w:rPr>
+      </w:pPr>
+      <w:r>
+        <w:rPr>
+          <w:rFonts w:ascii="Times New Roman" w:hAnsi="Times New Roman" w:cs="Times New Roman"/>
+        </w:rPr>
+        <w:br w:type="page"/>
+      </w:r>
+    </w:p>
+    <w:sdt>
+      <w:sdtPr>
+        <w:rPr>
+          <w:rFonts w:hint="default" w:ascii="Times New Roman" w:hAnsi="Times New Roman" w:cs="Times New Roman" w:eastAsiaTheme="minorHAnsi"/>
+          <w:color w:val="auto"/>
+          <w:kern w:val="2"/>
+          <w:sz w:val="24"/>
+          <w:szCs w:val="24"/>
+          <w14:ligatures w14:val="standardContextual"/>
+        </w:rPr>
+        <w:id w:val="828942396"/>
+        <w:docPartObj>
+          <w:docPartGallery w:val="Table of Contents"/>
+          <w:docPartUnique/>
+        </w:docPartObj>
+      </w:sdtPr>
+      <w:sdtEndPr>
+        <w:rPr>
+          <w:rFonts w:ascii="Times New Roman" w:hAnsi="Times New Roman" w:cs="Times New Roman" w:eastAsiaTheme="minorHAnsi"/>
+          <w:b/>
+          <w:bCs/>
+          <w:color w:val="auto"/>
+          <w:kern w:val="2"/>
+          <w:sz w:val="24"/>
+          <w:szCs w:val="24"/>
+          <w14:ligatures w14:val="standardContextual"/>
+        </w:rPr>
+      </w:sdtEndPr>
+      <w:sdtContent>
+        <w:p>
+          <w:pPr>
+            <w:pStyle w:val="24"/>
+            <w:spacing w:line="480" w:lineRule="auto"/>
+            <w:jc w:val="center"/>
+            <w:rPr>
+              <w:rFonts w:hint="default" w:ascii="Times New Roman" w:hAnsi="Times New Roman" w:cs="Times New Roman"/>
+              <w:color w:val="auto"/>
+              <w:sz w:val="24"/>
+              <w:szCs w:val="24"/>
+            </w:rPr>
+          </w:pPr>
+          <w:r>
+            <w:rPr>
+              <w:rFonts w:hint="default" w:ascii="Times New Roman" w:hAnsi="Times New Roman" w:cs="Times New Roman"/>
+              <w:color w:val="auto"/>
+              <w:sz w:val="24"/>
+              <w:szCs w:val="24"/>
+            </w:rPr>
+            <w:t>TABLE OF CONTENTS</w:t>
+          </w:r>
+        </w:p>
+        <w:p>
+          <w:pPr>
+            <w:pStyle w:val="19"/>
+            <w:tabs>
+              <w:tab w:val="right" w:leader="dot" w:pos="9360"/>
+            </w:tabs>
+          </w:pPr>
+          <w:r>
+            <w:rPr>
+              <w:rFonts w:hint="default" w:ascii="Times New Roman" w:hAnsi="Times New Roman" w:cs="Times New Roman"/>
+              <w:sz w:val="24"/>
+              <w:szCs w:val="24"/>
+            </w:rPr>
+            <w:fldChar w:fldCharType="begin"/>
+          </w:r>
+          <w:r>
+            <w:rPr>
+              <w:rFonts w:hint="default" w:ascii="Times New Roman" w:hAnsi="Times New Roman" w:cs="Times New Roman"/>
+              <w:sz w:val="24"/>
+              <w:szCs w:val="24"/>
+            </w:rPr>
+            <w:instrText xml:space="preserve"> TOC \o "1-3" \h \z \u </w:instrText>
+          </w:r>
+          <w:r>
+            <w:rPr>
+              <w:rFonts w:hint="default" w:ascii="Times New Roman" w:hAnsi="Times New Roman" w:cs="Times New Roman"/>
+              <w:sz w:val="24"/>
+              <w:szCs w:val="24"/>
+            </w:rPr>
+            <w:fldChar w:fldCharType="separate"/>
+          </w:r>
+          <w:r>
+            <w:rPr>
+              <w:rFonts w:hint="default" w:ascii="Times New Roman" w:hAnsi="Times New Roman" w:cs="Times New Roman"/>
+              <w:szCs w:val="24"/>
+            </w:rPr>
+            <w:fldChar w:fldCharType="begin"/>
+          </w:r>
+          <w:r>
+            <w:rPr>
+              <w:rFonts w:hint="default" w:ascii="Times New Roman" w:hAnsi="Times New Roman" w:cs="Times New Roman"/>
+              <w:szCs w:val="24"/>
+            </w:rPr>
+            <w:instrText xml:space="preserve"> HYPERLINK \l _Toc7044 </w:instrText>
+          </w:r>
+          <w:r>
+            <w:rPr>
+              <w:rFonts w:hint="default" w:ascii="Times New Roman" w:hAnsi="Times New Roman" w:cs="Times New Roman"/>
+              <w:szCs w:val="24"/>
+            </w:rPr>
+            <w:fldChar w:fldCharType="separate"/>
+          </w:r>
+          <w:r>
+            <w:rPr>
+              <w:rFonts w:ascii="Times New Roman" w:hAnsi="Times New Roman" w:cs="Times New Roman"/>
+            </w:rPr>
+            <w:t>DECLARATION</w:t>
+          </w:r>
+          <w:r>
+            <w:tab/>
+          </w:r>
+          <w:r>
+            <w:fldChar w:fldCharType="begin"/>
+          </w:r>
+          <w:r>
+            <w:instrText xml:space="preserve"> PAGEREF _Toc7044 \h </w:instrText>
+          </w:r>
+          <w:r>
+            <w:fldChar w:fldCharType="separate"/>
+          </w:r>
+          <w:r>
+            <w:t>1</w:t>
+          </w:r>
+          <w:r>
+            <w:fldChar w:fldCharType="end"/>
+          </w:r>
+          <w:r>
+            <w:rPr>
+              <w:rFonts w:hint="default" w:ascii="Times New Roman" w:hAnsi="Times New Roman" w:cs="Times New Roman"/>
+              <w:szCs w:val="24"/>
+            </w:rPr>
+            <w:fldChar w:fldCharType="end"/>
+          </w:r>
+        </w:p>
+        <w:p>
+          <w:pPr>
+            <w:pStyle w:val="19"/>
+            <w:tabs>
+              <w:tab w:val="right" w:leader="dot" w:pos="9360"/>
+            </w:tabs>
+          </w:pPr>
+          <w:r>
+            <w:rPr>
+              <w:rFonts w:hint="default" w:ascii="Times New Roman" w:hAnsi="Times New Roman" w:cs="Times New Roman"/>
+              <w:bCs/>
+              <w:szCs w:val="24"/>
+            </w:rPr>
+            <w:fldChar w:fldCharType="begin"/>
+          </w:r>
+          <w:r>
+            <w:rPr>
+              <w:rFonts w:hint="default" w:ascii="Times New Roman" w:hAnsi="Times New Roman" w:cs="Times New Roman"/>
+              <w:bCs/>
+              <w:szCs w:val="24"/>
+            </w:rPr>
+            <w:instrText xml:space="preserve"> HYPERLINK \l _Toc26292 </w:instrText>
+          </w:r>
+          <w:r>
+            <w:rPr>
+              <w:rFonts w:hint="default" w:ascii="Times New Roman" w:hAnsi="Times New Roman" w:cs="Times New Roman"/>
+              <w:bCs/>
+              <w:szCs w:val="24"/>
+            </w:rPr>
+            <w:fldChar w:fldCharType="separate"/>
+          </w:r>
+          <w:r>
+            <w:rPr>
+              <w:rFonts w:ascii="Times New Roman" w:hAnsi="Times New Roman" w:cs="Times New Roman"/>
+            </w:rPr>
+            <w:t>DEDICATION</w:t>
+          </w:r>
+          <w:r>
+            <w:tab/>
+          </w:r>
+          <w:r>
+            <w:fldChar w:fldCharType="begin"/>
+          </w:r>
+          <w:r>
+            <w:instrText xml:space="preserve"> PAGEREF _Toc26292 \h </w:instrText>
+          </w:r>
+          <w:r>
+            <w:fldChar w:fldCharType="separate"/>
+          </w:r>
+          <w:r>
+            <w:t>2</w:t>
+          </w:r>
+          <w:r>
+            <w:fldChar w:fldCharType="end"/>
+          </w:r>
+          <w:r>
+            <w:rPr>
+              <w:rFonts w:hint="default" w:ascii="Times New Roman" w:hAnsi="Times New Roman" w:cs="Times New Roman"/>
+              <w:bCs/>
+              <w:szCs w:val="24"/>
+            </w:rPr>
+            <w:fldChar w:fldCharType="end"/>
+          </w:r>
+        </w:p>
+        <w:p>
+          <w:pPr>
+            <w:pStyle w:val="19"/>
+            <w:tabs>
+              <w:tab w:val="right" w:leader="dot" w:pos="9360"/>
+            </w:tabs>
+          </w:pPr>
+          <w:r>
+            <w:rPr>
+              <w:rFonts w:hint="default" w:ascii="Times New Roman" w:hAnsi="Times New Roman" w:cs="Times New Roman"/>
+              <w:bCs/>
+              <w:szCs w:val="24"/>
+            </w:rPr>
+            <w:fldChar w:fldCharType="begin"/>
+          </w:r>
+          <w:r>
+            <w:rPr>
+              <w:rFonts w:hint="default" w:ascii="Times New Roman" w:hAnsi="Times New Roman" w:cs="Times New Roman"/>
+              <w:bCs/>
+              <w:szCs w:val="24"/>
+            </w:rPr>
+            <w:instrText xml:space="preserve"> HYPERLINK \l _Toc9360 </w:instrText>
+          </w:r>
+          <w:r>
+            <w:rPr>
+              <w:rFonts w:hint="default" w:ascii="Times New Roman" w:hAnsi="Times New Roman" w:cs="Times New Roman"/>
+              <w:bCs/>
+              <w:szCs w:val="24"/>
+            </w:rPr>
+            <w:fldChar w:fldCharType="separate"/>
+          </w:r>
+          <w:r>
+            <w:rPr>
+              <w:rFonts w:ascii="Times New Roman" w:hAnsi="Times New Roman" w:cs="Times New Roman"/>
+            </w:rPr>
+            <w:t>ACKNOWLEDGEMENTS</w:t>
+          </w:r>
+          <w:r>
+            <w:tab/>
+          </w:r>
+          <w:r>
+            <w:fldChar w:fldCharType="begin"/>
+          </w:r>
+          <w:r>
+            <w:instrText xml:space="preserve"> PAGEREF _Toc9360 \h </w:instrText>
+          </w:r>
+          <w:r>
+            <w:fldChar w:fldCharType="separate"/>
+          </w:r>
+          <w:r>
+            <w:t>3</w:t>
+          </w:r>
+          <w:r>
+            <w:fldChar w:fldCharType="end"/>
+          </w:r>
+          <w:r>
+            <w:rPr>
+              <w:rFonts w:hint="default" w:ascii="Times New Roman" w:hAnsi="Times New Roman" w:cs="Times New Roman"/>
+              <w:bCs/>
+              <w:szCs w:val="24"/>
+            </w:rPr>
+            <w:fldChar w:fldCharType="end"/>
+          </w:r>
+        </w:p>
+        <w:p>
+          <w:pPr>
+            <w:pStyle w:val="19"/>
+            <w:tabs>
+              <w:tab w:val="right" w:leader="dot" w:pos="9360"/>
+            </w:tabs>
+          </w:pPr>
+          <w:r>
+            <w:rPr>
+              <w:rFonts w:hint="default" w:ascii="Times New Roman" w:hAnsi="Times New Roman" w:cs="Times New Roman"/>
+              <w:bCs/>
+              <w:szCs w:val="24"/>
+            </w:rPr>
+            <w:fldChar w:fldCharType="begin"/>
+          </w:r>
+          <w:r>
+            <w:rPr>
+              <w:rFonts w:hint="default" w:ascii="Times New Roman" w:hAnsi="Times New Roman" w:cs="Times New Roman"/>
+              <w:bCs/>
+              <w:szCs w:val="24"/>
+            </w:rPr>
+            <w:instrText xml:space="preserve"> HYPERLINK \l _Toc24930 </w:instrText>
+          </w:r>
+          <w:r>
+            <w:rPr>
+              <w:rFonts w:hint="default" w:ascii="Times New Roman" w:hAnsi="Times New Roman" w:cs="Times New Roman"/>
+              <w:bCs/>
+              <w:szCs w:val="24"/>
+            </w:rPr>
+            <w:fldChar w:fldCharType="separate"/>
+          </w:r>
+          <w:r>
+            <w:rPr>
+              <w:rFonts w:ascii="Times New Roman" w:hAnsi="Times New Roman" w:cs="Times New Roman"/>
+            </w:rPr>
+            <w:t>ABSTRACT</w:t>
+          </w:r>
+          <w:r>
+            <w:tab/>
+          </w:r>
+          <w:r>
+            <w:fldChar w:fldCharType="begin"/>
+          </w:r>
+          <w:r>
+            <w:instrText xml:space="preserve"> PAGEREF _Toc24930 \h </w:instrText>
+          </w:r>
+          <w:r>
+            <w:fldChar w:fldCharType="separate"/>
+          </w:r>
+          <w:r>
+            <w:t>4</w:t>
+          </w:r>
+          <w:r>
+            <w:fldChar w:fldCharType="end"/>
+          </w:r>
+          <w:r>
+            <w:rPr>
+              <w:rFonts w:hint="default" w:ascii="Times New Roman" w:hAnsi="Times New Roman" w:cs="Times New Roman"/>
+              <w:bCs/>
+              <w:szCs w:val="24"/>
+            </w:rPr>
+            <w:fldChar w:fldCharType="end"/>
+          </w:r>
+        </w:p>
+        <w:p>
+          <w:pPr>
+            <w:pStyle w:val="19"/>
+            <w:tabs>
+              <w:tab w:val="right" w:leader="dot" w:pos="9360"/>
+            </w:tabs>
+          </w:pPr>
+          <w:r>
+            <w:rPr>
+              <w:rFonts w:hint="default" w:ascii="Times New Roman" w:hAnsi="Times New Roman" w:cs="Times New Roman"/>
+              <w:bCs/>
+              <w:szCs w:val="24"/>
+            </w:rPr>
+            <w:fldChar w:fldCharType="begin"/>
+          </w:r>
+          <w:r>
+            <w:rPr>
+              <w:rFonts w:hint="default" w:ascii="Times New Roman" w:hAnsi="Times New Roman" w:cs="Times New Roman"/>
+              <w:bCs/>
+              <w:szCs w:val="24"/>
+            </w:rPr>
+            <w:instrText xml:space="preserve"> HYPERLINK \l _Toc2469 </w:instrText>
+          </w:r>
+          <w:r>
+            <w:rPr>
+              <w:rFonts w:hint="default" w:ascii="Times New Roman" w:hAnsi="Times New Roman" w:cs="Times New Roman"/>
+              <w:bCs/>
+              <w:szCs w:val="24"/>
+            </w:rPr>
+            <w:fldChar w:fldCharType="separate"/>
+          </w:r>
+          <w:r>
+            <w:rPr>
+              <w:rFonts w:ascii="Times New Roman" w:hAnsi="Times New Roman" w:cs="Times New Roman"/>
+            </w:rPr>
+            <w:t>LIST OF FIGURES</w:t>
+          </w:r>
+          <w:r>
+            <w:tab/>
+          </w:r>
+          <w:r>
+            <w:fldChar w:fldCharType="begin"/>
+          </w:r>
+          <w:r>
+            <w:instrText xml:space="preserve"> PAGEREF _Toc2469 \h </w:instrText>
+          </w:r>
+          <w:r>
+            <w:fldChar w:fldCharType="separate"/>
+          </w:r>
+          <w:r>
+            <w:t>7</w:t>
+          </w:r>
+          <w:r>
+            <w:fldChar w:fldCharType="end"/>
+          </w:r>
+          <w:r>
+            <w:rPr>
+              <w:rFonts w:hint="default" w:ascii="Times New Roman" w:hAnsi="Times New Roman" w:cs="Times New Roman"/>
+              <w:bCs/>
+              <w:szCs w:val="24"/>
+            </w:rPr>
+            <w:fldChar w:fldCharType="end"/>
+          </w:r>
+        </w:p>
+        <w:p>
+          <w:pPr>
+            <w:pStyle w:val="19"/>
+            <w:tabs>
+              <w:tab w:val="right" w:leader="dot" w:pos="9360"/>
+            </w:tabs>
+          </w:pPr>
+          <w:r>
+            <w:rPr>
+              <w:rFonts w:hint="default" w:ascii="Times New Roman" w:hAnsi="Times New Roman" w:cs="Times New Roman"/>
+              <w:bCs/>
+              <w:szCs w:val="24"/>
+            </w:rPr>
+            <w:fldChar w:fldCharType="begin"/>
+          </w:r>
+          <w:r>
+            <w:rPr>
+              <w:rFonts w:hint="default" w:ascii="Times New Roman" w:hAnsi="Times New Roman" w:cs="Times New Roman"/>
+              <w:bCs/>
+              <w:szCs w:val="24"/>
+            </w:rPr>
+            <w:instrText xml:space="preserve"> HYPERLINK \l _Toc28386 </w:instrText>
+          </w:r>
+          <w:r>
+            <w:rPr>
+              <w:rFonts w:hint="default" w:ascii="Times New Roman" w:hAnsi="Times New Roman" w:cs="Times New Roman"/>
+              <w:bCs/>
+              <w:szCs w:val="24"/>
+            </w:rPr>
+            <w:fldChar w:fldCharType="separate"/>
+          </w:r>
+          <w:r>
+            <w:rPr>
+              <w:rFonts w:ascii="Times New Roman" w:hAnsi="Times New Roman" w:cs="Times New Roman"/>
+            </w:rPr>
+            <w:t>LIST OF ABBREVIATIONS</w:t>
+          </w:r>
+          <w:r>
+            <w:tab/>
+          </w:r>
+          <w:r>
+            <w:fldChar w:fldCharType="begin"/>
+          </w:r>
+          <w:r>
+            <w:instrText xml:space="preserve"> PAGEREF _Toc28386 \h </w:instrText>
+          </w:r>
+          <w:r>
+            <w:fldChar w:fldCharType="separate"/>
+          </w:r>
+          <w:r>
+            <w:t>8</w:t>
+          </w:r>
+          <w:r>
+            <w:fldChar w:fldCharType="end"/>
+          </w:r>
+          <w:r>
+            <w:rPr>
+              <w:rFonts w:hint="default" w:ascii="Times New Roman" w:hAnsi="Times New Roman" w:cs="Times New Roman"/>
+              <w:bCs/>
+              <w:szCs w:val="24"/>
+            </w:rPr>
+            <w:fldChar w:fldCharType="end"/>
+          </w:r>
+        </w:p>
+        <w:p>
+          <w:pPr>
+            <w:pStyle w:val="19"/>
+            <w:tabs>
+              <w:tab w:val="right" w:leader="dot" w:pos="9360"/>
+            </w:tabs>
+          </w:pPr>
+          <w:r>
+            <w:rPr>
+              <w:rFonts w:hint="default" w:ascii="Times New Roman" w:hAnsi="Times New Roman" w:cs="Times New Roman"/>
+              <w:bCs/>
+              <w:szCs w:val="24"/>
+            </w:rPr>
+            <w:fldChar w:fldCharType="begin"/>
+          </w:r>
+          <w:r>
+            <w:rPr>
+              <w:rFonts w:hint="default" w:ascii="Times New Roman" w:hAnsi="Times New Roman" w:cs="Times New Roman"/>
+              <w:bCs/>
+              <w:szCs w:val="24"/>
+            </w:rPr>
+            <w:instrText xml:space="preserve"> HYPERLINK \l _Toc30348 </w:instrText>
+          </w:r>
+          <w:r>
+            <w:rPr>
+              <w:rFonts w:hint="default" w:ascii="Times New Roman" w:hAnsi="Times New Roman" w:cs="Times New Roman"/>
+              <w:bCs/>
+              <w:szCs w:val="24"/>
+            </w:rPr>
+            <w:fldChar w:fldCharType="separate"/>
+          </w:r>
+          <w:r>
+            <w:t>CHAPTER ONE</w:t>
+          </w:r>
+          <w:r>
+            <w:tab/>
+          </w:r>
+          <w:r>
+            <w:fldChar w:fldCharType="begin"/>
+          </w:r>
+          <w:r>
+            <w:instrText xml:space="preserve"> PAGEREF _Toc30348 \h </w:instrText>
+          </w:r>
+          <w:r>
+            <w:fldChar w:fldCharType="separate"/>
+          </w:r>
+          <w:r>
+            <w:t>11</w:t>
+          </w:r>
+          <w:r>
+            <w:fldChar w:fldCharType="end"/>
+          </w:r>
+          <w:r>
+            <w:rPr>
+              <w:rFonts w:hint="default" w:ascii="Times New Roman" w:hAnsi="Times New Roman" w:cs="Times New Roman"/>
+              <w:bCs/>
+              <w:szCs w:val="24"/>
+            </w:rPr>
+            <w:fldChar w:fldCharType="end"/>
+          </w:r>
+        </w:p>
+        <w:p>
+          <w:pPr>
+            <w:pStyle w:val="19"/>
+            <w:tabs>
+              <w:tab w:val="right" w:leader="dot" w:pos="9360"/>
+            </w:tabs>
+          </w:pPr>
+          <w:r>
+            <w:rPr>
+              <w:rFonts w:hint="default" w:ascii="Times New Roman" w:hAnsi="Times New Roman" w:cs="Times New Roman"/>
+              <w:bCs/>
+              <w:szCs w:val="24"/>
+            </w:rPr>
+            <w:fldChar w:fldCharType="begin"/>
+          </w:r>
+          <w:r>
+            <w:rPr>
+              <w:rFonts w:hint="default" w:ascii="Times New Roman" w:hAnsi="Times New Roman" w:cs="Times New Roman"/>
+              <w:bCs/>
+              <w:szCs w:val="24"/>
+            </w:rPr>
+            <w:instrText xml:space="preserve"> HYPERLINK \l _Toc1310 </w:instrText>
+          </w:r>
+          <w:r>
+            <w:rPr>
+              <w:rFonts w:hint="default" w:ascii="Times New Roman" w:hAnsi="Times New Roman" w:cs="Times New Roman"/>
+              <w:bCs/>
+              <w:szCs w:val="24"/>
+            </w:rPr>
+            <w:fldChar w:fldCharType="separate"/>
+          </w:r>
+          <w:r>
+            <w:t>INTRODUCTION</w:t>
+          </w:r>
+          <w:r>
+            <w:tab/>
+          </w:r>
+          <w:r>
+            <w:fldChar w:fldCharType="begin"/>
+          </w:r>
+          <w:r>
+            <w:instrText xml:space="preserve"> PAGEREF _Toc1310 \h </w:instrText>
+          </w:r>
+          <w:r>
+            <w:fldChar w:fldCharType="separate"/>
+          </w:r>
+          <w:r>
+            <w:t>11</w:t>
+          </w:r>
+          <w:r>
+            <w:fldChar w:fldCharType="end"/>
+          </w:r>
+          <w:r>
+            <w:rPr>
+              <w:rFonts w:hint="default" w:ascii="Times New Roman" w:hAnsi="Times New Roman" w:cs="Times New Roman"/>
+              <w:bCs/>
+              <w:szCs w:val="24"/>
+            </w:rPr>
+            <w:fldChar w:fldCharType="end"/>
+          </w:r>
+        </w:p>
+        <w:p>
+          <w:pPr>
+            <w:pStyle w:val="20"/>
+            <w:tabs>
+              <w:tab w:val="right" w:leader="dot" w:pos="9360"/>
+            </w:tabs>
+          </w:pPr>
+          <w:r>
+            <w:rPr>
+              <w:rFonts w:hint="default" w:ascii="Times New Roman" w:hAnsi="Times New Roman" w:cs="Times New Roman"/>
+              <w:bCs/>
+              <w:szCs w:val="24"/>
+            </w:rPr>
+            <w:fldChar w:fldCharType="begin"/>
+          </w:r>
+          <w:r>
+            <w:rPr>
+              <w:rFonts w:hint="default" w:ascii="Times New Roman" w:hAnsi="Times New Roman" w:cs="Times New Roman"/>
+              <w:bCs/>
+              <w:szCs w:val="24"/>
+            </w:rPr>
+            <w:instrText xml:space="preserve"> HYPERLINK \l _Toc17826 </w:instrText>
+          </w:r>
+          <w:r>
+            <w:rPr>
+              <w:rFonts w:hint="default" w:ascii="Times New Roman" w:hAnsi="Times New Roman" w:cs="Times New Roman"/>
+              <w:bCs/>
+              <w:szCs w:val="24"/>
+            </w:rPr>
+            <w:fldChar w:fldCharType="separate"/>
+          </w:r>
+          <w:r>
+            <w:rPr>
+              <w:rFonts w:hint="default"/>
+            </w:rPr>
+            <w:t xml:space="preserve">1.1. </w:t>
+          </w:r>
+          <w:r>
+            <w:t>Introduction</w:t>
+          </w:r>
+          <w:r>
+            <w:tab/>
+          </w:r>
+          <w:r>
+            <w:fldChar w:fldCharType="begin"/>
+          </w:r>
+          <w:r>
+            <w:instrText xml:space="preserve"> PAGEREF _Toc17826 \h </w:instrText>
+          </w:r>
+          <w:r>
+            <w:fldChar w:fldCharType="separate"/>
+          </w:r>
+          <w:r>
+            <w:t>11</w:t>
+          </w:r>
+          <w:r>
+            <w:fldChar w:fldCharType="end"/>
+          </w:r>
+          <w:r>
+            <w:rPr>
+              <w:rFonts w:hint="default" w:ascii="Times New Roman" w:hAnsi="Times New Roman" w:cs="Times New Roman"/>
+              <w:bCs/>
+              <w:szCs w:val="24"/>
+            </w:rPr>
+            <w:fldChar w:fldCharType="end"/>
+          </w:r>
+        </w:p>
+        <w:p>
+          <w:pPr>
+            <w:pStyle w:val="20"/>
+            <w:tabs>
+              <w:tab w:val="right" w:leader="dot" w:pos="9360"/>
+            </w:tabs>
+          </w:pPr>
+          <w:r>
+            <w:rPr>
+              <w:rFonts w:hint="default" w:ascii="Times New Roman" w:hAnsi="Times New Roman" w:cs="Times New Roman"/>
+              <w:bCs/>
+              <w:szCs w:val="24"/>
+            </w:rPr>
+            <w:fldChar w:fldCharType="begin"/>
+          </w:r>
+          <w:r>
+            <w:rPr>
+              <w:rFonts w:hint="default" w:ascii="Times New Roman" w:hAnsi="Times New Roman" w:cs="Times New Roman"/>
+              <w:bCs/>
+              <w:szCs w:val="24"/>
+            </w:rPr>
+            <w:instrText xml:space="preserve"> HYPERLINK \l _Toc26782 </w:instrText>
+          </w:r>
+          <w:r>
+            <w:rPr>
+              <w:rFonts w:hint="default" w:ascii="Times New Roman" w:hAnsi="Times New Roman" w:cs="Times New Roman"/>
+              <w:bCs/>
+              <w:szCs w:val="24"/>
+            </w:rPr>
+            <w:fldChar w:fldCharType="separate"/>
+          </w:r>
+          <w:r>
+            <w:rPr>
+              <w:rFonts w:hint="default"/>
+            </w:rPr>
+            <w:t xml:space="preserve">1.2. </w:t>
+          </w:r>
+          <w:r>
+            <w:t>Research Problem Statement</w:t>
+          </w:r>
+          <w:r>
+            <w:tab/>
+          </w:r>
+          <w:r>
+            <w:fldChar w:fldCharType="begin"/>
+          </w:r>
+          <w:r>
+            <w:instrText xml:space="preserve"> PAGEREF _Toc26782 \h </w:instrText>
+          </w:r>
+          <w:r>
+            <w:fldChar w:fldCharType="separate"/>
+          </w:r>
+          <w:r>
+            <w:t>13</w:t>
+          </w:r>
+          <w:r>
+            <w:fldChar w:fldCharType="end"/>
+          </w:r>
+          <w:r>
+            <w:rPr>
+              <w:rFonts w:hint="default" w:ascii="Times New Roman" w:hAnsi="Times New Roman" w:cs="Times New Roman"/>
+              <w:bCs/>
+              <w:szCs w:val="24"/>
+            </w:rPr>
+            <w:fldChar w:fldCharType="end"/>
+          </w:r>
+        </w:p>
+        <w:p>
+          <w:pPr>
+            <w:pStyle w:val="20"/>
+            <w:tabs>
+              <w:tab w:val="right" w:leader="dot" w:pos="9360"/>
+            </w:tabs>
+          </w:pPr>
+          <w:r>
+            <w:rPr>
+              <w:rFonts w:hint="default" w:ascii="Times New Roman" w:hAnsi="Times New Roman" w:cs="Times New Roman"/>
+              <w:bCs/>
+              <w:szCs w:val="24"/>
+            </w:rPr>
+            <w:fldChar w:fldCharType="begin"/>
+          </w:r>
+          <w:r>
+            <w:rPr>
+              <w:rFonts w:hint="default" w:ascii="Times New Roman" w:hAnsi="Times New Roman" w:cs="Times New Roman"/>
+              <w:bCs/>
+              <w:szCs w:val="24"/>
+            </w:rPr>
+            <w:instrText xml:space="preserve"> HYPERLINK \l _Toc5766 </w:instrText>
+          </w:r>
+          <w:r>
+            <w:rPr>
+              <w:rFonts w:hint="default" w:ascii="Times New Roman" w:hAnsi="Times New Roman" w:cs="Times New Roman"/>
+              <w:bCs/>
+              <w:szCs w:val="24"/>
+            </w:rPr>
+            <w:fldChar w:fldCharType="separate"/>
+          </w:r>
+          <w:r>
+            <w:rPr>
+              <w:rFonts w:hint="default"/>
+            </w:rPr>
+            <w:t xml:space="preserve">1.3. </w:t>
+          </w:r>
+          <w:r>
+            <w:t>Objectives of the Study</w:t>
+          </w:r>
+          <w:r>
+            <w:tab/>
+          </w:r>
+          <w:r>
+            <w:fldChar w:fldCharType="begin"/>
+          </w:r>
+          <w:r>
+            <w:instrText xml:space="preserve"> PAGEREF _Toc5766 \h </w:instrText>
+          </w:r>
+          <w:r>
+            <w:fldChar w:fldCharType="separate"/>
+          </w:r>
+          <w:r>
+            <w:t>14</w:t>
+          </w:r>
+          <w:r>
+            <w:fldChar w:fldCharType="end"/>
+          </w:r>
+          <w:r>
+            <w:rPr>
+              <w:rFonts w:hint="default" w:ascii="Times New Roman" w:hAnsi="Times New Roman" w:cs="Times New Roman"/>
+              <w:bCs/>
+              <w:szCs w:val="24"/>
+            </w:rPr>
+            <w:fldChar w:fldCharType="end"/>
+          </w:r>
+        </w:p>
+        <w:p>
+          <w:pPr>
+            <w:pStyle w:val="20"/>
+            <w:tabs>
+              <w:tab w:val="right" w:leader="dot" w:pos="9360"/>
+            </w:tabs>
+          </w:pPr>
+          <w:r>
+            <w:rPr>
+              <w:rFonts w:hint="default" w:ascii="Times New Roman" w:hAnsi="Times New Roman" w:cs="Times New Roman"/>
+              <w:bCs/>
+              <w:szCs w:val="24"/>
+            </w:rPr>
+            <w:fldChar w:fldCharType="begin"/>
+          </w:r>
+          <w:r>
+            <w:rPr>
+              <w:rFonts w:hint="default" w:ascii="Times New Roman" w:hAnsi="Times New Roman" w:cs="Times New Roman"/>
+              <w:bCs/>
+              <w:szCs w:val="24"/>
+            </w:rPr>
+            <w:instrText xml:space="preserve"> HYPERLINK \l _Toc15079 </w:instrText>
+          </w:r>
+          <w:r>
+            <w:rPr>
+              <w:rFonts w:hint="default" w:ascii="Times New Roman" w:hAnsi="Times New Roman" w:cs="Times New Roman"/>
+              <w:bCs/>
+              <w:szCs w:val="24"/>
+            </w:rPr>
+            <w:fldChar w:fldCharType="separate"/>
+          </w:r>
+          <w:r>
+            <w:rPr>
+              <w:rFonts w:hint="default"/>
+            </w:rPr>
+            <w:t xml:space="preserve">1.4. </w:t>
+          </w:r>
+          <w:r>
+            <w:t>Scope of the Work</w:t>
+          </w:r>
+          <w:r>
+            <w:tab/>
+          </w:r>
+          <w:r>
+            <w:fldChar w:fldCharType="begin"/>
+          </w:r>
+          <w:r>
+            <w:instrText xml:space="preserve"> PAGEREF _Toc15079 \h </w:instrText>
+          </w:r>
+          <w:r>
+            <w:fldChar w:fldCharType="separate"/>
+          </w:r>
+          <w:r>
+            <w:t>15</w:t>
+          </w:r>
+          <w:r>
+            <w:fldChar w:fldCharType="end"/>
+          </w:r>
+          <w:r>
+            <w:rPr>
+              <w:rFonts w:hint="default" w:ascii="Times New Roman" w:hAnsi="Times New Roman" w:cs="Times New Roman"/>
+              <w:bCs/>
+              <w:szCs w:val="24"/>
+            </w:rPr>
+            <w:fldChar w:fldCharType="end"/>
+          </w:r>
+        </w:p>
+        <w:p>
+          <w:pPr>
+            <w:pStyle w:val="20"/>
+            <w:tabs>
+              <w:tab w:val="right" w:leader="dot" w:pos="9360"/>
+            </w:tabs>
+          </w:pPr>
+          <w:r>
+            <w:rPr>
+              <w:rFonts w:hint="default" w:ascii="Times New Roman" w:hAnsi="Times New Roman" w:cs="Times New Roman"/>
+              <w:bCs/>
+              <w:szCs w:val="24"/>
+            </w:rPr>
+            <w:fldChar w:fldCharType="begin"/>
+          </w:r>
+          <w:r>
+            <w:rPr>
+              <w:rFonts w:hint="default" w:ascii="Times New Roman" w:hAnsi="Times New Roman" w:cs="Times New Roman"/>
+              <w:bCs/>
+              <w:szCs w:val="24"/>
+            </w:rPr>
+            <w:instrText xml:space="preserve"> HYPERLINK \l _Toc11111 </w:instrText>
+          </w:r>
+          <w:r>
+            <w:rPr>
+              <w:rFonts w:hint="default" w:ascii="Times New Roman" w:hAnsi="Times New Roman" w:cs="Times New Roman"/>
+              <w:bCs/>
+              <w:szCs w:val="24"/>
+            </w:rPr>
+            <w:fldChar w:fldCharType="separate"/>
+          </w:r>
+          <w:r>
+            <w:rPr>
+              <w:rFonts w:hint="default"/>
+            </w:rPr>
+            <w:t xml:space="preserve">1.5. </w:t>
+          </w:r>
+          <w:r>
+            <w:t>Significance of the Study</w:t>
+          </w:r>
+          <w:r>
+            <w:tab/>
+          </w:r>
+          <w:r>
+            <w:fldChar w:fldCharType="begin"/>
+          </w:r>
+          <w:r>
+            <w:instrText xml:space="preserve"> PAGEREF _Toc11111 \h </w:instrText>
+          </w:r>
+          <w:r>
+            <w:fldChar w:fldCharType="separate"/>
+          </w:r>
+          <w:r>
+            <w:t>16</w:t>
+          </w:r>
+          <w:r>
+            <w:fldChar w:fldCharType="end"/>
+          </w:r>
+          <w:r>
+            <w:rPr>
+              <w:rFonts w:hint="default" w:ascii="Times New Roman" w:hAnsi="Times New Roman" w:cs="Times New Roman"/>
+              <w:bCs/>
+              <w:szCs w:val="24"/>
+            </w:rPr>
+            <w:fldChar w:fldCharType="end"/>
+          </w:r>
+        </w:p>
+        <w:p>
+          <w:pPr>
+            <w:pStyle w:val="20"/>
+            <w:tabs>
+              <w:tab w:val="right" w:leader="dot" w:pos="9360"/>
+            </w:tabs>
+          </w:pPr>
+          <w:r>
+            <w:rPr>
+              <w:rFonts w:hint="default" w:ascii="Times New Roman" w:hAnsi="Times New Roman" w:cs="Times New Roman"/>
+              <w:bCs/>
+              <w:szCs w:val="24"/>
+            </w:rPr>
+            <w:fldChar w:fldCharType="begin"/>
+          </w:r>
+          <w:r>
+            <w:rPr>
+              <w:rFonts w:hint="default" w:ascii="Times New Roman" w:hAnsi="Times New Roman" w:cs="Times New Roman"/>
+              <w:bCs/>
+              <w:szCs w:val="24"/>
+            </w:rPr>
+            <w:instrText xml:space="preserve"> HYPERLINK \l _Toc18732 </w:instrText>
+          </w:r>
+          <w:r>
+            <w:rPr>
+              <w:rFonts w:hint="default" w:ascii="Times New Roman" w:hAnsi="Times New Roman" w:cs="Times New Roman"/>
+              <w:bCs/>
+              <w:szCs w:val="24"/>
+            </w:rPr>
+            <w:fldChar w:fldCharType="separate"/>
+          </w:r>
+          <w:r>
+            <w:rPr>
+              <w:rFonts w:hint="default"/>
+            </w:rPr>
+            <w:t xml:space="preserve">1.6. </w:t>
+          </w:r>
+          <w:r>
+            <w:t>Thesis Outline</w:t>
+          </w:r>
+          <w:r>
+            <w:tab/>
+          </w:r>
+          <w:r>
+            <w:fldChar w:fldCharType="begin"/>
+          </w:r>
+          <w:r>
+            <w:instrText xml:space="preserve"> PAGEREF _Toc18732 \h </w:instrText>
+          </w:r>
+          <w:r>
+            <w:fldChar w:fldCharType="separate"/>
+          </w:r>
+          <w:r>
+            <w:t>17</w:t>
+          </w:r>
+          <w:r>
+            <w:fldChar w:fldCharType="end"/>
+          </w:r>
+          <w:r>
+            <w:rPr>
+              <w:rFonts w:hint="default" w:ascii="Times New Roman" w:hAnsi="Times New Roman" w:cs="Times New Roman"/>
+              <w:bCs/>
+              <w:szCs w:val="24"/>
+            </w:rPr>
+            <w:fldChar w:fldCharType="end"/>
+          </w:r>
+        </w:p>
+        <w:p>
+          <w:pPr>
+            <w:spacing w:line="480" w:lineRule="auto"/>
+            <w:jc w:val="both"/>
+            <w:rPr>
+              <w:rFonts w:ascii="Times New Roman" w:hAnsi="Times New Roman" w:cs="Times New Roman"/>
+            </w:rPr>
+          </w:pPr>
+          <w:r>
+            <w:rPr>
+              <w:rFonts w:hint="default" w:ascii="Times New Roman" w:hAnsi="Times New Roman" w:cs="Times New Roman"/>
+              <w:bCs/>
+              <w:szCs w:val="24"/>
+            </w:rPr>
+            <w:fldChar w:fldCharType="end"/>
+          </w:r>
+        </w:p>
+      </w:sdtContent>
+    </w:sdt>
+    <w:p>
+      <w:pPr>
+        <w:spacing w:line="480" w:lineRule="auto"/>
+        <w:jc w:val="both"/>
+        <w:rPr>
+          <w:rFonts w:ascii="Times New Roman" w:hAnsi="Times New Roman" w:cs="Times New Roman"/>
+        </w:rPr>
+      </w:pPr>
+    </w:p>
+    <w:p>
+      <w:pPr>
+        <w:spacing w:line="480" w:lineRule="auto"/>
+        <w:jc w:val="both"/>
+        <w:rPr>
+          <w:rFonts w:ascii="Times New Roman" w:hAnsi="Times New Roman" w:cs="Times New Roman"/>
+        </w:rPr>
+      </w:pPr>
+      <w:r>
+        <w:rPr>
+          <w:rFonts w:ascii="Times New Roman" w:hAnsi="Times New Roman" w:cs="Times New Roman"/>
+        </w:rPr>
+        <w:br w:type="page"/>
+      </w:r>
+    </w:p>
+    <w:p>
+      <w:pPr>
+        <w:pStyle w:val="2"/>
+        <w:spacing w:line="480" w:lineRule="auto"/>
+        <w:jc w:val="center"/>
+        <w:rPr>
+          <w:rFonts w:ascii="Times New Roman" w:hAnsi="Times New Roman" w:cs="Times New Roman"/>
+          <w:color w:val="auto"/>
+        </w:rPr>
+      </w:pPr>
+      <w:bookmarkStart w:id="4" w:name="_Toc2469"/>
+      <w:r>
+        <w:rPr>
+          <w:rFonts w:ascii="Times New Roman" w:hAnsi="Times New Roman" w:cs="Times New Roman"/>
+          <w:color w:val="auto"/>
+        </w:rPr>
+        <w:t>LIST OF FIGURES</w:t>
+      </w:r>
+      <w:bookmarkEnd w:id="4"/>
+    </w:p>
+    <w:p>
+      <w:pPr>
+        <w:spacing w:line="480" w:lineRule="auto"/>
+        <w:jc w:val="both"/>
+        <w:rPr>
+          <w:rFonts w:ascii="Times New Roman" w:hAnsi="Times New Roman" w:cs="Times New Roman"/>
+        </w:rPr>
+      </w:pPr>
+    </w:p>
+    <w:p>
+      <w:pPr>
+        <w:spacing w:line="480" w:lineRule="auto"/>
+        <w:jc w:val="both"/>
+        <w:rPr>
+          <w:rFonts w:ascii="Times New Roman" w:hAnsi="Times New Roman" w:cs="Times New Roman"/>
+        </w:rPr>
+      </w:pPr>
+      <w:r>
+        <w:rPr>
+          <w:rFonts w:ascii="Times New Roman" w:hAnsi="Times New Roman" w:cs="Times New Roman"/>
+        </w:rPr>
+        <w:br w:type="page"/>
+      </w:r>
+    </w:p>
+    <w:p>
+      <w:pPr>
+        <w:pStyle w:val="2"/>
+        <w:spacing w:line="480" w:lineRule="auto"/>
+        <w:jc w:val="center"/>
+        <w:rPr>
+          <w:rFonts w:hint="default" w:ascii="Times New Roman" w:hAnsi="Times New Roman"/>
+        </w:rPr>
+      </w:pPr>
+      <w:bookmarkStart w:id="5" w:name="_Toc197970778"/>
+      <w:bookmarkStart w:id="6" w:name="_Toc28386"/>
+      <w:r>
+        <w:rPr>
+          <w:rFonts w:ascii="Times New Roman" w:hAnsi="Times New Roman" w:cs="Times New Roman"/>
+          <w:color w:val="auto"/>
+        </w:rPr>
+        <w:t>LIST OF ABBREVIATIONS</w:t>
+      </w:r>
+      <w:bookmarkEnd w:id="5"/>
+      <w:bookmarkEnd w:id="6"/>
+    </w:p>
+    <w:p>
+      <w:pPr>
+        <w:keepNext w:val="0"/>
+        <w:keepLines w:val="0"/>
+        <w:widowControl/>
+        <w:suppressLineNumbers w:val="0"/>
+        <w:spacing w:before="0" w:beforeAutospacing="0" w:after="0" w:afterAutospacing="0"/>
+        <w:ind w:left="0" w:right="0"/>
+        <w:jc w:val="left"/>
+        <w:rPr>
+          <w:rFonts w:hint="default" w:ascii="Times New Roman" w:hAnsi="Times New Roman"/>
+        </w:rPr>
+      </w:pPr>
+      <w:r>
+        <w:rPr>
+          <w:rFonts w:hint="default" w:ascii="Times New Roman" w:hAnsi="Times New Roman"/>
+        </w:rPr>
+        <w:t xml:space="preserve">AI </w:t>
+      </w:r>
+      <w:r>
+        <w:rPr>
+          <w:rFonts w:hint="default" w:ascii="Times New Roman" w:hAnsi="Times New Roman" w:eastAsia="Times New Roman" w:cs="Times New Roman"/>
+          <w:kern w:val="0"/>
+          <w:sz w:val="24"/>
+          <w:szCs w:val="24"/>
+          <w:lang w:val="en-US" w:eastAsia="zh-CN" w:bidi="ar"/>
+        </w:rPr>
+        <w:tab/>
+        <w:t/>
+      </w:r>
+      <w:r>
+        <w:rPr>
+          <w:rFonts w:hint="default" w:ascii="Times New Roman" w:hAnsi="Times New Roman" w:eastAsia="Times New Roman" w:cs="Times New Roman"/>
+          <w:kern w:val="0"/>
+          <w:sz w:val="24"/>
+          <w:szCs w:val="24"/>
+          <w:lang w:val="en-US" w:eastAsia="zh-CN" w:bidi="ar"/>
+        </w:rPr>
+        <w:tab/>
+      </w:r>
+      <w:r>
+        <w:rPr>
+          <w:rFonts w:hint="default" w:ascii="Times New Roman" w:hAnsi="Times New Roman"/>
+        </w:rPr>
+        <w:t>Artificial Intelligence</w:t>
+      </w:r>
+    </w:p>
+    <w:p>
+      <w:pPr>
+        <w:keepNext w:val="0"/>
+        <w:keepLines w:val="0"/>
+        <w:widowControl/>
+        <w:suppressLineNumbers w:val="0"/>
+        <w:spacing w:before="0" w:beforeAutospacing="0" w:after="0" w:afterAutospacing="0"/>
+        <w:ind w:left="0" w:right="0"/>
+        <w:jc w:val="left"/>
+        <w:rPr>
+          <w:rFonts w:hint="default" w:ascii="Times New Roman" w:hAnsi="Times New Roman"/>
+        </w:rPr>
+      </w:pPr>
+    </w:p>
+    <w:p>
+      <w:pPr>
+        <w:spacing w:line="480" w:lineRule="auto"/>
+        <w:jc w:val="both"/>
+        <w:rPr>
+          <w:rFonts w:hint="default" w:ascii="Times New Roman" w:hAnsi="Times New Roman"/>
+        </w:rPr>
+      </w:pPr>
+      <w:r>
+        <w:rPr>
+          <w:rFonts w:hint="default" w:ascii="Times New Roman" w:hAnsi="Times New Roman"/>
+        </w:rPr>
+        <w:t xml:space="preserve">API </w:t>
+      </w:r>
+      <w:r>
+        <w:rPr>
+          <w:rFonts w:hint="default" w:ascii="Times New Roman" w:hAnsi="Times New Roman" w:eastAsia="Times New Roman" w:cs="Times New Roman"/>
+          <w:kern w:val="0"/>
+          <w:sz w:val="24"/>
+          <w:szCs w:val="24"/>
+          <w:lang w:val="en-US" w:eastAsia="zh-CN" w:bidi="ar"/>
+        </w:rPr>
+        <w:tab/>
+      </w:r>
+      <w:r>
+        <w:rPr>
+          <w:rFonts w:hint="default" w:ascii="Times New Roman" w:hAnsi="Times New Roman" w:eastAsia="Times New Roman" w:cs="Times New Roman"/>
+          <w:kern w:val="0"/>
+          <w:sz w:val="24"/>
+          <w:szCs w:val="24"/>
+          <w:lang w:val="en-US" w:eastAsia="zh-CN" w:bidi="ar"/>
+        </w:rPr>
+        <w:tab/>
+      </w:r>
+      <w:r>
+        <w:rPr>
+          <w:rFonts w:hint="default" w:ascii="Times New Roman" w:hAnsi="Times New Roman"/>
+        </w:rPr>
+        <w:t>Application Programming Interface</w:t>
+      </w:r>
+    </w:p>
+    <w:p>
+      <w:pPr>
+        <w:spacing w:line="480" w:lineRule="auto"/>
+        <w:jc w:val="both"/>
+        <w:rPr>
+          <w:rFonts w:hint="default" w:ascii="Times New Roman" w:hAnsi="Times New Roman"/>
+        </w:rPr>
+      </w:pPr>
+      <w:r>
+        <w:rPr>
+          <w:rFonts w:hint="default" w:ascii="Times New Roman" w:hAnsi="Times New Roman"/>
+        </w:rPr>
+        <w:t>AR</w:t>
+      </w:r>
+      <w:r>
+        <w:rPr>
+          <w:rFonts w:hint="default" w:ascii="Times New Roman" w:hAnsi="Times New Roman" w:eastAsia="Times New Roman" w:cs="Times New Roman"/>
+          <w:kern w:val="0"/>
+          <w:sz w:val="24"/>
+          <w:szCs w:val="24"/>
+          <w:lang w:val="en-US" w:eastAsia="zh-CN" w:bidi="ar"/>
+        </w:rPr>
+        <w:tab/>
+      </w:r>
+      <w:r>
+        <w:rPr>
+          <w:rFonts w:hint="default" w:ascii="Times New Roman" w:hAnsi="Times New Roman" w:eastAsia="Times New Roman" w:cs="Times New Roman"/>
+          <w:kern w:val="0"/>
+          <w:sz w:val="24"/>
+          <w:szCs w:val="24"/>
+          <w:lang w:val="en-US" w:eastAsia="zh-CN" w:bidi="ar"/>
+        </w:rPr>
+        <w:tab/>
+      </w:r>
+      <w:r>
+        <w:rPr>
+          <w:rFonts w:hint="default" w:ascii="Times New Roman" w:hAnsi="Times New Roman"/>
+        </w:rPr>
+        <w:t xml:space="preserve"> Augmented Reality</w:t>
+      </w:r>
+    </w:p>
+    <w:p>
+      <w:pPr>
+        <w:spacing w:line="480" w:lineRule="auto"/>
+        <w:jc w:val="both"/>
+        <w:rPr>
+          <w:rFonts w:hint="default" w:ascii="Times New Roman" w:hAnsi="Times New Roman"/>
+        </w:rPr>
+      </w:pPr>
+      <w:r>
+        <w:rPr>
+          <w:rFonts w:hint="default" w:ascii="Times New Roman" w:hAnsi="Times New Roman"/>
+        </w:rPr>
+        <w:t>AMCL</w:t>
+      </w:r>
+      <w:r>
+        <w:rPr>
+          <w:rFonts w:hint="default" w:ascii="Times New Roman" w:hAnsi="Times New Roman" w:eastAsia="Times New Roman" w:cs="Times New Roman"/>
+          <w:kern w:val="0"/>
+          <w:sz w:val="24"/>
+          <w:szCs w:val="24"/>
+          <w:lang w:val="en-US" w:eastAsia="zh-CN" w:bidi="ar"/>
+        </w:rPr>
+        <w:tab/>
+      </w:r>
+      <w:r>
+        <w:rPr>
+          <w:rFonts w:hint="default" w:ascii="Times New Roman" w:hAnsi="Times New Roman" w:eastAsia="Times New Roman" w:cs="Times New Roman"/>
+          <w:kern w:val="0"/>
+          <w:sz w:val="24"/>
+          <w:szCs w:val="24"/>
+          <w:lang w:val="en-US" w:eastAsia="zh-CN" w:bidi="ar"/>
+        </w:rPr>
+        <w:tab/>
+      </w:r>
+      <w:r>
+        <w:rPr>
+          <w:rFonts w:hint="default" w:ascii="Times New Roman" w:hAnsi="Times New Roman"/>
+        </w:rPr>
+        <w:t xml:space="preserve"> Adaptive Monte Carlo Localisation</w:t>
+      </w:r>
+    </w:p>
+    <w:p>
+      <w:pPr>
+        <w:spacing w:line="480" w:lineRule="auto"/>
+        <w:jc w:val="both"/>
+        <w:rPr>
+          <w:rFonts w:hint="default" w:ascii="Times New Roman" w:hAnsi="Times New Roman"/>
+        </w:rPr>
+      </w:pPr>
+      <w:r>
+        <w:rPr>
+          <w:rFonts w:hint="default" w:ascii="Times New Roman" w:hAnsi="Times New Roman"/>
+        </w:rPr>
+        <w:t>ANN</w:t>
+      </w:r>
+      <w:r>
+        <w:rPr>
+          <w:rFonts w:hint="default" w:ascii="Times New Roman" w:hAnsi="Times New Roman" w:eastAsia="Times New Roman" w:cs="Times New Roman"/>
+          <w:kern w:val="0"/>
+          <w:sz w:val="24"/>
+          <w:szCs w:val="24"/>
+          <w:lang w:val="en-US" w:eastAsia="zh-CN" w:bidi="ar"/>
+        </w:rPr>
+        <w:tab/>
+      </w:r>
+      <w:r>
+        <w:rPr>
+          <w:rFonts w:hint="default" w:ascii="Times New Roman" w:hAnsi="Times New Roman" w:eastAsia="Times New Roman" w:cs="Times New Roman"/>
+          <w:kern w:val="0"/>
+          <w:sz w:val="24"/>
+          <w:szCs w:val="24"/>
+          <w:lang w:val="en-US" w:eastAsia="zh-CN" w:bidi="ar"/>
+        </w:rPr>
+        <w:tab/>
+      </w:r>
+      <w:r>
+        <w:rPr>
+          <w:rFonts w:hint="default" w:ascii="Times New Roman" w:hAnsi="Times New Roman"/>
+        </w:rPr>
+        <w:t xml:space="preserve"> Artificial Neural Network</w:t>
+      </w:r>
+    </w:p>
+    <w:p>
+      <w:pPr>
+        <w:spacing w:line="480" w:lineRule="auto"/>
+        <w:jc w:val="both"/>
+        <w:rPr>
+          <w:rFonts w:hint="default" w:ascii="Times New Roman" w:hAnsi="Times New Roman"/>
+        </w:rPr>
+      </w:pPr>
+      <w:r>
+        <w:rPr>
+          <w:rFonts w:hint="default" w:ascii="Times New Roman" w:hAnsi="Times New Roman"/>
+        </w:rPr>
+        <w:t xml:space="preserve">CNN </w:t>
+      </w:r>
+      <w:r>
+        <w:rPr>
+          <w:rFonts w:hint="default" w:ascii="Times New Roman" w:hAnsi="Times New Roman" w:eastAsia="Times New Roman" w:cs="Times New Roman"/>
+          <w:kern w:val="0"/>
+          <w:sz w:val="24"/>
+          <w:szCs w:val="24"/>
+          <w:lang w:val="en-US" w:eastAsia="zh-CN" w:bidi="ar"/>
+        </w:rPr>
+        <w:tab/>
+      </w:r>
+      <w:r>
+        <w:rPr>
+          <w:rFonts w:hint="default" w:ascii="Times New Roman" w:hAnsi="Times New Roman" w:eastAsia="Times New Roman" w:cs="Times New Roman"/>
+          <w:kern w:val="0"/>
+          <w:sz w:val="24"/>
+          <w:szCs w:val="24"/>
+          <w:lang w:val="en-US" w:eastAsia="zh-CN" w:bidi="ar"/>
+        </w:rPr>
+        <w:tab/>
+      </w:r>
+      <w:r>
+        <w:rPr>
+          <w:rFonts w:hint="default" w:ascii="Times New Roman" w:hAnsi="Times New Roman"/>
+        </w:rPr>
+        <w:t>Convolutional Neural Network</w:t>
+      </w:r>
+      <w:bookmarkStart w:id="15" w:name="_GoBack"/>
+      <w:bookmarkEnd w:id="15"/>
+    </w:p>
+    <w:p>
+      <w:pPr>
+        <w:spacing w:line="480" w:lineRule="auto"/>
+        <w:jc w:val="both"/>
+        <w:rPr>
+          <w:rFonts w:hint="default" w:ascii="Times New Roman" w:hAnsi="Times New Roman"/>
+        </w:rPr>
+      </w:pPr>
+      <w:r>
+        <w:rPr>
+          <w:rFonts w:hint="default" w:ascii="Times New Roman" w:hAnsi="Times New Roman"/>
+        </w:rPr>
+        <w:t xml:space="preserve">DBN </w:t>
+      </w:r>
+      <w:r>
+        <w:rPr>
+          <w:rFonts w:hint="default" w:ascii="Times New Roman" w:hAnsi="Times New Roman" w:eastAsia="Times New Roman" w:cs="Times New Roman"/>
+          <w:kern w:val="0"/>
+          <w:sz w:val="24"/>
+          <w:szCs w:val="24"/>
+          <w:lang w:val="en-US" w:eastAsia="zh-CN" w:bidi="ar"/>
+        </w:rPr>
+        <w:tab/>
+      </w:r>
+      <w:r>
+        <w:rPr>
+          <w:rFonts w:hint="default" w:ascii="Times New Roman" w:hAnsi="Times New Roman" w:eastAsia="Times New Roman" w:cs="Times New Roman"/>
+          <w:kern w:val="0"/>
+          <w:sz w:val="24"/>
+          <w:szCs w:val="24"/>
+          <w:lang w:val="en-US" w:eastAsia="zh-CN" w:bidi="ar"/>
+        </w:rPr>
+        <w:tab/>
+      </w:r>
+      <w:r>
+        <w:rPr>
+          <w:rFonts w:hint="default" w:ascii="Times New Roman" w:hAnsi="Times New Roman"/>
+        </w:rPr>
+        <w:t>Deep Belief Network</w:t>
+      </w:r>
+    </w:p>
+    <w:p>
+      <w:pPr>
+        <w:spacing w:line="480" w:lineRule="auto"/>
+        <w:jc w:val="both"/>
+        <w:rPr>
+          <w:rFonts w:hint="default" w:ascii="Times New Roman" w:hAnsi="Times New Roman"/>
+        </w:rPr>
+      </w:pPr>
+      <w:r>
+        <w:rPr>
+          <w:rFonts w:hint="default" w:ascii="Times New Roman" w:hAnsi="Times New Roman"/>
+        </w:rPr>
+        <w:t>DNN</w:t>
+      </w:r>
+      <w:r>
+        <w:rPr>
+          <w:rFonts w:hint="default" w:ascii="Times New Roman" w:hAnsi="Times New Roman" w:eastAsia="Times New Roman" w:cs="Times New Roman"/>
+          <w:kern w:val="0"/>
+          <w:sz w:val="24"/>
+          <w:szCs w:val="24"/>
+          <w:lang w:val="en-US" w:eastAsia="zh-CN" w:bidi="ar"/>
+        </w:rPr>
+        <w:tab/>
+      </w:r>
+      <w:r>
+        <w:rPr>
+          <w:rFonts w:hint="default" w:ascii="Times New Roman" w:hAnsi="Times New Roman" w:eastAsia="Times New Roman" w:cs="Times New Roman"/>
+          <w:kern w:val="0"/>
+          <w:sz w:val="24"/>
+          <w:szCs w:val="24"/>
+          <w:lang w:val="en-US" w:eastAsia="zh-CN" w:bidi="ar"/>
+        </w:rPr>
+        <w:tab/>
+      </w:r>
+      <w:r>
+        <w:rPr>
+          <w:rFonts w:hint="default" w:ascii="Times New Roman" w:hAnsi="Times New Roman"/>
+        </w:rPr>
+        <w:t xml:space="preserve"> Deep Neural Network</w:t>
+      </w:r>
+    </w:p>
+    <w:p>
+      <w:pPr>
+        <w:spacing w:line="480" w:lineRule="auto"/>
+        <w:jc w:val="both"/>
+        <w:rPr>
+          <w:rFonts w:hint="default" w:ascii="Times New Roman" w:hAnsi="Times New Roman"/>
+        </w:rPr>
+      </w:pPr>
+      <w:r>
+        <w:rPr>
+          <w:rFonts w:hint="default" w:ascii="Times New Roman" w:hAnsi="Times New Roman"/>
+        </w:rPr>
+        <w:t xml:space="preserve">DL </w:t>
+      </w:r>
+      <w:r>
+        <w:rPr>
+          <w:rFonts w:hint="default" w:ascii="Times New Roman" w:hAnsi="Times New Roman" w:eastAsia="Times New Roman" w:cs="Times New Roman"/>
+          <w:kern w:val="0"/>
+          <w:sz w:val="24"/>
+          <w:szCs w:val="24"/>
+          <w:lang w:val="en-US" w:eastAsia="zh-CN" w:bidi="ar"/>
+        </w:rPr>
+        <w:tab/>
+      </w:r>
+      <w:r>
+        <w:rPr>
+          <w:rFonts w:hint="default" w:ascii="Times New Roman" w:hAnsi="Times New Roman" w:eastAsia="Times New Roman" w:cs="Times New Roman"/>
+          <w:kern w:val="0"/>
+          <w:sz w:val="24"/>
+          <w:szCs w:val="24"/>
+          <w:lang w:val="en-US" w:eastAsia="zh-CN" w:bidi="ar"/>
+        </w:rPr>
+        <w:tab/>
+      </w:r>
+      <w:r>
+        <w:rPr>
+          <w:rFonts w:hint="default" w:ascii="Times New Roman" w:hAnsi="Times New Roman"/>
+        </w:rPr>
+        <w:t>Deep Learning</w:t>
+      </w:r>
+    </w:p>
+    <w:p>
+      <w:pPr>
+        <w:spacing w:line="480" w:lineRule="auto"/>
+        <w:jc w:val="both"/>
+        <w:rPr>
+          <w:rFonts w:hint="default" w:ascii="Times New Roman" w:hAnsi="Times New Roman"/>
+        </w:rPr>
+      </w:pPr>
+      <w:r>
+        <w:rPr>
+          <w:rFonts w:hint="default" w:ascii="Times New Roman" w:hAnsi="Times New Roman"/>
+        </w:rPr>
+        <w:t xml:space="preserve">DT </w:t>
+      </w:r>
+      <w:r>
+        <w:rPr>
+          <w:rFonts w:hint="default" w:ascii="Times New Roman" w:hAnsi="Times New Roman" w:eastAsia="Times New Roman" w:cs="Times New Roman"/>
+          <w:kern w:val="0"/>
+          <w:sz w:val="24"/>
+          <w:szCs w:val="24"/>
+          <w:lang w:val="en-US" w:eastAsia="zh-CN" w:bidi="ar"/>
+        </w:rPr>
+        <w:tab/>
+      </w:r>
+      <w:r>
+        <w:rPr>
+          <w:rFonts w:hint="default" w:ascii="Times New Roman" w:hAnsi="Times New Roman" w:eastAsia="Times New Roman" w:cs="Times New Roman"/>
+          <w:kern w:val="0"/>
+          <w:sz w:val="24"/>
+          <w:szCs w:val="24"/>
+          <w:lang w:val="en-US" w:eastAsia="zh-CN" w:bidi="ar"/>
+        </w:rPr>
+        <w:tab/>
+      </w:r>
+      <w:r>
+        <w:rPr>
+          <w:rFonts w:hint="default" w:ascii="Times New Roman" w:hAnsi="Times New Roman"/>
+        </w:rPr>
+        <w:t>Decision Tree</w:t>
+      </w:r>
+    </w:p>
+    <w:p>
+      <w:pPr>
+        <w:spacing w:line="480" w:lineRule="auto"/>
+        <w:jc w:val="both"/>
+        <w:rPr>
+          <w:rFonts w:hint="default" w:ascii="Times New Roman" w:hAnsi="Times New Roman"/>
+        </w:rPr>
+      </w:pPr>
+      <w:r>
+        <w:rPr>
+          <w:rFonts w:hint="default" w:ascii="Times New Roman" w:hAnsi="Times New Roman"/>
+        </w:rPr>
+        <w:t xml:space="preserve">DTS </w:t>
+      </w:r>
+      <w:r>
+        <w:rPr>
+          <w:rFonts w:hint="default" w:ascii="Times New Roman" w:hAnsi="Times New Roman" w:eastAsia="Times New Roman" w:cs="Times New Roman"/>
+          <w:kern w:val="0"/>
+          <w:sz w:val="24"/>
+          <w:szCs w:val="24"/>
+          <w:lang w:val="en-US" w:eastAsia="zh-CN" w:bidi="ar"/>
+        </w:rPr>
+        <w:tab/>
+      </w:r>
+      <w:r>
+        <w:rPr>
+          <w:rFonts w:hint="default" w:ascii="Times New Roman" w:hAnsi="Times New Roman" w:eastAsia="Times New Roman" w:cs="Times New Roman"/>
+          <w:kern w:val="0"/>
+          <w:sz w:val="24"/>
+          <w:szCs w:val="24"/>
+          <w:lang w:val="en-US" w:eastAsia="zh-CN" w:bidi="ar"/>
+        </w:rPr>
+        <w:tab/>
+      </w:r>
+      <w:r>
+        <w:rPr>
+          <w:rFonts w:hint="default" w:ascii="Times New Roman" w:hAnsi="Times New Roman"/>
+        </w:rPr>
+        <w:t>Distributed Temperature Sensing</w:t>
+      </w:r>
+    </w:p>
+    <w:p>
+      <w:pPr>
+        <w:spacing w:line="480" w:lineRule="auto"/>
+        <w:jc w:val="both"/>
+        <w:rPr>
+          <w:rFonts w:hint="default" w:ascii="Times New Roman" w:hAnsi="Times New Roman"/>
+        </w:rPr>
+      </w:pPr>
+      <w:r>
+        <w:rPr>
+          <w:rFonts w:hint="default" w:ascii="Times New Roman" w:hAnsi="Times New Roman"/>
+        </w:rPr>
+        <w:t xml:space="preserve">ESP32 </w:t>
+      </w:r>
+      <w:r>
+        <w:rPr>
+          <w:rFonts w:hint="default" w:ascii="Times New Roman" w:hAnsi="Times New Roman" w:eastAsia="Times New Roman" w:cs="Times New Roman"/>
+          <w:kern w:val="0"/>
+          <w:sz w:val="24"/>
+          <w:szCs w:val="24"/>
+          <w:lang w:val="en-US" w:eastAsia="zh-CN" w:bidi="ar"/>
+        </w:rPr>
+        <w:tab/>
+      </w:r>
+      <w:r>
+        <w:rPr>
+          <w:rFonts w:hint="default" w:ascii="Times New Roman" w:hAnsi="Times New Roman" w:eastAsia="Times New Roman" w:cs="Times New Roman"/>
+          <w:kern w:val="0"/>
+          <w:sz w:val="24"/>
+          <w:szCs w:val="24"/>
+          <w:lang w:val="en-US" w:eastAsia="zh-CN" w:bidi="ar"/>
+        </w:rPr>
+        <w:tab/>
+      </w:r>
+      <w:r>
+        <w:rPr>
+          <w:rFonts w:hint="default" w:ascii="Times New Roman" w:hAnsi="Times New Roman"/>
+        </w:rPr>
+        <w:t>Espressif 32-bit Microcontroller</w:t>
+      </w:r>
+    </w:p>
+    <w:p>
+      <w:pPr>
+        <w:spacing w:line="480" w:lineRule="auto"/>
+        <w:jc w:val="both"/>
+        <w:rPr>
+          <w:rFonts w:hint="default" w:ascii="Times New Roman" w:hAnsi="Times New Roman"/>
+        </w:rPr>
+      </w:pPr>
+      <w:r>
+        <w:rPr>
+          <w:rFonts w:hint="default" w:ascii="Times New Roman" w:hAnsi="Times New Roman"/>
+        </w:rPr>
+        <w:t>FPS</w:t>
+      </w:r>
+      <w:r>
+        <w:rPr>
+          <w:rFonts w:hint="default" w:ascii="Times New Roman" w:hAnsi="Times New Roman" w:eastAsia="Times New Roman" w:cs="Times New Roman"/>
+          <w:kern w:val="0"/>
+          <w:sz w:val="24"/>
+          <w:szCs w:val="24"/>
+          <w:lang w:val="en-US" w:eastAsia="zh-CN" w:bidi="ar"/>
+        </w:rPr>
+        <w:tab/>
+      </w:r>
+      <w:r>
+        <w:rPr>
+          <w:rFonts w:hint="default" w:ascii="Times New Roman" w:hAnsi="Times New Roman" w:eastAsia="Times New Roman" w:cs="Times New Roman"/>
+          <w:kern w:val="0"/>
+          <w:sz w:val="24"/>
+          <w:szCs w:val="24"/>
+          <w:lang w:val="en-US" w:eastAsia="zh-CN" w:bidi="ar"/>
+        </w:rPr>
+        <w:tab/>
+      </w:r>
+      <w:r>
+        <w:rPr>
+          <w:rFonts w:hint="default" w:ascii="Times New Roman" w:hAnsi="Times New Roman"/>
+        </w:rPr>
+        <w:t xml:space="preserve"> Frames Per Second</w:t>
+      </w:r>
+    </w:p>
+    <w:p>
+      <w:pPr>
+        <w:spacing w:line="480" w:lineRule="auto"/>
+        <w:jc w:val="both"/>
+        <w:rPr>
+          <w:rFonts w:hint="default" w:ascii="Times New Roman" w:hAnsi="Times New Roman"/>
+        </w:rPr>
+      </w:pPr>
+      <w:r>
+        <w:rPr>
+          <w:rFonts w:hint="default" w:ascii="Times New Roman" w:hAnsi="Times New Roman"/>
+        </w:rPr>
+        <w:t xml:space="preserve">GSM </w:t>
+      </w:r>
+      <w:r>
+        <w:rPr>
+          <w:rFonts w:hint="default" w:ascii="Times New Roman" w:hAnsi="Times New Roman" w:eastAsia="Times New Roman" w:cs="Times New Roman"/>
+          <w:kern w:val="0"/>
+          <w:sz w:val="24"/>
+          <w:szCs w:val="24"/>
+          <w:lang w:val="en-US" w:eastAsia="zh-CN" w:bidi="ar"/>
+        </w:rPr>
+        <w:tab/>
+      </w:r>
+      <w:r>
+        <w:rPr>
+          <w:rFonts w:hint="default" w:ascii="Times New Roman" w:hAnsi="Times New Roman" w:eastAsia="Times New Roman" w:cs="Times New Roman"/>
+          <w:kern w:val="0"/>
+          <w:sz w:val="24"/>
+          <w:szCs w:val="24"/>
+          <w:lang w:val="en-US" w:eastAsia="zh-CN" w:bidi="ar"/>
+        </w:rPr>
+        <w:tab/>
+      </w:r>
+      <w:r>
+        <w:rPr>
+          <w:rFonts w:hint="default" w:ascii="Times New Roman" w:hAnsi="Times New Roman"/>
+        </w:rPr>
+        <w:t>Global System for Mobile Communications</w:t>
+      </w:r>
+    </w:p>
+    <w:p>
+      <w:pPr>
+        <w:spacing w:line="480" w:lineRule="auto"/>
+        <w:jc w:val="both"/>
+        <w:rPr>
+          <w:rFonts w:hint="default" w:ascii="Times New Roman" w:hAnsi="Times New Roman"/>
+        </w:rPr>
+      </w:pPr>
+      <w:r>
+        <w:rPr>
+          <w:rFonts w:hint="default" w:ascii="Times New Roman" w:hAnsi="Times New Roman"/>
+        </w:rPr>
+        <w:t>GTA</w:t>
+      </w:r>
+      <w:r>
+        <w:rPr>
+          <w:rFonts w:hint="default" w:ascii="Times New Roman" w:hAnsi="Times New Roman" w:eastAsia="Times New Roman" w:cs="Times New Roman"/>
+          <w:kern w:val="0"/>
+          <w:sz w:val="24"/>
+          <w:szCs w:val="24"/>
+          <w:lang w:val="en-US" w:eastAsia="zh-CN" w:bidi="ar"/>
+        </w:rPr>
+        <w:tab/>
+      </w:r>
+      <w:r>
+        <w:rPr>
+          <w:rFonts w:hint="default" w:ascii="Times New Roman" w:hAnsi="Times New Roman" w:eastAsia="Times New Roman" w:cs="Times New Roman"/>
+          <w:kern w:val="0"/>
+          <w:sz w:val="24"/>
+          <w:szCs w:val="24"/>
+          <w:lang w:val="en-US" w:eastAsia="zh-CN" w:bidi="ar"/>
+        </w:rPr>
+        <w:tab/>
+      </w:r>
+      <w:r>
+        <w:rPr>
+          <w:rFonts w:hint="default" w:ascii="Times New Roman" w:hAnsi="Times New Roman"/>
+        </w:rPr>
+        <w:t xml:space="preserve"> Global Textural Attention</w:t>
+      </w:r>
+    </w:p>
+    <w:p>
+      <w:pPr>
+        <w:spacing w:line="480" w:lineRule="auto"/>
+        <w:jc w:val="both"/>
+        <w:rPr>
+          <w:rFonts w:hint="default" w:ascii="Times New Roman" w:hAnsi="Times New Roman"/>
+        </w:rPr>
+      </w:pPr>
+      <w:r>
+        <w:rPr>
+          <w:rFonts w:hint="default" w:ascii="Times New Roman" w:hAnsi="Times New Roman"/>
+        </w:rPr>
+        <w:t xml:space="preserve">GPU </w:t>
+      </w:r>
+      <w:r>
+        <w:rPr>
+          <w:rFonts w:hint="default" w:ascii="Times New Roman" w:hAnsi="Times New Roman" w:eastAsia="Times New Roman" w:cs="Times New Roman"/>
+          <w:kern w:val="0"/>
+          <w:sz w:val="24"/>
+          <w:szCs w:val="24"/>
+          <w:lang w:val="en-US" w:eastAsia="zh-CN" w:bidi="ar"/>
+        </w:rPr>
+        <w:tab/>
+      </w:r>
+      <w:r>
+        <w:rPr>
+          <w:rFonts w:hint="default" w:ascii="Times New Roman" w:hAnsi="Times New Roman" w:eastAsia="Times New Roman" w:cs="Times New Roman"/>
+          <w:kern w:val="0"/>
+          <w:sz w:val="24"/>
+          <w:szCs w:val="24"/>
+          <w:lang w:val="en-US" w:eastAsia="zh-CN" w:bidi="ar"/>
+        </w:rPr>
+        <w:tab/>
+      </w:r>
+      <w:r>
+        <w:rPr>
+          <w:rFonts w:hint="default" w:ascii="Times New Roman" w:hAnsi="Times New Roman"/>
+        </w:rPr>
+        <w:t>Graphics Processing Unit</w:t>
+      </w:r>
+    </w:p>
+    <w:p>
+      <w:pPr>
+        <w:spacing w:line="480" w:lineRule="auto"/>
+        <w:jc w:val="both"/>
+        <w:rPr>
+          <w:rFonts w:hint="default" w:ascii="Times New Roman" w:hAnsi="Times New Roman"/>
+        </w:rPr>
+      </w:pPr>
+      <w:r>
+        <w:rPr>
+          <w:rFonts w:hint="default" w:ascii="Times New Roman" w:hAnsi="Times New Roman"/>
+        </w:rPr>
+        <w:t xml:space="preserve">GAM </w:t>
+      </w:r>
+      <w:r>
+        <w:rPr>
+          <w:rFonts w:hint="default" w:ascii="Times New Roman" w:hAnsi="Times New Roman" w:eastAsia="Times New Roman" w:cs="Times New Roman"/>
+          <w:kern w:val="0"/>
+          <w:sz w:val="24"/>
+          <w:szCs w:val="24"/>
+          <w:lang w:val="en-US" w:eastAsia="zh-CN" w:bidi="ar"/>
+        </w:rPr>
+        <w:tab/>
+      </w:r>
+      <w:r>
+        <w:rPr>
+          <w:rFonts w:hint="default" w:ascii="Times New Roman" w:hAnsi="Times New Roman" w:eastAsia="Times New Roman" w:cs="Times New Roman"/>
+          <w:kern w:val="0"/>
+          <w:sz w:val="24"/>
+          <w:szCs w:val="24"/>
+          <w:lang w:val="en-US" w:eastAsia="zh-CN" w:bidi="ar"/>
+        </w:rPr>
+        <w:tab/>
+      </w:r>
+      <w:r>
+        <w:rPr>
+          <w:rFonts w:hint="default" w:ascii="Times New Roman" w:hAnsi="Times New Roman"/>
+        </w:rPr>
+        <w:t>Global Attention Mechanism</w:t>
+      </w:r>
+    </w:p>
+    <w:p>
+      <w:pPr>
+        <w:spacing w:line="480" w:lineRule="auto"/>
+        <w:jc w:val="both"/>
+        <w:rPr>
+          <w:rFonts w:hint="default" w:ascii="Times New Roman" w:hAnsi="Times New Roman"/>
+        </w:rPr>
+      </w:pPr>
+      <w:r>
+        <w:rPr>
+          <w:rFonts w:hint="default" w:ascii="Times New Roman" w:hAnsi="Times New Roman"/>
+        </w:rPr>
+        <w:t xml:space="preserve">HTTP </w:t>
+      </w:r>
+      <w:r>
+        <w:rPr>
+          <w:rFonts w:hint="default" w:ascii="Times New Roman" w:hAnsi="Times New Roman" w:eastAsia="Times New Roman" w:cs="Times New Roman"/>
+          <w:kern w:val="0"/>
+          <w:sz w:val="24"/>
+          <w:szCs w:val="24"/>
+          <w:lang w:val="en-US" w:eastAsia="zh-CN" w:bidi="ar"/>
+        </w:rPr>
+        <w:tab/>
+      </w:r>
+      <w:r>
+        <w:rPr>
+          <w:rFonts w:hint="default" w:ascii="Times New Roman" w:hAnsi="Times New Roman" w:eastAsia="Times New Roman" w:cs="Times New Roman"/>
+          <w:kern w:val="0"/>
+          <w:sz w:val="24"/>
+          <w:szCs w:val="24"/>
+          <w:lang w:val="en-US" w:eastAsia="zh-CN" w:bidi="ar"/>
+        </w:rPr>
+        <w:tab/>
+      </w:r>
+      <w:r>
+        <w:rPr>
+          <w:rFonts w:hint="default" w:ascii="Times New Roman" w:hAnsi="Times New Roman"/>
+        </w:rPr>
+        <w:t>Hypertext Transfer Protocol</w:t>
+      </w:r>
+    </w:p>
+    <w:p>
+      <w:pPr>
+        <w:spacing w:line="480" w:lineRule="auto"/>
+        <w:jc w:val="both"/>
+        <w:rPr>
+          <w:rFonts w:hint="default" w:ascii="Times New Roman" w:hAnsi="Times New Roman"/>
+        </w:rPr>
+      </w:pPr>
+      <w:r>
+        <w:rPr>
+          <w:rFonts w:hint="default" w:ascii="Times New Roman" w:hAnsi="Times New Roman"/>
+        </w:rPr>
+        <w:t xml:space="preserve">HTTPS </w:t>
+      </w:r>
+      <w:r>
+        <w:rPr>
+          <w:rFonts w:hint="default" w:ascii="Times New Roman" w:hAnsi="Times New Roman" w:eastAsia="Times New Roman" w:cs="Times New Roman"/>
+          <w:kern w:val="0"/>
+          <w:sz w:val="24"/>
+          <w:szCs w:val="24"/>
+          <w:lang w:val="en-US" w:eastAsia="zh-CN" w:bidi="ar"/>
+        </w:rPr>
+        <w:tab/>
+      </w:r>
+      <w:r>
+        <w:rPr>
+          <w:rFonts w:hint="default" w:ascii="Times New Roman" w:hAnsi="Times New Roman" w:eastAsia="Times New Roman" w:cs="Times New Roman"/>
+          <w:kern w:val="0"/>
+          <w:sz w:val="24"/>
+          <w:szCs w:val="24"/>
+          <w:lang w:val="en-US" w:eastAsia="zh-CN" w:bidi="ar"/>
+        </w:rPr>
+        <w:tab/>
+      </w:r>
+      <w:r>
+        <w:rPr>
+          <w:rFonts w:hint="default" w:ascii="Times New Roman" w:hAnsi="Times New Roman"/>
+        </w:rPr>
+        <w:t>Hypertext Transfer Protocol Secure</w:t>
+      </w:r>
+    </w:p>
+    <w:p>
+      <w:pPr>
+        <w:spacing w:line="480" w:lineRule="auto"/>
+        <w:jc w:val="both"/>
+        <w:rPr>
+          <w:rFonts w:hint="default" w:ascii="Times New Roman" w:hAnsi="Times New Roman"/>
+        </w:rPr>
+      </w:pPr>
+      <w:r>
+        <w:rPr>
+          <w:rFonts w:hint="default" w:ascii="Times New Roman" w:hAnsi="Times New Roman"/>
+        </w:rPr>
+        <w:t xml:space="preserve">IMU </w:t>
+      </w:r>
+      <w:r>
+        <w:rPr>
+          <w:rFonts w:hint="default" w:ascii="Times New Roman" w:hAnsi="Times New Roman" w:eastAsia="Times New Roman" w:cs="Times New Roman"/>
+          <w:kern w:val="0"/>
+          <w:sz w:val="24"/>
+          <w:szCs w:val="24"/>
+          <w:lang w:val="en-US" w:eastAsia="zh-CN" w:bidi="ar"/>
+        </w:rPr>
+        <w:tab/>
+      </w:r>
+      <w:r>
+        <w:rPr>
+          <w:rFonts w:hint="default" w:ascii="Times New Roman" w:hAnsi="Times New Roman" w:eastAsia="Times New Roman" w:cs="Times New Roman"/>
+          <w:kern w:val="0"/>
+          <w:sz w:val="24"/>
+          <w:szCs w:val="24"/>
+          <w:lang w:val="en-US" w:eastAsia="zh-CN" w:bidi="ar"/>
+        </w:rPr>
+        <w:tab/>
+      </w:r>
+      <w:r>
+        <w:rPr>
+          <w:rFonts w:hint="default" w:ascii="Times New Roman" w:hAnsi="Times New Roman"/>
+        </w:rPr>
+        <w:t>Inertial Measurement Unit</w:t>
+      </w:r>
+    </w:p>
+    <w:p>
+      <w:pPr>
+        <w:spacing w:line="480" w:lineRule="auto"/>
+        <w:jc w:val="both"/>
+        <w:rPr>
+          <w:rFonts w:hint="default" w:ascii="Times New Roman" w:hAnsi="Times New Roman"/>
+        </w:rPr>
+      </w:pPr>
+      <w:r>
+        <w:rPr>
+          <w:rFonts w:hint="default" w:ascii="Times New Roman" w:hAnsi="Times New Roman"/>
+        </w:rPr>
+        <w:t>IoT</w:t>
+      </w:r>
+      <w:r>
+        <w:rPr>
+          <w:rFonts w:hint="default" w:ascii="Times New Roman" w:hAnsi="Times New Roman" w:eastAsia="Times New Roman" w:cs="Times New Roman"/>
+          <w:kern w:val="0"/>
+          <w:sz w:val="24"/>
+          <w:szCs w:val="24"/>
+          <w:lang w:val="en-US" w:eastAsia="zh-CN" w:bidi="ar"/>
+        </w:rPr>
+        <w:tab/>
+      </w:r>
+      <w:r>
+        <w:rPr>
+          <w:rFonts w:hint="default" w:ascii="Times New Roman" w:hAnsi="Times New Roman" w:eastAsia="Times New Roman" w:cs="Times New Roman"/>
+          <w:kern w:val="0"/>
+          <w:sz w:val="24"/>
+          <w:szCs w:val="24"/>
+          <w:lang w:val="en-US" w:eastAsia="zh-CN" w:bidi="ar"/>
+        </w:rPr>
+        <w:tab/>
+      </w:r>
+      <w:r>
+        <w:rPr>
+          <w:rFonts w:hint="default" w:ascii="Times New Roman" w:hAnsi="Times New Roman"/>
+        </w:rPr>
+        <w:t xml:space="preserve"> Internet of Things</w:t>
+      </w:r>
+    </w:p>
+    <w:p>
+      <w:pPr>
+        <w:spacing w:line="480" w:lineRule="auto"/>
+        <w:jc w:val="both"/>
+        <w:rPr>
+          <w:rFonts w:hint="default" w:ascii="Times New Roman" w:hAnsi="Times New Roman"/>
+        </w:rPr>
+      </w:pPr>
+      <w:r>
+        <w:rPr>
+          <w:rFonts w:hint="default" w:ascii="Times New Roman" w:hAnsi="Times New Roman"/>
+        </w:rPr>
+        <w:t xml:space="preserve">IR </w:t>
+      </w:r>
+      <w:r>
+        <w:rPr>
+          <w:rFonts w:hint="default" w:ascii="Times New Roman" w:hAnsi="Times New Roman" w:eastAsia="Times New Roman" w:cs="Times New Roman"/>
+          <w:kern w:val="0"/>
+          <w:sz w:val="24"/>
+          <w:szCs w:val="24"/>
+          <w:lang w:val="en-US" w:eastAsia="zh-CN" w:bidi="ar"/>
+        </w:rPr>
+        <w:tab/>
+      </w:r>
+      <w:r>
+        <w:rPr>
+          <w:rFonts w:hint="default" w:ascii="Times New Roman" w:hAnsi="Times New Roman" w:eastAsia="Times New Roman" w:cs="Times New Roman"/>
+          <w:kern w:val="0"/>
+          <w:sz w:val="24"/>
+          <w:szCs w:val="24"/>
+          <w:lang w:val="en-US" w:eastAsia="zh-CN" w:bidi="ar"/>
+        </w:rPr>
+        <w:tab/>
+      </w:r>
+      <w:r>
+        <w:rPr>
+          <w:rFonts w:hint="default" w:ascii="Times New Roman" w:hAnsi="Times New Roman"/>
+        </w:rPr>
+        <w:t>Infrared</w:t>
+      </w:r>
+    </w:p>
+    <w:p>
+      <w:pPr>
+        <w:spacing w:line="480" w:lineRule="auto"/>
+        <w:jc w:val="both"/>
+        <w:rPr>
+          <w:rFonts w:hint="default" w:ascii="Times New Roman" w:hAnsi="Times New Roman"/>
+        </w:rPr>
+      </w:pPr>
+      <w:r>
+        <w:rPr>
+          <w:rFonts w:hint="default" w:ascii="Times New Roman" w:hAnsi="Times New Roman"/>
+        </w:rPr>
+        <w:t>IRT</w:t>
+      </w:r>
+      <w:r>
+        <w:rPr>
+          <w:rFonts w:hint="default" w:ascii="Times New Roman" w:hAnsi="Times New Roman" w:eastAsia="Times New Roman" w:cs="Times New Roman"/>
+          <w:kern w:val="0"/>
+          <w:sz w:val="24"/>
+          <w:szCs w:val="24"/>
+          <w:lang w:val="en-US" w:eastAsia="zh-CN" w:bidi="ar"/>
+        </w:rPr>
+        <w:tab/>
+      </w:r>
+      <w:r>
+        <w:rPr>
+          <w:rFonts w:hint="default" w:ascii="Times New Roman" w:hAnsi="Times New Roman" w:eastAsia="Times New Roman" w:cs="Times New Roman"/>
+          <w:kern w:val="0"/>
+          <w:sz w:val="24"/>
+          <w:szCs w:val="24"/>
+          <w:lang w:val="en-US" w:eastAsia="zh-CN" w:bidi="ar"/>
+        </w:rPr>
+        <w:tab/>
+      </w:r>
+      <w:r>
+        <w:rPr>
+          <w:rFonts w:hint="default" w:ascii="Times New Roman" w:hAnsi="Times New Roman"/>
+        </w:rPr>
+        <w:t xml:space="preserve"> Infrared Thermography</w:t>
+      </w:r>
+    </w:p>
+    <w:p>
+      <w:pPr>
+        <w:spacing w:line="480" w:lineRule="auto"/>
+        <w:jc w:val="both"/>
+        <w:rPr>
+          <w:rFonts w:hint="default" w:ascii="Times New Roman" w:hAnsi="Times New Roman"/>
+        </w:rPr>
+      </w:pPr>
+      <w:r>
+        <w:rPr>
+          <w:rFonts w:hint="default" w:ascii="Times New Roman" w:hAnsi="Times New Roman"/>
+        </w:rPr>
+        <w:t xml:space="preserve">JSON </w:t>
+      </w:r>
+      <w:r>
+        <w:rPr>
+          <w:rFonts w:hint="default" w:ascii="Times New Roman" w:hAnsi="Times New Roman" w:eastAsia="Times New Roman" w:cs="Times New Roman"/>
+          <w:kern w:val="0"/>
+          <w:sz w:val="24"/>
+          <w:szCs w:val="24"/>
+          <w:lang w:val="en-US" w:eastAsia="zh-CN" w:bidi="ar"/>
+        </w:rPr>
+        <w:tab/>
+      </w:r>
+      <w:r>
+        <w:rPr>
+          <w:rFonts w:hint="default" w:ascii="Times New Roman" w:hAnsi="Times New Roman" w:eastAsia="Times New Roman" w:cs="Times New Roman"/>
+          <w:kern w:val="0"/>
+          <w:sz w:val="24"/>
+          <w:szCs w:val="24"/>
+          <w:lang w:val="en-US" w:eastAsia="zh-CN" w:bidi="ar"/>
+        </w:rPr>
+        <w:tab/>
+      </w:r>
+      <w:r>
+        <w:rPr>
+          <w:rFonts w:hint="default" w:ascii="Times New Roman" w:hAnsi="Times New Roman"/>
+        </w:rPr>
+        <w:t>JavaScript Object Notation</w:t>
+      </w:r>
+    </w:p>
+    <w:p>
+      <w:pPr>
+        <w:spacing w:line="480" w:lineRule="auto"/>
+        <w:jc w:val="both"/>
+        <w:rPr>
+          <w:rFonts w:hint="default" w:ascii="Times New Roman" w:hAnsi="Times New Roman"/>
+        </w:rPr>
+      </w:pPr>
+      <w:r>
+        <w:rPr>
+          <w:rFonts w:hint="default" w:ascii="Times New Roman" w:hAnsi="Times New Roman"/>
+        </w:rPr>
+        <w:t xml:space="preserve">KNN </w:t>
+      </w:r>
+      <w:r>
+        <w:rPr>
+          <w:rFonts w:hint="default" w:ascii="Times New Roman" w:hAnsi="Times New Roman" w:eastAsia="Times New Roman" w:cs="Times New Roman"/>
+          <w:kern w:val="0"/>
+          <w:sz w:val="24"/>
+          <w:szCs w:val="24"/>
+          <w:lang w:val="en-US" w:eastAsia="zh-CN" w:bidi="ar"/>
+        </w:rPr>
+        <w:tab/>
+      </w:r>
+      <w:r>
+        <w:rPr>
+          <w:rFonts w:hint="default" w:ascii="Times New Roman" w:hAnsi="Times New Roman" w:eastAsia="Times New Roman" w:cs="Times New Roman"/>
+          <w:kern w:val="0"/>
+          <w:sz w:val="24"/>
+          <w:szCs w:val="24"/>
+          <w:lang w:val="en-US" w:eastAsia="zh-CN" w:bidi="ar"/>
+        </w:rPr>
+        <w:tab/>
+      </w:r>
+      <w:r>
+        <w:rPr>
+          <w:rFonts w:hint="default" w:ascii="Times New Roman" w:hAnsi="Times New Roman"/>
+        </w:rPr>
+        <w:t>K-Nearest Neighbour</w:t>
+      </w:r>
+    </w:p>
+    <w:p>
+      <w:pPr>
+        <w:spacing w:line="480" w:lineRule="auto"/>
+        <w:jc w:val="both"/>
+        <w:rPr>
+          <w:rFonts w:hint="default" w:ascii="Times New Roman" w:hAnsi="Times New Roman"/>
+        </w:rPr>
+      </w:pPr>
+      <w:r>
+        <w:rPr>
+          <w:rFonts w:hint="default" w:ascii="Times New Roman" w:hAnsi="Times New Roman"/>
+        </w:rPr>
+        <w:t xml:space="preserve">LED </w:t>
+      </w:r>
+      <w:r>
+        <w:rPr>
+          <w:rFonts w:hint="default" w:ascii="Times New Roman" w:hAnsi="Times New Roman" w:eastAsia="Times New Roman" w:cs="Times New Roman"/>
+          <w:kern w:val="0"/>
+          <w:sz w:val="24"/>
+          <w:szCs w:val="24"/>
+          <w:lang w:val="en-US" w:eastAsia="zh-CN" w:bidi="ar"/>
+        </w:rPr>
+        <w:tab/>
+      </w:r>
+      <w:r>
+        <w:rPr>
+          <w:rFonts w:hint="default" w:ascii="Times New Roman" w:hAnsi="Times New Roman" w:eastAsia="Times New Roman" w:cs="Times New Roman"/>
+          <w:kern w:val="0"/>
+          <w:sz w:val="24"/>
+          <w:szCs w:val="24"/>
+          <w:lang w:val="en-US" w:eastAsia="zh-CN" w:bidi="ar"/>
+        </w:rPr>
+        <w:tab/>
+      </w:r>
+      <w:r>
+        <w:rPr>
+          <w:rFonts w:hint="default" w:ascii="Times New Roman" w:hAnsi="Times New Roman"/>
+        </w:rPr>
+        <w:t>Light Emitting Diode</w:t>
+      </w:r>
+    </w:p>
+    <w:p>
+      <w:pPr>
+        <w:spacing w:line="480" w:lineRule="auto"/>
+        <w:jc w:val="both"/>
+        <w:rPr>
+          <w:rFonts w:hint="default" w:ascii="Times New Roman" w:hAnsi="Times New Roman"/>
+        </w:rPr>
+      </w:pPr>
+      <w:r>
+        <w:rPr>
+          <w:rFonts w:hint="default" w:ascii="Times New Roman" w:hAnsi="Times New Roman"/>
+        </w:rPr>
+        <w:t>LiDAR</w:t>
+      </w:r>
+      <w:r>
+        <w:rPr>
+          <w:rFonts w:hint="default" w:ascii="Times New Roman" w:hAnsi="Times New Roman" w:eastAsia="Times New Roman" w:cs="Times New Roman"/>
+          <w:kern w:val="0"/>
+          <w:sz w:val="24"/>
+          <w:szCs w:val="24"/>
+          <w:lang w:val="en-US" w:eastAsia="zh-CN" w:bidi="ar"/>
+        </w:rPr>
+        <w:tab/>
+      </w:r>
+      <w:r>
+        <w:rPr>
+          <w:rFonts w:hint="default" w:ascii="Times New Roman" w:hAnsi="Times New Roman" w:eastAsia="Times New Roman" w:cs="Times New Roman"/>
+          <w:kern w:val="0"/>
+          <w:sz w:val="24"/>
+          <w:szCs w:val="24"/>
+          <w:lang w:val="en-US" w:eastAsia="zh-CN" w:bidi="ar"/>
+        </w:rPr>
+        <w:tab/>
+      </w:r>
+      <w:r>
+        <w:rPr>
+          <w:rFonts w:hint="default" w:ascii="Times New Roman" w:hAnsi="Times New Roman"/>
+        </w:rPr>
+        <w:t xml:space="preserve"> Light Detection and Ranging</w:t>
+      </w:r>
+    </w:p>
+    <w:p>
+      <w:pPr>
+        <w:spacing w:line="480" w:lineRule="auto"/>
+        <w:jc w:val="both"/>
+        <w:rPr>
+          <w:rFonts w:hint="default" w:ascii="Times New Roman" w:hAnsi="Times New Roman"/>
+        </w:rPr>
+      </w:pPr>
+      <w:r>
+        <w:rPr>
+          <w:rFonts w:hint="default" w:ascii="Times New Roman" w:hAnsi="Times New Roman"/>
+        </w:rPr>
+        <w:t xml:space="preserve">LSTM </w:t>
+      </w:r>
+      <w:r>
+        <w:rPr>
+          <w:rFonts w:hint="default" w:ascii="Times New Roman" w:hAnsi="Times New Roman" w:eastAsia="Times New Roman" w:cs="Times New Roman"/>
+          <w:kern w:val="0"/>
+          <w:sz w:val="24"/>
+          <w:szCs w:val="24"/>
+          <w:lang w:val="en-US" w:eastAsia="zh-CN" w:bidi="ar"/>
+        </w:rPr>
+        <w:tab/>
+      </w:r>
+      <w:r>
+        <w:rPr>
+          <w:rFonts w:hint="default" w:ascii="Times New Roman" w:hAnsi="Times New Roman" w:eastAsia="Times New Roman" w:cs="Times New Roman"/>
+          <w:kern w:val="0"/>
+          <w:sz w:val="24"/>
+          <w:szCs w:val="24"/>
+          <w:lang w:val="en-US" w:eastAsia="zh-CN" w:bidi="ar"/>
+        </w:rPr>
+        <w:tab/>
+      </w:r>
+      <w:r>
+        <w:rPr>
+          <w:rFonts w:hint="default" w:ascii="Times New Roman" w:hAnsi="Times New Roman"/>
+        </w:rPr>
+        <w:t>Long Short-Term Memory</w:t>
+      </w:r>
+    </w:p>
+    <w:p>
+      <w:pPr>
+        <w:spacing w:line="480" w:lineRule="auto"/>
+        <w:jc w:val="both"/>
+        <w:rPr>
+          <w:rFonts w:hint="default" w:ascii="Times New Roman" w:hAnsi="Times New Roman"/>
+        </w:rPr>
+      </w:pPr>
+      <w:r>
+        <w:rPr>
+          <w:rFonts w:hint="default" w:ascii="Times New Roman" w:hAnsi="Times New Roman"/>
+        </w:rPr>
+        <w:t>LMPC</w:t>
+      </w:r>
+      <w:r>
+        <w:rPr>
+          <w:rFonts w:hint="default" w:ascii="Times New Roman" w:hAnsi="Times New Roman" w:eastAsia="Times New Roman" w:cs="Times New Roman"/>
+          <w:kern w:val="0"/>
+          <w:sz w:val="24"/>
+          <w:szCs w:val="24"/>
+          <w:lang w:val="en-US" w:eastAsia="zh-CN" w:bidi="ar"/>
+        </w:rPr>
+        <w:tab/>
+      </w:r>
+      <w:r>
+        <w:rPr>
+          <w:rFonts w:hint="default" w:ascii="Times New Roman" w:hAnsi="Times New Roman" w:eastAsia="Times New Roman" w:cs="Times New Roman"/>
+          <w:kern w:val="0"/>
+          <w:sz w:val="24"/>
+          <w:szCs w:val="24"/>
+          <w:lang w:val="en-US" w:eastAsia="zh-CN" w:bidi="ar"/>
+        </w:rPr>
+        <w:tab/>
+      </w:r>
+      <w:r>
+        <w:rPr>
+          <w:rFonts w:hint="default" w:ascii="Times New Roman" w:hAnsi="Times New Roman"/>
+        </w:rPr>
+        <w:t xml:space="preserve"> Linear Model Predictive Control</w:t>
+      </w:r>
+    </w:p>
+    <w:p>
+      <w:pPr>
+        <w:spacing w:line="480" w:lineRule="auto"/>
+        <w:jc w:val="both"/>
+        <w:rPr>
+          <w:rFonts w:hint="default" w:ascii="Times New Roman" w:hAnsi="Times New Roman"/>
+        </w:rPr>
+      </w:pPr>
+      <w:r>
+        <w:rPr>
+          <w:rFonts w:hint="default" w:ascii="Times New Roman" w:hAnsi="Times New Roman"/>
+        </w:rPr>
+        <w:t xml:space="preserve">LQR </w:t>
+      </w:r>
+      <w:r>
+        <w:rPr>
+          <w:rFonts w:hint="default" w:ascii="Times New Roman" w:hAnsi="Times New Roman" w:eastAsia="Times New Roman" w:cs="Times New Roman"/>
+          <w:kern w:val="0"/>
+          <w:sz w:val="24"/>
+          <w:szCs w:val="24"/>
+          <w:lang w:val="en-US" w:eastAsia="zh-CN" w:bidi="ar"/>
+        </w:rPr>
+        <w:tab/>
+      </w:r>
+      <w:r>
+        <w:rPr>
+          <w:rFonts w:hint="default" w:ascii="Times New Roman" w:hAnsi="Times New Roman" w:eastAsia="Times New Roman" w:cs="Times New Roman"/>
+          <w:kern w:val="0"/>
+          <w:sz w:val="24"/>
+          <w:szCs w:val="24"/>
+          <w:lang w:val="en-US" w:eastAsia="zh-CN" w:bidi="ar"/>
+        </w:rPr>
+        <w:tab/>
+      </w:r>
+      <w:r>
+        <w:rPr>
+          <w:rFonts w:hint="default" w:ascii="Times New Roman" w:hAnsi="Times New Roman"/>
+        </w:rPr>
+        <w:t>Linear Quadratic Regulator</w:t>
+      </w:r>
+    </w:p>
+    <w:p>
+      <w:pPr>
+        <w:spacing w:line="480" w:lineRule="auto"/>
+        <w:jc w:val="both"/>
+        <w:rPr>
+          <w:rFonts w:hint="default" w:ascii="Times New Roman" w:hAnsi="Times New Roman"/>
+        </w:rPr>
+      </w:pPr>
+      <w:r>
+        <w:rPr>
+          <w:rFonts w:hint="default" w:ascii="Times New Roman" w:hAnsi="Times New Roman"/>
+        </w:rPr>
+        <w:t xml:space="preserve">MCU </w:t>
+      </w:r>
+      <w:r>
+        <w:rPr>
+          <w:rFonts w:hint="default" w:ascii="Times New Roman" w:hAnsi="Times New Roman" w:eastAsia="Times New Roman" w:cs="Times New Roman"/>
+          <w:kern w:val="0"/>
+          <w:sz w:val="24"/>
+          <w:szCs w:val="24"/>
+          <w:lang w:val="en-US" w:eastAsia="zh-CN" w:bidi="ar"/>
+        </w:rPr>
+        <w:tab/>
+      </w:r>
+      <w:r>
+        <w:rPr>
+          <w:rFonts w:hint="default" w:ascii="Times New Roman" w:hAnsi="Times New Roman" w:eastAsia="Times New Roman" w:cs="Times New Roman"/>
+          <w:kern w:val="0"/>
+          <w:sz w:val="24"/>
+          <w:szCs w:val="24"/>
+          <w:lang w:val="en-US" w:eastAsia="zh-CN" w:bidi="ar"/>
+        </w:rPr>
+        <w:tab/>
+      </w:r>
+      <w:r>
+        <w:rPr>
+          <w:rFonts w:hint="default" w:ascii="Times New Roman" w:hAnsi="Times New Roman"/>
+        </w:rPr>
+        <w:t>Microcontroller Unit</w:t>
+      </w:r>
+    </w:p>
+    <w:p>
+      <w:pPr>
+        <w:spacing w:line="480" w:lineRule="auto"/>
+        <w:jc w:val="both"/>
+        <w:rPr>
+          <w:rFonts w:hint="default" w:ascii="Times New Roman" w:hAnsi="Times New Roman"/>
+        </w:rPr>
+      </w:pPr>
+      <w:r>
+        <w:rPr>
+          <w:rFonts w:hint="default" w:ascii="Times New Roman" w:hAnsi="Times New Roman"/>
+        </w:rPr>
+        <w:t>MQ</w:t>
+      </w:r>
+      <w:r>
+        <w:rPr>
+          <w:rFonts w:hint="default" w:ascii="Times New Roman" w:hAnsi="Times New Roman" w:eastAsia="Times New Roman" w:cs="Times New Roman"/>
+          <w:kern w:val="0"/>
+          <w:sz w:val="24"/>
+          <w:szCs w:val="24"/>
+          <w:lang w:val="en-US" w:eastAsia="zh-CN" w:bidi="ar"/>
+        </w:rPr>
+        <w:tab/>
+      </w:r>
+      <w:r>
+        <w:rPr>
+          <w:rFonts w:hint="default" w:ascii="Times New Roman" w:hAnsi="Times New Roman" w:eastAsia="Times New Roman" w:cs="Times New Roman"/>
+          <w:kern w:val="0"/>
+          <w:sz w:val="24"/>
+          <w:szCs w:val="24"/>
+          <w:lang w:val="en-US" w:eastAsia="zh-CN" w:bidi="ar"/>
+        </w:rPr>
+        <w:tab/>
+      </w:r>
+      <w:r>
+        <w:rPr>
+          <w:rFonts w:hint="default" w:ascii="Times New Roman" w:hAnsi="Times New Roman"/>
+        </w:rPr>
+        <w:t xml:space="preserve"> Metal Oxide Semiconductor Gas Sensor</w:t>
+      </w:r>
+    </w:p>
+    <w:p>
+      <w:pPr>
+        <w:spacing w:line="480" w:lineRule="auto"/>
+        <w:jc w:val="both"/>
+        <w:rPr>
+          <w:rFonts w:hint="default" w:ascii="Times New Roman" w:hAnsi="Times New Roman"/>
+        </w:rPr>
+      </w:pPr>
+      <w:r>
+        <w:rPr>
+          <w:rFonts w:hint="default" w:ascii="Times New Roman" w:hAnsi="Times New Roman"/>
+        </w:rPr>
+        <w:t xml:space="preserve">mAP </w:t>
+      </w:r>
+      <w:r>
+        <w:rPr>
+          <w:rFonts w:hint="default" w:ascii="Times New Roman" w:hAnsi="Times New Roman" w:eastAsia="Times New Roman" w:cs="Times New Roman"/>
+          <w:kern w:val="0"/>
+          <w:sz w:val="24"/>
+          <w:szCs w:val="24"/>
+          <w:lang w:val="en-US" w:eastAsia="zh-CN" w:bidi="ar"/>
+        </w:rPr>
+        <w:tab/>
+      </w:r>
+      <w:r>
+        <w:rPr>
+          <w:rFonts w:hint="default" w:ascii="Times New Roman" w:hAnsi="Times New Roman" w:eastAsia="Times New Roman" w:cs="Times New Roman"/>
+          <w:kern w:val="0"/>
+          <w:sz w:val="24"/>
+          <w:szCs w:val="24"/>
+          <w:lang w:val="en-US" w:eastAsia="zh-CN" w:bidi="ar"/>
+        </w:rPr>
+        <w:tab/>
+      </w:r>
+      <w:r>
+        <w:rPr>
+          <w:rFonts w:hint="default" w:ascii="Times New Roman" w:hAnsi="Times New Roman"/>
+        </w:rPr>
+        <w:t>Mean Average Precision</w:t>
+      </w:r>
+    </w:p>
+    <w:p>
+      <w:pPr>
+        <w:spacing w:line="480" w:lineRule="auto"/>
+        <w:jc w:val="both"/>
+        <w:rPr>
+          <w:rFonts w:hint="default" w:ascii="Times New Roman" w:hAnsi="Times New Roman"/>
+        </w:rPr>
+      </w:pPr>
+      <w:r>
+        <w:rPr>
+          <w:rFonts w:hint="default" w:ascii="Times New Roman" w:hAnsi="Times New Roman"/>
+        </w:rPr>
+        <w:t xml:space="preserve">NMPC </w:t>
+      </w:r>
+      <w:r>
+        <w:rPr>
+          <w:rFonts w:hint="default" w:ascii="Times New Roman" w:hAnsi="Times New Roman" w:eastAsia="Times New Roman" w:cs="Times New Roman"/>
+          <w:kern w:val="0"/>
+          <w:sz w:val="24"/>
+          <w:szCs w:val="24"/>
+          <w:lang w:val="en-US" w:eastAsia="zh-CN" w:bidi="ar"/>
+        </w:rPr>
+        <w:tab/>
+      </w:r>
+      <w:r>
+        <w:rPr>
+          <w:rFonts w:hint="default" w:ascii="Times New Roman" w:hAnsi="Times New Roman" w:eastAsia="Times New Roman" w:cs="Times New Roman"/>
+          <w:kern w:val="0"/>
+          <w:sz w:val="24"/>
+          <w:szCs w:val="24"/>
+          <w:lang w:val="en-US" w:eastAsia="zh-CN" w:bidi="ar"/>
+        </w:rPr>
+        <w:tab/>
+      </w:r>
+      <w:r>
+        <w:rPr>
+          <w:rFonts w:hint="default" w:ascii="Times New Roman" w:hAnsi="Times New Roman"/>
+        </w:rPr>
+        <w:t>Nonlinear Model Predictive Control</w:t>
+      </w:r>
+    </w:p>
+    <w:p>
+      <w:pPr>
+        <w:spacing w:line="480" w:lineRule="auto"/>
+        <w:jc w:val="both"/>
+        <w:rPr>
+          <w:rFonts w:hint="default" w:ascii="Times New Roman" w:hAnsi="Times New Roman"/>
+        </w:rPr>
+      </w:pPr>
+      <w:r>
+        <w:rPr>
+          <w:rFonts w:hint="default" w:ascii="Times New Roman" w:hAnsi="Times New Roman"/>
+        </w:rPr>
+        <w:t xml:space="preserve">NN </w:t>
+      </w:r>
+      <w:r>
+        <w:rPr>
+          <w:rFonts w:hint="default" w:ascii="Times New Roman" w:hAnsi="Times New Roman" w:eastAsia="Times New Roman" w:cs="Times New Roman"/>
+          <w:kern w:val="0"/>
+          <w:sz w:val="24"/>
+          <w:szCs w:val="24"/>
+          <w:lang w:val="en-US" w:eastAsia="zh-CN" w:bidi="ar"/>
+        </w:rPr>
+        <w:tab/>
+      </w:r>
+      <w:r>
+        <w:rPr>
+          <w:rFonts w:hint="default" w:ascii="Times New Roman" w:hAnsi="Times New Roman" w:eastAsia="Times New Roman" w:cs="Times New Roman"/>
+          <w:kern w:val="0"/>
+          <w:sz w:val="24"/>
+          <w:szCs w:val="24"/>
+          <w:lang w:val="en-US" w:eastAsia="zh-CN" w:bidi="ar"/>
+        </w:rPr>
+        <w:tab/>
+      </w:r>
+      <w:r>
+        <w:rPr>
+          <w:rFonts w:hint="default" w:ascii="Times New Roman" w:hAnsi="Times New Roman"/>
+        </w:rPr>
+        <w:t>Neural Network</w:t>
+      </w:r>
+    </w:p>
+    <w:p>
+      <w:pPr>
+        <w:spacing w:line="480" w:lineRule="auto"/>
+        <w:jc w:val="both"/>
+        <w:rPr>
+          <w:rFonts w:hint="default" w:ascii="Times New Roman" w:hAnsi="Times New Roman"/>
+        </w:rPr>
+      </w:pPr>
+      <w:r>
+        <w:rPr>
+          <w:rFonts w:hint="default" w:ascii="Times New Roman" w:hAnsi="Times New Roman"/>
+        </w:rPr>
+        <w:t>OpenCV</w:t>
+      </w:r>
+      <w:r>
+        <w:rPr>
+          <w:rFonts w:hint="default" w:ascii="Times New Roman" w:hAnsi="Times New Roman" w:eastAsia="Times New Roman" w:cs="Times New Roman"/>
+          <w:kern w:val="0"/>
+          <w:sz w:val="24"/>
+          <w:szCs w:val="24"/>
+          <w:lang w:val="en-US" w:eastAsia="zh-CN" w:bidi="ar"/>
+        </w:rPr>
+        <w:tab/>
+      </w:r>
+      <w:r>
+        <w:rPr>
+          <w:rFonts w:hint="default" w:ascii="Times New Roman" w:hAnsi="Times New Roman" w:eastAsia="Times New Roman" w:cs="Times New Roman"/>
+          <w:kern w:val="0"/>
+          <w:sz w:val="24"/>
+          <w:szCs w:val="24"/>
+          <w:lang w:val="en-US" w:eastAsia="zh-CN" w:bidi="ar"/>
+        </w:rPr>
+        <w:tab/>
+      </w:r>
+      <w:r>
+        <w:rPr>
+          <w:rFonts w:hint="default" w:ascii="Times New Roman" w:hAnsi="Times New Roman"/>
+        </w:rPr>
+        <w:t xml:space="preserve"> Open-source Computer Vision Library</w:t>
+      </w:r>
+    </w:p>
+    <w:p>
+      <w:pPr>
+        <w:spacing w:line="480" w:lineRule="auto"/>
+        <w:jc w:val="both"/>
+        <w:rPr>
+          <w:rFonts w:hint="default" w:ascii="Times New Roman" w:hAnsi="Times New Roman"/>
+        </w:rPr>
+      </w:pPr>
+      <w:r>
+        <w:rPr>
+          <w:rFonts w:hint="default" w:ascii="Times New Roman" w:hAnsi="Times New Roman"/>
+        </w:rPr>
+        <w:t xml:space="preserve">OpenCR </w:t>
+      </w:r>
+      <w:r>
+        <w:rPr>
+          <w:rFonts w:hint="default" w:ascii="Times New Roman" w:hAnsi="Times New Roman" w:eastAsia="Times New Roman" w:cs="Times New Roman"/>
+          <w:kern w:val="0"/>
+          <w:sz w:val="24"/>
+          <w:szCs w:val="24"/>
+          <w:lang w:val="en-US" w:eastAsia="zh-CN" w:bidi="ar"/>
+        </w:rPr>
+        <w:tab/>
+      </w:r>
+      <w:r>
+        <w:rPr>
+          <w:rFonts w:hint="default" w:ascii="Times New Roman" w:hAnsi="Times New Roman" w:eastAsia="Times New Roman" w:cs="Times New Roman"/>
+          <w:kern w:val="0"/>
+          <w:sz w:val="24"/>
+          <w:szCs w:val="24"/>
+          <w:lang w:val="en-US" w:eastAsia="zh-CN" w:bidi="ar"/>
+        </w:rPr>
+        <w:tab/>
+      </w:r>
+      <w:r>
+        <w:rPr>
+          <w:rFonts w:hint="default" w:ascii="Times New Roman" w:hAnsi="Times New Roman"/>
+        </w:rPr>
+        <w:t>Open-source Control Module for ROS</w:t>
+      </w:r>
+    </w:p>
+    <w:p>
+      <w:pPr>
+        <w:spacing w:line="480" w:lineRule="auto"/>
+        <w:jc w:val="both"/>
+        <w:rPr>
+          <w:rFonts w:hint="default" w:ascii="Times New Roman" w:hAnsi="Times New Roman"/>
+        </w:rPr>
+      </w:pPr>
+      <w:r>
+        <w:rPr>
+          <w:rFonts w:hint="default" w:ascii="Times New Roman" w:hAnsi="Times New Roman"/>
+        </w:rPr>
+        <w:t xml:space="preserve">PCB </w:t>
+      </w:r>
+      <w:r>
+        <w:rPr>
+          <w:rFonts w:hint="default" w:ascii="Times New Roman" w:hAnsi="Times New Roman" w:eastAsia="Times New Roman" w:cs="Times New Roman"/>
+          <w:kern w:val="0"/>
+          <w:sz w:val="24"/>
+          <w:szCs w:val="24"/>
+          <w:lang w:val="en-US" w:eastAsia="zh-CN" w:bidi="ar"/>
+        </w:rPr>
+        <w:tab/>
+      </w:r>
+      <w:r>
+        <w:rPr>
+          <w:rFonts w:hint="default" w:ascii="Times New Roman" w:hAnsi="Times New Roman" w:eastAsia="Times New Roman" w:cs="Times New Roman"/>
+          <w:kern w:val="0"/>
+          <w:sz w:val="24"/>
+          <w:szCs w:val="24"/>
+          <w:lang w:val="en-US" w:eastAsia="zh-CN" w:bidi="ar"/>
+        </w:rPr>
+        <w:tab/>
+      </w:r>
+      <w:r>
+        <w:rPr>
+          <w:rFonts w:hint="default" w:ascii="Times New Roman" w:hAnsi="Times New Roman"/>
+        </w:rPr>
+        <w:t>Printed Circuit Board</w:t>
+      </w:r>
+    </w:p>
+    <w:p>
+      <w:pPr>
+        <w:spacing w:line="480" w:lineRule="auto"/>
+        <w:jc w:val="both"/>
+        <w:rPr>
+          <w:rFonts w:hint="default" w:ascii="Times New Roman" w:hAnsi="Times New Roman"/>
+        </w:rPr>
+      </w:pPr>
+      <w:r>
+        <w:rPr>
+          <w:rFonts w:hint="default" w:ascii="Times New Roman" w:hAnsi="Times New Roman"/>
+        </w:rPr>
+        <w:t xml:space="preserve">PID </w:t>
+      </w:r>
+      <w:r>
+        <w:rPr>
+          <w:rFonts w:hint="default" w:ascii="Times New Roman" w:hAnsi="Times New Roman" w:eastAsia="Times New Roman" w:cs="Times New Roman"/>
+          <w:kern w:val="0"/>
+          <w:sz w:val="24"/>
+          <w:szCs w:val="24"/>
+          <w:lang w:val="en-US" w:eastAsia="zh-CN" w:bidi="ar"/>
+        </w:rPr>
+        <w:tab/>
+      </w:r>
+      <w:r>
+        <w:rPr>
+          <w:rFonts w:hint="default" w:ascii="Times New Roman" w:hAnsi="Times New Roman" w:eastAsia="Times New Roman" w:cs="Times New Roman"/>
+          <w:kern w:val="0"/>
+          <w:sz w:val="24"/>
+          <w:szCs w:val="24"/>
+          <w:lang w:val="en-US" w:eastAsia="zh-CN" w:bidi="ar"/>
+        </w:rPr>
+        <w:tab/>
+      </w:r>
+      <w:r>
+        <w:rPr>
+          <w:rFonts w:hint="default" w:ascii="Times New Roman" w:hAnsi="Times New Roman"/>
+        </w:rPr>
+        <w:t>Proportional Integral Derivative</w:t>
+      </w:r>
+    </w:p>
+    <w:p>
+      <w:pPr>
+        <w:spacing w:line="480" w:lineRule="auto"/>
+        <w:jc w:val="both"/>
+        <w:rPr>
+          <w:rFonts w:hint="default" w:ascii="Times New Roman" w:hAnsi="Times New Roman"/>
+        </w:rPr>
+      </w:pPr>
+      <w:r>
+        <w:rPr>
+          <w:rFonts w:hint="default" w:ascii="Times New Roman" w:hAnsi="Times New Roman"/>
+        </w:rPr>
+        <w:t xml:space="preserve">RAM </w:t>
+      </w:r>
+      <w:r>
+        <w:rPr>
+          <w:rFonts w:hint="default" w:ascii="Times New Roman" w:hAnsi="Times New Roman" w:eastAsia="Times New Roman" w:cs="Times New Roman"/>
+          <w:kern w:val="0"/>
+          <w:sz w:val="24"/>
+          <w:szCs w:val="24"/>
+          <w:lang w:val="en-US" w:eastAsia="zh-CN" w:bidi="ar"/>
+        </w:rPr>
+        <w:tab/>
+      </w:r>
+      <w:r>
+        <w:rPr>
+          <w:rFonts w:hint="default" w:ascii="Times New Roman" w:hAnsi="Times New Roman" w:eastAsia="Times New Roman" w:cs="Times New Roman"/>
+          <w:kern w:val="0"/>
+          <w:sz w:val="24"/>
+          <w:szCs w:val="24"/>
+          <w:lang w:val="en-US" w:eastAsia="zh-CN" w:bidi="ar"/>
+        </w:rPr>
+        <w:tab/>
+      </w:r>
+      <w:r>
+        <w:rPr>
+          <w:rFonts w:hint="default" w:ascii="Times New Roman" w:hAnsi="Times New Roman"/>
+        </w:rPr>
+        <w:t>Random Access Memory</w:t>
+      </w:r>
+    </w:p>
+    <w:p>
+      <w:pPr>
+        <w:spacing w:line="480" w:lineRule="auto"/>
+        <w:jc w:val="both"/>
+        <w:rPr>
+          <w:rFonts w:hint="default" w:ascii="Times New Roman" w:hAnsi="Times New Roman"/>
+        </w:rPr>
+      </w:pPr>
+      <w:r>
+        <w:rPr>
+          <w:rFonts w:hint="default" w:ascii="Times New Roman" w:hAnsi="Times New Roman"/>
+        </w:rPr>
+        <w:t xml:space="preserve">RBF </w:t>
+      </w:r>
+      <w:r>
+        <w:rPr>
+          <w:rFonts w:hint="default" w:ascii="Times New Roman" w:hAnsi="Times New Roman" w:eastAsia="Times New Roman" w:cs="Times New Roman"/>
+          <w:kern w:val="0"/>
+          <w:sz w:val="24"/>
+          <w:szCs w:val="24"/>
+          <w:lang w:val="en-US" w:eastAsia="zh-CN" w:bidi="ar"/>
+        </w:rPr>
+        <w:tab/>
+      </w:r>
+      <w:r>
+        <w:rPr>
+          <w:rFonts w:hint="default" w:ascii="Times New Roman" w:hAnsi="Times New Roman" w:eastAsia="Times New Roman" w:cs="Times New Roman"/>
+          <w:kern w:val="0"/>
+          <w:sz w:val="24"/>
+          <w:szCs w:val="24"/>
+          <w:lang w:val="en-US" w:eastAsia="zh-CN" w:bidi="ar"/>
+        </w:rPr>
+        <w:tab/>
+      </w:r>
+      <w:r>
+        <w:rPr>
+          <w:rFonts w:hint="default" w:ascii="Times New Roman" w:hAnsi="Times New Roman"/>
+        </w:rPr>
+        <w:t>Radial Basis Function</w:t>
+      </w:r>
+    </w:p>
+    <w:p>
+      <w:pPr>
+        <w:spacing w:line="480" w:lineRule="auto"/>
+        <w:jc w:val="both"/>
+        <w:rPr>
+          <w:rFonts w:hint="default" w:ascii="Times New Roman" w:hAnsi="Times New Roman"/>
+        </w:rPr>
+      </w:pPr>
+      <w:r>
+        <w:rPr>
+          <w:rFonts w:hint="default" w:ascii="Times New Roman" w:hAnsi="Times New Roman"/>
+        </w:rPr>
+        <w:t xml:space="preserve">R-CNN </w:t>
+      </w:r>
+      <w:r>
+        <w:rPr>
+          <w:rFonts w:hint="default" w:ascii="Times New Roman" w:hAnsi="Times New Roman" w:eastAsia="Times New Roman" w:cs="Times New Roman"/>
+          <w:kern w:val="0"/>
+          <w:sz w:val="24"/>
+          <w:szCs w:val="24"/>
+          <w:lang w:val="en-US" w:eastAsia="zh-CN" w:bidi="ar"/>
+        </w:rPr>
+        <w:tab/>
+      </w:r>
+      <w:r>
+        <w:rPr>
+          <w:rFonts w:hint="default" w:ascii="Times New Roman" w:hAnsi="Times New Roman" w:eastAsia="Times New Roman" w:cs="Times New Roman"/>
+          <w:kern w:val="0"/>
+          <w:sz w:val="24"/>
+          <w:szCs w:val="24"/>
+          <w:lang w:val="en-US" w:eastAsia="zh-CN" w:bidi="ar"/>
+        </w:rPr>
+        <w:tab/>
+      </w:r>
+      <w:r>
+        <w:rPr>
+          <w:rFonts w:hint="default" w:ascii="Times New Roman" w:hAnsi="Times New Roman"/>
+        </w:rPr>
+        <w:t>Region-based Convolutional Neural Network</w:t>
+      </w:r>
+    </w:p>
+    <w:p>
+      <w:pPr>
+        <w:spacing w:line="480" w:lineRule="auto"/>
+        <w:jc w:val="both"/>
+        <w:rPr>
+          <w:rFonts w:hint="default" w:ascii="Times New Roman" w:hAnsi="Times New Roman"/>
+        </w:rPr>
+      </w:pPr>
+      <w:r>
+        <w:rPr>
+          <w:rFonts w:hint="default" w:ascii="Times New Roman" w:hAnsi="Times New Roman"/>
+        </w:rPr>
+        <w:t>RCA</w:t>
+      </w:r>
+      <w:r>
+        <w:rPr>
+          <w:rFonts w:hint="default" w:ascii="Times New Roman" w:hAnsi="Times New Roman" w:eastAsia="Times New Roman" w:cs="Times New Roman"/>
+          <w:kern w:val="0"/>
+          <w:sz w:val="24"/>
+          <w:szCs w:val="24"/>
+          <w:lang w:val="en-US" w:eastAsia="zh-CN" w:bidi="ar"/>
+        </w:rPr>
+        <w:tab/>
+      </w:r>
+      <w:r>
+        <w:rPr>
+          <w:rFonts w:hint="default" w:ascii="Times New Roman" w:hAnsi="Times New Roman" w:eastAsia="Times New Roman" w:cs="Times New Roman"/>
+          <w:kern w:val="0"/>
+          <w:sz w:val="24"/>
+          <w:szCs w:val="24"/>
+          <w:lang w:val="en-US" w:eastAsia="zh-CN" w:bidi="ar"/>
+        </w:rPr>
+        <w:tab/>
+      </w:r>
+      <w:r>
+        <w:rPr>
+          <w:rFonts w:hint="default" w:ascii="Times New Roman" w:hAnsi="Times New Roman"/>
+        </w:rPr>
+        <w:t xml:space="preserve"> RGB-assisted Cross Attention</w:t>
+      </w:r>
+    </w:p>
+    <w:p>
+      <w:pPr>
+        <w:spacing w:line="480" w:lineRule="auto"/>
+        <w:jc w:val="both"/>
+        <w:rPr>
+          <w:rFonts w:hint="default" w:ascii="Times New Roman" w:hAnsi="Times New Roman"/>
+        </w:rPr>
+      </w:pPr>
+      <w:r>
+        <w:rPr>
+          <w:rFonts w:hint="default" w:ascii="Times New Roman" w:hAnsi="Times New Roman"/>
+        </w:rPr>
+        <w:t xml:space="preserve">RDF </w:t>
+      </w:r>
+      <w:r>
+        <w:rPr>
+          <w:rFonts w:hint="default" w:ascii="Times New Roman" w:hAnsi="Times New Roman" w:eastAsia="Times New Roman" w:cs="Times New Roman"/>
+          <w:kern w:val="0"/>
+          <w:sz w:val="24"/>
+          <w:szCs w:val="24"/>
+          <w:lang w:val="en-US" w:eastAsia="zh-CN" w:bidi="ar"/>
+        </w:rPr>
+        <w:tab/>
+      </w:r>
+      <w:r>
+        <w:rPr>
+          <w:rFonts w:hint="default" w:ascii="Times New Roman" w:hAnsi="Times New Roman" w:eastAsia="Times New Roman" w:cs="Times New Roman"/>
+          <w:kern w:val="0"/>
+          <w:sz w:val="24"/>
+          <w:szCs w:val="24"/>
+          <w:lang w:val="en-US" w:eastAsia="zh-CN" w:bidi="ar"/>
+        </w:rPr>
+        <w:tab/>
+      </w:r>
+      <w:r>
+        <w:rPr>
+          <w:rFonts w:hint="default" w:ascii="Times New Roman" w:hAnsi="Times New Roman"/>
+        </w:rPr>
+        <w:t>Random Decision Forest</w:t>
+      </w:r>
+    </w:p>
+    <w:p>
+      <w:pPr>
+        <w:spacing w:line="480" w:lineRule="auto"/>
+        <w:jc w:val="both"/>
+        <w:rPr>
+          <w:rFonts w:hint="default" w:ascii="Times New Roman" w:hAnsi="Times New Roman"/>
+        </w:rPr>
+      </w:pPr>
+      <w:r>
+        <w:rPr>
+          <w:rFonts w:hint="default" w:ascii="Times New Roman" w:hAnsi="Times New Roman"/>
+        </w:rPr>
+        <w:t xml:space="preserve">RF </w:t>
+      </w:r>
+      <w:r>
+        <w:rPr>
+          <w:rFonts w:hint="default" w:ascii="Times New Roman" w:hAnsi="Times New Roman" w:eastAsia="Times New Roman" w:cs="Times New Roman"/>
+          <w:kern w:val="0"/>
+          <w:sz w:val="24"/>
+          <w:szCs w:val="24"/>
+          <w:lang w:val="en-US" w:eastAsia="zh-CN" w:bidi="ar"/>
+        </w:rPr>
+        <w:tab/>
+      </w:r>
+      <w:r>
+        <w:rPr>
+          <w:rFonts w:hint="default" w:ascii="Times New Roman" w:hAnsi="Times New Roman" w:eastAsia="Times New Roman" w:cs="Times New Roman"/>
+          <w:kern w:val="0"/>
+          <w:sz w:val="24"/>
+          <w:szCs w:val="24"/>
+          <w:lang w:val="en-US" w:eastAsia="zh-CN" w:bidi="ar"/>
+        </w:rPr>
+        <w:tab/>
+      </w:r>
+      <w:r>
+        <w:rPr>
+          <w:rFonts w:hint="default" w:ascii="Times New Roman" w:hAnsi="Times New Roman"/>
+        </w:rPr>
+        <w:t>Random Forest</w:t>
+      </w:r>
+    </w:p>
+    <w:p>
+      <w:pPr>
+        <w:spacing w:line="480" w:lineRule="auto"/>
+        <w:jc w:val="both"/>
+        <w:rPr>
+          <w:rFonts w:hint="default" w:ascii="Times New Roman" w:hAnsi="Times New Roman"/>
+        </w:rPr>
+      </w:pPr>
+      <w:r>
+        <w:rPr>
+          <w:rFonts w:hint="default" w:ascii="Times New Roman" w:hAnsi="Times New Roman"/>
+        </w:rPr>
+        <w:t xml:space="preserve">RMSD </w:t>
+      </w:r>
+      <w:r>
+        <w:rPr>
+          <w:rFonts w:hint="default" w:ascii="Times New Roman" w:hAnsi="Times New Roman" w:eastAsia="Times New Roman" w:cs="Times New Roman"/>
+          <w:kern w:val="0"/>
+          <w:sz w:val="24"/>
+          <w:szCs w:val="24"/>
+          <w:lang w:val="en-US" w:eastAsia="zh-CN" w:bidi="ar"/>
+        </w:rPr>
+        <w:tab/>
+      </w:r>
+      <w:r>
+        <w:rPr>
+          <w:rFonts w:hint="default" w:ascii="Times New Roman" w:hAnsi="Times New Roman" w:eastAsia="Times New Roman" w:cs="Times New Roman"/>
+          <w:kern w:val="0"/>
+          <w:sz w:val="24"/>
+          <w:szCs w:val="24"/>
+          <w:lang w:val="en-US" w:eastAsia="zh-CN" w:bidi="ar"/>
+        </w:rPr>
+        <w:tab/>
+      </w:r>
+      <w:r>
+        <w:rPr>
+          <w:rFonts w:hint="default" w:ascii="Times New Roman" w:hAnsi="Times New Roman"/>
+        </w:rPr>
+        <w:t>Root Mean Square Deviation</w:t>
+      </w:r>
+    </w:p>
+    <w:p>
+      <w:pPr>
+        <w:spacing w:line="480" w:lineRule="auto"/>
+        <w:jc w:val="both"/>
+        <w:rPr>
+          <w:rFonts w:hint="default" w:ascii="Times New Roman" w:hAnsi="Times New Roman"/>
+        </w:rPr>
+      </w:pPr>
+      <w:r>
+        <w:rPr>
+          <w:rFonts w:hint="default" w:ascii="Times New Roman" w:hAnsi="Times New Roman"/>
+        </w:rPr>
+        <w:t xml:space="preserve">ROI </w:t>
+      </w:r>
+      <w:r>
+        <w:rPr>
+          <w:rFonts w:hint="default" w:ascii="Times New Roman" w:hAnsi="Times New Roman" w:eastAsia="Times New Roman" w:cs="Times New Roman"/>
+          <w:kern w:val="0"/>
+          <w:sz w:val="24"/>
+          <w:szCs w:val="24"/>
+          <w:lang w:val="en-US" w:eastAsia="zh-CN" w:bidi="ar"/>
+        </w:rPr>
+        <w:tab/>
+      </w:r>
+      <w:r>
+        <w:rPr>
+          <w:rFonts w:hint="default" w:ascii="Times New Roman" w:hAnsi="Times New Roman" w:eastAsia="Times New Roman" w:cs="Times New Roman"/>
+          <w:kern w:val="0"/>
+          <w:sz w:val="24"/>
+          <w:szCs w:val="24"/>
+          <w:lang w:val="en-US" w:eastAsia="zh-CN" w:bidi="ar"/>
+        </w:rPr>
+        <w:tab/>
+      </w:r>
+      <w:r>
+        <w:rPr>
+          <w:rFonts w:hint="default" w:ascii="Times New Roman" w:hAnsi="Times New Roman"/>
+        </w:rPr>
+        <w:t>Region of Interest</w:t>
+      </w:r>
+    </w:p>
+    <w:p>
+      <w:pPr>
+        <w:spacing w:line="480" w:lineRule="auto"/>
+        <w:jc w:val="both"/>
+        <w:rPr>
+          <w:rFonts w:hint="default" w:ascii="Times New Roman" w:hAnsi="Times New Roman"/>
+        </w:rPr>
+      </w:pPr>
+      <w:r>
+        <w:rPr>
+          <w:rFonts w:hint="default" w:ascii="Times New Roman" w:hAnsi="Times New Roman"/>
+        </w:rPr>
+        <w:t>ROS</w:t>
+      </w:r>
+      <w:r>
+        <w:rPr>
+          <w:rFonts w:hint="default" w:ascii="Times New Roman" w:hAnsi="Times New Roman" w:eastAsia="Times New Roman" w:cs="Times New Roman"/>
+          <w:kern w:val="0"/>
+          <w:sz w:val="24"/>
+          <w:szCs w:val="24"/>
+          <w:lang w:val="en-US" w:eastAsia="zh-CN" w:bidi="ar"/>
+        </w:rPr>
+        <w:tab/>
+      </w:r>
+      <w:r>
+        <w:rPr>
+          <w:rFonts w:hint="default" w:ascii="Times New Roman" w:hAnsi="Times New Roman" w:eastAsia="Times New Roman" w:cs="Times New Roman"/>
+          <w:kern w:val="0"/>
+          <w:sz w:val="24"/>
+          <w:szCs w:val="24"/>
+          <w:lang w:val="en-US" w:eastAsia="zh-CN" w:bidi="ar"/>
+        </w:rPr>
+        <w:tab/>
+      </w:r>
+      <w:r>
+        <w:rPr>
+          <w:rFonts w:hint="default" w:ascii="Times New Roman" w:hAnsi="Times New Roman"/>
+        </w:rPr>
+        <w:t xml:space="preserve"> Robot Operating System</w:t>
+      </w:r>
+    </w:p>
+    <w:p>
+      <w:pPr>
+        <w:spacing w:line="480" w:lineRule="auto"/>
+        <w:jc w:val="both"/>
+        <w:rPr>
+          <w:rFonts w:hint="default" w:ascii="Times New Roman" w:hAnsi="Times New Roman"/>
+        </w:rPr>
+      </w:pPr>
+      <w:r>
+        <w:rPr>
+          <w:rFonts w:hint="default" w:ascii="Times New Roman" w:hAnsi="Times New Roman"/>
+        </w:rPr>
+        <w:t xml:space="preserve">RTC </w:t>
+      </w:r>
+      <w:r>
+        <w:rPr>
+          <w:rFonts w:hint="default" w:ascii="Times New Roman" w:hAnsi="Times New Roman" w:eastAsia="Times New Roman" w:cs="Times New Roman"/>
+          <w:kern w:val="0"/>
+          <w:sz w:val="24"/>
+          <w:szCs w:val="24"/>
+          <w:lang w:val="en-US" w:eastAsia="zh-CN" w:bidi="ar"/>
+        </w:rPr>
+        <w:tab/>
+      </w:r>
+      <w:r>
+        <w:rPr>
+          <w:rFonts w:hint="default" w:ascii="Times New Roman" w:hAnsi="Times New Roman" w:eastAsia="Times New Roman" w:cs="Times New Roman"/>
+          <w:kern w:val="0"/>
+          <w:sz w:val="24"/>
+          <w:szCs w:val="24"/>
+          <w:lang w:val="en-US" w:eastAsia="zh-CN" w:bidi="ar"/>
+        </w:rPr>
+        <w:tab/>
+      </w:r>
+      <w:r>
+        <w:rPr>
+          <w:rFonts w:hint="default" w:ascii="Times New Roman" w:hAnsi="Times New Roman"/>
+        </w:rPr>
+        <w:t>Real-Time Clock</w:t>
+      </w:r>
+    </w:p>
+    <w:p>
+      <w:pPr>
+        <w:spacing w:line="480" w:lineRule="auto"/>
+        <w:jc w:val="both"/>
+        <w:rPr>
+          <w:rFonts w:hint="default" w:ascii="Times New Roman" w:hAnsi="Times New Roman"/>
+        </w:rPr>
+      </w:pPr>
+      <w:r>
+        <w:rPr>
+          <w:rFonts w:hint="default" w:ascii="Times New Roman" w:hAnsi="Times New Roman"/>
+        </w:rPr>
+        <w:t xml:space="preserve">RT-CAN </w:t>
+      </w:r>
+      <w:r>
+        <w:rPr>
+          <w:rFonts w:hint="default" w:ascii="Times New Roman" w:hAnsi="Times New Roman" w:eastAsia="Times New Roman" w:cs="Times New Roman"/>
+          <w:kern w:val="0"/>
+          <w:sz w:val="24"/>
+          <w:szCs w:val="24"/>
+          <w:lang w:val="en-US" w:eastAsia="zh-CN" w:bidi="ar"/>
+        </w:rPr>
+        <w:tab/>
+      </w:r>
+      <w:r>
+        <w:rPr>
+          <w:rFonts w:hint="default" w:ascii="Times New Roman" w:hAnsi="Times New Roman" w:eastAsia="Times New Roman" w:cs="Times New Roman"/>
+          <w:kern w:val="0"/>
+          <w:sz w:val="24"/>
+          <w:szCs w:val="24"/>
+          <w:lang w:val="en-US" w:eastAsia="zh-CN" w:bidi="ar"/>
+        </w:rPr>
+        <w:tab/>
+      </w:r>
+      <w:r>
+        <w:rPr>
+          <w:rFonts w:hint="default" w:ascii="Times New Roman" w:hAnsi="Times New Roman"/>
+        </w:rPr>
+        <w:t>RGB-Thermal Cross Attention Network</w:t>
+      </w:r>
+    </w:p>
+    <w:p>
+      <w:pPr>
+        <w:spacing w:line="480" w:lineRule="auto"/>
+        <w:jc w:val="both"/>
+        <w:rPr>
+          <w:rFonts w:hint="default" w:ascii="Times New Roman" w:hAnsi="Times New Roman"/>
+        </w:rPr>
+      </w:pPr>
+      <w:r>
+        <w:rPr>
+          <w:rFonts w:hint="default" w:ascii="Times New Roman" w:hAnsi="Times New Roman"/>
+        </w:rPr>
+        <w:t xml:space="preserve">SAE </w:t>
+      </w:r>
+      <w:r>
+        <w:rPr>
+          <w:rFonts w:hint="default" w:ascii="Times New Roman" w:hAnsi="Times New Roman" w:eastAsia="Times New Roman" w:cs="Times New Roman"/>
+          <w:kern w:val="0"/>
+          <w:sz w:val="24"/>
+          <w:szCs w:val="24"/>
+          <w:lang w:val="en-US" w:eastAsia="zh-CN" w:bidi="ar"/>
+        </w:rPr>
+        <w:tab/>
+      </w:r>
+      <w:r>
+        <w:rPr>
+          <w:rFonts w:hint="default" w:ascii="Times New Roman" w:hAnsi="Times New Roman" w:eastAsia="Times New Roman" w:cs="Times New Roman"/>
+          <w:kern w:val="0"/>
+          <w:sz w:val="24"/>
+          <w:szCs w:val="24"/>
+          <w:lang w:val="en-US" w:eastAsia="zh-CN" w:bidi="ar"/>
+        </w:rPr>
+        <w:tab/>
+      </w:r>
+      <w:r>
+        <w:rPr>
+          <w:rFonts w:hint="default" w:ascii="Times New Roman" w:hAnsi="Times New Roman"/>
+        </w:rPr>
+        <w:t>Stacked Autoencoder</w:t>
+      </w:r>
+    </w:p>
+    <w:p>
+      <w:pPr>
+        <w:spacing w:line="480" w:lineRule="auto"/>
+        <w:jc w:val="both"/>
+        <w:rPr>
+          <w:rFonts w:hint="default" w:ascii="Times New Roman" w:hAnsi="Times New Roman"/>
+        </w:rPr>
+      </w:pPr>
+      <w:r>
+        <w:rPr>
+          <w:rFonts w:hint="default" w:ascii="Times New Roman" w:hAnsi="Times New Roman"/>
+        </w:rPr>
+        <w:t xml:space="preserve">SLAM </w:t>
+      </w:r>
+      <w:r>
+        <w:rPr>
+          <w:rFonts w:hint="default" w:ascii="Times New Roman" w:hAnsi="Times New Roman" w:eastAsia="Times New Roman" w:cs="Times New Roman"/>
+          <w:kern w:val="0"/>
+          <w:sz w:val="24"/>
+          <w:szCs w:val="24"/>
+          <w:lang w:val="en-US" w:eastAsia="zh-CN" w:bidi="ar"/>
+        </w:rPr>
+        <w:tab/>
+      </w:r>
+      <w:r>
+        <w:rPr>
+          <w:rFonts w:hint="default" w:ascii="Times New Roman" w:hAnsi="Times New Roman" w:eastAsia="Times New Roman" w:cs="Times New Roman"/>
+          <w:kern w:val="0"/>
+          <w:sz w:val="24"/>
+          <w:szCs w:val="24"/>
+          <w:lang w:val="en-US" w:eastAsia="zh-CN" w:bidi="ar"/>
+        </w:rPr>
+        <w:tab/>
+      </w:r>
+      <w:r>
+        <w:rPr>
+          <w:rFonts w:hint="default" w:ascii="Times New Roman" w:hAnsi="Times New Roman"/>
+        </w:rPr>
+        <w:t>Simultaneous Localisation and Mapping</w:t>
+      </w:r>
+    </w:p>
+    <w:p>
+      <w:pPr>
+        <w:spacing w:line="480" w:lineRule="auto"/>
+        <w:jc w:val="both"/>
+        <w:rPr>
+          <w:rFonts w:hint="default" w:ascii="Times New Roman" w:hAnsi="Times New Roman"/>
+        </w:rPr>
+      </w:pPr>
+      <w:r>
+        <w:rPr>
+          <w:rFonts w:hint="default" w:ascii="Times New Roman" w:hAnsi="Times New Roman"/>
+        </w:rPr>
+        <w:t>SVM</w:t>
+      </w:r>
+      <w:r>
+        <w:rPr>
+          <w:rFonts w:hint="default" w:ascii="Times New Roman" w:hAnsi="Times New Roman" w:eastAsia="Times New Roman" w:cs="Times New Roman"/>
+          <w:kern w:val="0"/>
+          <w:sz w:val="24"/>
+          <w:szCs w:val="24"/>
+          <w:lang w:val="en-US" w:eastAsia="zh-CN" w:bidi="ar"/>
+        </w:rPr>
+        <w:tab/>
+      </w:r>
+      <w:r>
+        <w:rPr>
+          <w:rFonts w:hint="default" w:ascii="Times New Roman" w:hAnsi="Times New Roman" w:eastAsia="Times New Roman" w:cs="Times New Roman"/>
+          <w:kern w:val="0"/>
+          <w:sz w:val="24"/>
+          <w:szCs w:val="24"/>
+          <w:lang w:val="en-US" w:eastAsia="zh-CN" w:bidi="ar"/>
+        </w:rPr>
+        <w:tab/>
+      </w:r>
+      <w:r>
+        <w:rPr>
+          <w:rFonts w:hint="default" w:ascii="Times New Roman" w:hAnsi="Times New Roman"/>
+        </w:rPr>
+        <w:t xml:space="preserve"> Support Vector Machine</w:t>
+      </w:r>
+    </w:p>
+    <w:p>
+      <w:pPr>
+        <w:spacing w:line="480" w:lineRule="auto"/>
+        <w:jc w:val="both"/>
+        <w:rPr>
+          <w:rFonts w:hint="default" w:ascii="Times New Roman" w:hAnsi="Times New Roman"/>
+        </w:rPr>
+      </w:pPr>
+      <w:r>
+        <w:rPr>
+          <w:rFonts w:hint="default" w:ascii="Times New Roman" w:hAnsi="Times New Roman"/>
+        </w:rPr>
+        <w:t xml:space="preserve">TCP </w:t>
+      </w:r>
+      <w:r>
+        <w:rPr>
+          <w:rFonts w:hint="default" w:ascii="Times New Roman" w:hAnsi="Times New Roman" w:eastAsia="Times New Roman" w:cs="Times New Roman"/>
+          <w:kern w:val="0"/>
+          <w:sz w:val="24"/>
+          <w:szCs w:val="24"/>
+          <w:lang w:val="en-US" w:eastAsia="zh-CN" w:bidi="ar"/>
+        </w:rPr>
+        <w:tab/>
+      </w:r>
+      <w:r>
+        <w:rPr>
+          <w:rFonts w:hint="default" w:ascii="Times New Roman" w:hAnsi="Times New Roman" w:eastAsia="Times New Roman" w:cs="Times New Roman"/>
+          <w:kern w:val="0"/>
+          <w:sz w:val="24"/>
+          <w:szCs w:val="24"/>
+          <w:lang w:val="en-US" w:eastAsia="zh-CN" w:bidi="ar"/>
+        </w:rPr>
+        <w:tab/>
+      </w:r>
+      <w:r>
+        <w:rPr>
+          <w:rFonts w:hint="default" w:ascii="Times New Roman" w:hAnsi="Times New Roman"/>
+        </w:rPr>
+        <w:t>Transmission Control Protocol</w:t>
+      </w:r>
+    </w:p>
+    <w:p>
+      <w:pPr>
+        <w:spacing w:line="480" w:lineRule="auto"/>
+        <w:jc w:val="both"/>
+        <w:rPr>
+          <w:rFonts w:hint="default" w:ascii="Times New Roman" w:hAnsi="Times New Roman"/>
+        </w:rPr>
+      </w:pPr>
+      <w:r>
+        <w:rPr>
+          <w:rFonts w:hint="default" w:ascii="Times New Roman" w:hAnsi="Times New Roman"/>
+        </w:rPr>
+        <w:t>UART</w:t>
+      </w:r>
+      <w:r>
+        <w:rPr>
+          <w:rFonts w:hint="default" w:ascii="Times New Roman" w:hAnsi="Times New Roman" w:eastAsia="Times New Roman" w:cs="Times New Roman"/>
+          <w:kern w:val="0"/>
+          <w:sz w:val="24"/>
+          <w:szCs w:val="24"/>
+          <w:lang w:val="en-US" w:eastAsia="zh-CN" w:bidi="ar"/>
+        </w:rPr>
+        <w:tab/>
+      </w:r>
+      <w:r>
+        <w:rPr>
+          <w:rFonts w:hint="default" w:ascii="Times New Roman" w:hAnsi="Times New Roman" w:eastAsia="Times New Roman" w:cs="Times New Roman"/>
+          <w:kern w:val="0"/>
+          <w:sz w:val="24"/>
+          <w:szCs w:val="24"/>
+          <w:lang w:val="en-US" w:eastAsia="zh-CN" w:bidi="ar"/>
+        </w:rPr>
+        <w:tab/>
+      </w:r>
+      <w:r>
+        <w:rPr>
+          <w:rFonts w:hint="default" w:ascii="Times New Roman" w:hAnsi="Times New Roman"/>
+        </w:rPr>
+        <w:t xml:space="preserve"> Universal Asynchronous Receiver Transmitter</w:t>
+      </w:r>
+    </w:p>
+    <w:p>
+      <w:pPr>
+        <w:spacing w:line="480" w:lineRule="auto"/>
+        <w:jc w:val="both"/>
+        <w:rPr>
+          <w:rFonts w:hint="default" w:ascii="Times New Roman" w:hAnsi="Times New Roman"/>
+        </w:rPr>
+      </w:pPr>
+      <w:r>
+        <w:rPr>
+          <w:rFonts w:hint="default" w:ascii="Times New Roman" w:hAnsi="Times New Roman"/>
+        </w:rPr>
+        <w:t xml:space="preserve">UI </w:t>
+      </w:r>
+      <w:r>
+        <w:rPr>
+          <w:rFonts w:hint="default" w:ascii="Times New Roman" w:hAnsi="Times New Roman" w:eastAsia="Times New Roman" w:cs="Times New Roman"/>
+          <w:kern w:val="0"/>
+          <w:sz w:val="24"/>
+          <w:szCs w:val="24"/>
+          <w:lang w:val="en-US" w:eastAsia="zh-CN" w:bidi="ar"/>
+        </w:rPr>
+        <w:tab/>
+      </w:r>
+      <w:r>
+        <w:rPr>
+          <w:rFonts w:hint="default" w:ascii="Times New Roman" w:hAnsi="Times New Roman" w:eastAsia="Times New Roman" w:cs="Times New Roman"/>
+          <w:kern w:val="0"/>
+          <w:sz w:val="24"/>
+          <w:szCs w:val="24"/>
+          <w:lang w:val="en-US" w:eastAsia="zh-CN" w:bidi="ar"/>
+        </w:rPr>
+        <w:tab/>
+      </w:r>
+      <w:r>
+        <w:rPr>
+          <w:rFonts w:hint="default" w:ascii="Times New Roman" w:hAnsi="Times New Roman"/>
+        </w:rPr>
+        <w:t>User Interface</w:t>
+      </w:r>
+    </w:p>
+    <w:p>
+      <w:pPr>
+        <w:spacing w:line="480" w:lineRule="auto"/>
+        <w:jc w:val="both"/>
+        <w:rPr>
+          <w:rFonts w:hint="default" w:ascii="Times New Roman" w:hAnsi="Times New Roman"/>
+        </w:rPr>
+      </w:pPr>
+      <w:r>
+        <w:rPr>
+          <w:rFonts w:hint="default" w:ascii="Times New Roman" w:hAnsi="Times New Roman"/>
+        </w:rPr>
+        <w:t xml:space="preserve">UX </w:t>
+      </w:r>
+      <w:r>
+        <w:rPr>
+          <w:rFonts w:hint="default" w:ascii="Times New Roman" w:hAnsi="Times New Roman" w:eastAsia="Times New Roman" w:cs="Times New Roman"/>
+          <w:kern w:val="0"/>
+          <w:sz w:val="24"/>
+          <w:szCs w:val="24"/>
+          <w:lang w:val="en-US" w:eastAsia="zh-CN" w:bidi="ar"/>
+        </w:rPr>
+        <w:tab/>
+      </w:r>
+      <w:r>
+        <w:rPr>
+          <w:rFonts w:hint="default" w:ascii="Times New Roman" w:hAnsi="Times New Roman" w:eastAsia="Times New Roman" w:cs="Times New Roman"/>
+          <w:kern w:val="0"/>
+          <w:sz w:val="24"/>
+          <w:szCs w:val="24"/>
+          <w:lang w:val="en-US" w:eastAsia="zh-CN" w:bidi="ar"/>
+        </w:rPr>
+        <w:tab/>
+      </w:r>
+      <w:r>
+        <w:rPr>
+          <w:rFonts w:hint="default" w:ascii="Times New Roman" w:hAnsi="Times New Roman"/>
+        </w:rPr>
+        <w:t>User Experience</w:t>
+      </w:r>
+    </w:p>
+    <w:p>
+      <w:pPr>
+        <w:spacing w:line="480" w:lineRule="auto"/>
+        <w:jc w:val="both"/>
+        <w:rPr>
+          <w:rFonts w:hint="default" w:ascii="Times New Roman" w:hAnsi="Times New Roman"/>
+        </w:rPr>
+      </w:pPr>
+      <w:r>
+        <w:rPr>
+          <w:rFonts w:hint="default" w:ascii="Times New Roman" w:hAnsi="Times New Roman"/>
+        </w:rPr>
+        <w:t xml:space="preserve">Wi-Fi </w:t>
+      </w:r>
+      <w:r>
+        <w:rPr>
+          <w:rFonts w:hint="default" w:ascii="Times New Roman" w:hAnsi="Times New Roman" w:eastAsia="Times New Roman" w:cs="Times New Roman"/>
+          <w:kern w:val="0"/>
+          <w:sz w:val="24"/>
+          <w:szCs w:val="24"/>
+          <w:lang w:val="en-US" w:eastAsia="zh-CN" w:bidi="ar"/>
+        </w:rPr>
+        <w:tab/>
+      </w:r>
+      <w:r>
+        <w:rPr>
+          <w:rFonts w:hint="default" w:ascii="Times New Roman" w:hAnsi="Times New Roman" w:eastAsia="Times New Roman" w:cs="Times New Roman"/>
+          <w:kern w:val="0"/>
+          <w:sz w:val="24"/>
+          <w:szCs w:val="24"/>
+          <w:lang w:val="en-US" w:eastAsia="zh-CN" w:bidi="ar"/>
+        </w:rPr>
+        <w:tab/>
+      </w:r>
+      <w:r>
+        <w:rPr>
+          <w:rFonts w:hint="default" w:ascii="Times New Roman" w:hAnsi="Times New Roman"/>
+        </w:rPr>
+        <w:t>Wireless Fidelity</w:t>
+      </w:r>
+    </w:p>
+    <w:p>
+      <w:pPr>
+        <w:spacing w:line="480" w:lineRule="auto"/>
+        <w:jc w:val="both"/>
+        <w:rPr>
+          <w:rFonts w:ascii="Times New Roman" w:hAnsi="Times New Roman" w:cs="Times New Roman"/>
+        </w:rPr>
+      </w:pPr>
+      <w:r>
+        <w:rPr>
+          <w:rFonts w:hint="default" w:ascii="Times New Roman" w:hAnsi="Times New Roman"/>
+        </w:rPr>
+        <w:t xml:space="preserve">YOLO </w:t>
+      </w:r>
+      <w:r>
+        <w:rPr>
+          <w:rFonts w:hint="default" w:ascii="Times New Roman" w:hAnsi="Times New Roman" w:eastAsia="Times New Roman" w:cs="Times New Roman"/>
+          <w:kern w:val="0"/>
+          <w:sz w:val="24"/>
+          <w:szCs w:val="24"/>
+          <w:lang w:val="en-US" w:eastAsia="zh-CN" w:bidi="ar"/>
+        </w:rPr>
+        <w:tab/>
+      </w:r>
+      <w:r>
+        <w:rPr>
+          <w:rFonts w:hint="default" w:ascii="Times New Roman" w:hAnsi="Times New Roman" w:eastAsia="Times New Roman" w:cs="Times New Roman"/>
+          <w:kern w:val="0"/>
+          <w:sz w:val="24"/>
+          <w:szCs w:val="24"/>
+          <w:lang w:val="en-US" w:eastAsia="zh-CN" w:bidi="ar"/>
+        </w:rPr>
+        <w:tab/>
+      </w:r>
+      <w:r>
+        <w:rPr>
+          <w:rFonts w:hint="default" w:ascii="Times New Roman" w:hAnsi="Times New Roman"/>
+        </w:rPr>
+        <w:t>You Only Look Once</w:t>
+      </w:r>
+    </w:p>
+    <w:p>
+      <w:pPr>
+        <w:pStyle w:val="2"/>
         <w:bidi w:val="0"/>
-        <w:jc w:val="center"/>
-      </w:pPr>
-      <w:r>
-        <w:t>CHAPTER ONE</w:t>
-      </w:r>
+        <w:jc w:val="both"/>
+      </w:pPr>
+    </w:p>
+    <w:p>
+      <w:pPr>
+        <w:jc w:val="both"/>
+      </w:pPr>
+    </w:p>
+    <w:p>
+      <w:pPr>
+        <w:pStyle w:val="2"/>
+        <w:bidi w:val="0"/>
+        <w:jc w:val="both"/>
+      </w:pPr>
+    </w:p>
+    <w:p>
+      <w:pPr>
+        <w:pStyle w:val="2"/>
+        <w:bidi w:val="0"/>
+        <w:jc w:val="both"/>
+      </w:pPr>
+    </w:p>
+    <w:p>
+      <w:pPr>
+        <w:pStyle w:val="2"/>
+        <w:bidi w:val="0"/>
+        <w:jc w:val="both"/>
+      </w:pPr>
+    </w:p>
+    <w:p>
+      <w:pPr>
+        <w:pStyle w:val="2"/>
+        <w:bidi w:val="0"/>
+        <w:jc w:val="both"/>
+      </w:pPr>
     </w:p>
     <w:p>
       <w:pPr>
@@ -18,9 +4133,23 @@
         <w:bidi w:val="0"/>
         <w:jc w:val="center"/>
       </w:pPr>
+      <w:bookmarkStart w:id="7" w:name="_Toc30348"/>
+      <w:r>
+        <w:t>CHAPTER ONE</w:t>
+      </w:r>
+      <w:bookmarkEnd w:id="7"/>
+    </w:p>
+    <w:p>
+      <w:pPr>
+        <w:pStyle w:val="2"/>
+        <w:bidi w:val="0"/>
+        <w:jc w:val="center"/>
+      </w:pPr>
+      <w:bookmarkStart w:id="8" w:name="_Toc1310"/>
       <w:r>
         <w:t>INTRODUCTION</w:t>
       </w:r>
+      <w:bookmarkEnd w:id="8"/>
     </w:p>
     <w:p>
       <w:pPr>
@@ -30,10 +4159,13 @@
           <w:numId w:val="1"/>
         </w:numPr>
         <w:bidi w:val="0"/>
-      </w:pPr>
+        <w:jc w:val="both"/>
+      </w:pPr>
+      <w:bookmarkStart w:id="9" w:name="_Toc17826"/>
       <w:r>
         <w:t>Introduction</w:t>
       </w:r>
+      <w:bookmarkEnd w:id="9"/>
     </w:p>
     <w:p>
       <w:pPr>
@@ -41,6 +4173,7 @@
           <w:ilvl w:val="0"/>
           <w:numId w:val="0"/>
         </w:numPr>
+        <w:jc w:val="both"/>
       </w:pPr>
     </w:p>
     <w:p>
@@ -65,6 +4198,7 @@
     <w:p>
       <w:pPr>
         <w:spacing w:before="0" w:after="0" w:line="480" w:lineRule="auto"/>
+        <w:jc w:val="both"/>
         <w:rPr>
           <w:sz w:val="24"/>
           <w:szCs w:val="24"/>
@@ -93,6 +4227,7 @@
     <w:p>
       <w:pPr>
         <w:spacing w:before="0" w:after="0" w:line="480" w:lineRule="auto"/>
+        <w:jc w:val="both"/>
         <w:rPr>
           <w:sz w:val="24"/>
           <w:szCs w:val="24"/>
@@ -121,6 +4256,7 @@
     <w:p>
       <w:pPr>
         <w:spacing w:before="0" w:after="0" w:line="480" w:lineRule="auto"/>
+        <w:jc w:val="both"/>
         <w:rPr>
           <w:sz w:val="24"/>
           <w:szCs w:val="24"/>
@@ -183,6 +4319,7 @@
     <w:p>
       <w:pPr>
         <w:spacing w:before="0" w:after="0" w:line="480" w:lineRule="auto"/>
+        <w:jc w:val="both"/>
         <w:rPr>
           <w:sz w:val="24"/>
           <w:szCs w:val="24"/>
@@ -211,6 +4348,7 @@
     <w:p>
       <w:pPr>
         <w:spacing w:before="0" w:after="0" w:line="480" w:lineRule="auto"/>
+        <w:jc w:val="both"/>
         <w:rPr>
           <w:sz w:val="24"/>
           <w:szCs w:val="24"/>
@@ -245,10 +4383,13 @@
         </w:numPr>
         <w:bidi w:val="0"/>
         <w:ind w:left="0" w:leftChars="0" w:firstLine="0" w:firstLineChars="0"/>
-      </w:pPr>
+        <w:jc w:val="both"/>
+      </w:pPr>
+      <w:bookmarkStart w:id="10" w:name="_Toc26782"/>
       <w:r>
         <w:t>Research Problem Statement</w:t>
       </w:r>
+      <w:bookmarkEnd w:id="10"/>
     </w:p>
     <w:p>
       <w:pPr>
@@ -256,6 +4397,7 @@
           <w:ilvl w:val="0"/>
           <w:numId w:val="0"/>
         </w:numPr>
+        <w:jc w:val="both"/>
       </w:pPr>
     </w:p>
     <w:p>
@@ -280,6 +4422,7 @@
     <w:p>
       <w:pPr>
         <w:spacing w:before="0" w:after="0" w:line="480" w:lineRule="auto"/>
+        <w:jc w:val="both"/>
         <w:rPr>
           <w:sz w:val="24"/>
           <w:szCs w:val="24"/>
@@ -308,6 +4451,7 @@
     <w:p>
       <w:pPr>
         <w:spacing w:before="0" w:after="0" w:line="480" w:lineRule="auto"/>
+        <w:jc w:val="both"/>
         <w:rPr>
           <w:sz w:val="24"/>
           <w:szCs w:val="24"/>
@@ -336,6 +4480,7 @@
     <w:p>
       <w:pPr>
         <w:spacing w:before="0" w:after="0" w:line="480" w:lineRule="auto"/>
+        <w:jc w:val="both"/>
         <w:rPr>
           <w:sz w:val="24"/>
           <w:szCs w:val="24"/>
@@ -370,10 +4515,13 @@
         </w:numPr>
         <w:bidi w:val="0"/>
         <w:ind w:left="0" w:leftChars="0" w:firstLine="0" w:firstLineChars="0"/>
-      </w:pPr>
+        <w:jc w:val="both"/>
+      </w:pPr>
+      <w:bookmarkStart w:id="11" w:name="_Toc5766"/>
       <w:r>
         <w:t>Objectives of the Study</w:t>
       </w:r>
+      <w:bookmarkEnd w:id="11"/>
     </w:p>
     <w:p>
       <w:pPr>
@@ -381,6 +4529,7 @@
           <w:ilvl w:val="0"/>
           <w:numId w:val="0"/>
         </w:numPr>
+        <w:jc w:val="both"/>
       </w:pPr>
     </w:p>
     <w:p>
@@ -405,20 +4554,22 @@
     <w:p>
       <w:pPr>
         <w:spacing w:before="0" w:after="0" w:line="480" w:lineRule="auto"/>
-        <w:rPr>
-          <w:sz w:val="24"/>
-          <w:szCs w:val="24"/>
-        </w:rPr>
-      </w:pPr>
-    </w:p>
-    <w:p>
-      <w:pPr>
-        <w:pStyle w:val="16"/>
+        <w:jc w:val="both"/>
+        <w:rPr>
+          <w:sz w:val="24"/>
+          <w:szCs w:val="24"/>
+        </w:rPr>
+      </w:pPr>
+    </w:p>
+    <w:p>
+      <w:pPr>
+        <w:pStyle w:val="21"/>
         <w:numPr>
           <w:ilvl w:val="0"/>
           <w:numId w:val="2"/>
         </w:numPr>
         <w:spacing w:line="480" w:lineRule="auto"/>
+        <w:jc w:val="both"/>
         <w:rPr>
           <w:sz w:val="24"/>
           <w:szCs w:val="24"/>
@@ -435,12 +4586,13 @@
     </w:p>
     <w:p>
       <w:pPr>
-        <w:pStyle w:val="16"/>
+        <w:pStyle w:val="21"/>
         <w:numPr>
           <w:ilvl w:val="0"/>
           <w:numId w:val="2"/>
         </w:numPr>
         <w:spacing w:line="480" w:lineRule="auto"/>
+        <w:jc w:val="both"/>
         <w:rPr>
           <w:sz w:val="24"/>
           <w:szCs w:val="24"/>
@@ -457,12 +4609,13 @@
     </w:p>
     <w:p>
       <w:pPr>
-        <w:pStyle w:val="16"/>
+        <w:pStyle w:val="21"/>
         <w:numPr>
           <w:ilvl w:val="0"/>
           <w:numId w:val="2"/>
         </w:numPr>
         <w:spacing w:line="480" w:lineRule="auto"/>
+        <w:jc w:val="both"/>
         <w:rPr>
           <w:sz w:val="24"/>
           <w:szCs w:val="24"/>
@@ -479,12 +4632,13 @@
     </w:p>
     <w:p>
       <w:pPr>
-        <w:pStyle w:val="16"/>
+        <w:pStyle w:val="21"/>
         <w:numPr>
           <w:ilvl w:val="0"/>
           <w:numId w:val="2"/>
         </w:numPr>
         <w:spacing w:line="480" w:lineRule="auto"/>
+        <w:jc w:val="both"/>
         <w:rPr>
           <w:sz w:val="24"/>
           <w:szCs w:val="24"/>
@@ -501,12 +4655,13 @@
     </w:p>
     <w:p>
       <w:pPr>
-        <w:pStyle w:val="16"/>
+        <w:pStyle w:val="21"/>
         <w:numPr>
           <w:ilvl w:val="0"/>
           <w:numId w:val="2"/>
         </w:numPr>
         <w:spacing w:line="480" w:lineRule="auto"/>
+        <w:jc w:val="both"/>
         <w:rPr>
           <w:sz w:val="24"/>
           <w:szCs w:val="24"/>
@@ -523,12 +4678,13 @@
     </w:p>
     <w:p>
       <w:pPr>
-        <w:pStyle w:val="16"/>
+        <w:pStyle w:val="21"/>
         <w:numPr>
           <w:ilvl w:val="0"/>
           <w:numId w:val="2"/>
         </w:numPr>
         <w:spacing w:line="480" w:lineRule="auto"/>
+        <w:jc w:val="both"/>
         <w:rPr>
           <w:sz w:val="24"/>
           <w:szCs w:val="24"/>
@@ -552,10 +4708,13 @@
         </w:numPr>
         <w:bidi w:val="0"/>
         <w:ind w:left="0" w:leftChars="0" w:firstLine="0" w:firstLineChars="0"/>
-      </w:pPr>
+        <w:jc w:val="both"/>
+      </w:pPr>
+      <w:bookmarkStart w:id="12" w:name="_Toc15079"/>
       <w:r>
         <w:t>Scope of the Work</w:t>
       </w:r>
+      <w:bookmarkEnd w:id="12"/>
     </w:p>
     <w:p>
       <w:pPr>
@@ -563,6 +4722,7 @@
           <w:ilvl w:val="0"/>
           <w:numId w:val="0"/>
         </w:numPr>
+        <w:jc w:val="both"/>
       </w:pPr>
     </w:p>
     <w:p>
@@ -587,6 +4747,7 @@
     <w:p>
       <w:pPr>
         <w:spacing w:before="0" w:after="0" w:line="480" w:lineRule="auto"/>
+        <w:jc w:val="both"/>
         <w:rPr>
           <w:sz w:val="24"/>
           <w:szCs w:val="24"/>
@@ -615,6 +4776,7 @@
     <w:p>
       <w:pPr>
         <w:spacing w:before="0" w:after="0" w:line="480" w:lineRule="auto"/>
+        <w:jc w:val="both"/>
         <w:rPr>
           <w:sz w:val="24"/>
           <w:szCs w:val="24"/>
@@ -649,10 +4811,13 @@
         </w:numPr>
         <w:bidi w:val="0"/>
         <w:ind w:left="0" w:leftChars="0" w:firstLine="0" w:firstLineChars="0"/>
-      </w:pPr>
+        <w:jc w:val="both"/>
+      </w:pPr>
+      <w:bookmarkStart w:id="13" w:name="_Toc11111"/>
       <w:r>
         <w:t>Significance of the Study</w:t>
       </w:r>
+      <w:bookmarkEnd w:id="13"/>
     </w:p>
     <w:p>
       <w:pPr>
@@ -660,6 +4825,7 @@
           <w:ilvl w:val="0"/>
           <w:numId w:val="0"/>
         </w:numPr>
+        <w:jc w:val="both"/>
       </w:pPr>
     </w:p>
     <w:p>
@@ -684,6 +4850,7 @@
     <w:p>
       <w:pPr>
         <w:spacing w:before="0" w:after="0" w:line="480" w:lineRule="auto"/>
+        <w:jc w:val="both"/>
         <w:rPr>
           <w:sz w:val="24"/>
           <w:szCs w:val="24"/>
@@ -746,6 +4913,7 @@
     <w:p>
       <w:pPr>
         <w:spacing w:before="0" w:after="0" w:line="480" w:lineRule="auto"/>
+        <w:jc w:val="both"/>
         <w:rPr>
           <w:sz w:val="24"/>
           <w:szCs w:val="24"/>
@@ -780,10 +4948,13 @@
         </w:numPr>
         <w:bidi w:val="0"/>
         <w:ind w:left="0" w:leftChars="0" w:firstLine="0" w:firstLineChars="0"/>
-      </w:pPr>
+        <w:jc w:val="both"/>
+      </w:pPr>
+      <w:bookmarkStart w:id="14" w:name="_Toc18732"/>
       <w:r>
         <w:t>Thesis Outline</w:t>
       </w:r>
+      <w:bookmarkEnd w:id="14"/>
     </w:p>
     <w:p>
       <w:pPr>
@@ -791,6 +4962,7 @@
           <w:ilvl w:val="0"/>
           <w:numId w:val="0"/>
         </w:numPr>
+        <w:jc w:val="both"/>
       </w:pPr>
     </w:p>
     <w:p>
@@ -1006,228 +5178,202 @@
     </w:p>
     <w:p>
       <w:pPr>
-        <w:pStyle w:val="2"/>
-        <w:bidi w:val="0"/>
-        <w:spacing w:line="480" w:lineRule="auto"/>
+        <w:spacing w:before="0" w:after="120" w:line="480" w:lineRule="auto"/>
         <w:jc w:val="center"/>
         <w:rPr>
+          <w:sz w:val="24"/>
+          <w:szCs w:val="24"/>
+        </w:rPr>
+      </w:pPr>
+      <w:r>
+        <w:rPr>
+          <w:rFonts w:ascii="Times New Roman" w:hAnsi="Times New Roman" w:eastAsia="Times New Roman" w:cs="Times New Roman"/>
           <w:b/>
           <w:bCs/>
-          <w:color w:val="auto"/>
-          <w:sz w:val="24"/>
-          <w:szCs w:val="24"/>
-        </w:rPr>
-      </w:pPr>
-      <w:r>
-        <w:rPr>
+          <w:sz w:val="24"/>
+          <w:szCs w:val="24"/>
+        </w:rPr>
+        <w:t>CHAPTER TWO</w:t>
+      </w:r>
+    </w:p>
+    <w:p>
+      <w:pPr>
+        <w:spacing w:before="480" w:after="240" w:line="480" w:lineRule="auto"/>
+        <w:jc w:val="center"/>
+        <w:rPr>
+          <w:sz w:val="24"/>
+          <w:szCs w:val="24"/>
+        </w:rPr>
+      </w:pPr>
+      <w:r>
+        <w:rPr>
+          <w:rFonts w:ascii="Times New Roman" w:hAnsi="Times New Roman" w:eastAsia="Times New Roman" w:cs="Times New Roman"/>
           <w:b/>
           <w:bCs/>
-          <w:color w:val="auto"/>
-          <w:sz w:val="24"/>
-          <w:szCs w:val="24"/>
-        </w:rPr>
-        <w:t>CHAPTER TWO</w:t>
-      </w:r>
-    </w:p>
-    <w:p>
-      <w:pPr>
-        <w:pStyle w:val="2"/>
-        <w:bidi w:val="0"/>
-        <w:spacing w:line="480" w:lineRule="auto"/>
-        <w:jc w:val="center"/>
-        <w:rPr>
+          <w:caps/>
+          <w:sz w:val="24"/>
+          <w:szCs w:val="24"/>
+        </w:rPr>
+        <w:t>LITERATURE REVIEW</w:t>
+      </w:r>
+    </w:p>
+    <w:p>
+      <w:pPr>
+        <w:spacing w:before="360" w:after="200" w:line="480" w:lineRule="auto"/>
+        <w:jc w:val="both"/>
+        <w:rPr>
+          <w:sz w:val="24"/>
+          <w:szCs w:val="24"/>
+        </w:rPr>
+      </w:pPr>
+      <w:r>
+        <w:rPr>
+          <w:rFonts w:ascii="Times New Roman" w:hAnsi="Times New Roman" w:eastAsia="Times New Roman" w:cs="Times New Roman"/>
           <w:b/>
           <w:bCs/>
-          <w:color w:val="auto"/>
-          <w:sz w:val="24"/>
-          <w:szCs w:val="24"/>
-        </w:rPr>
-      </w:pPr>
-      <w:r>
-        <w:rPr>
+          <w:sz w:val="24"/>
+          <w:szCs w:val="24"/>
+        </w:rPr>
+        <w:t>2.1.  Introduction</w:t>
+      </w:r>
+    </w:p>
+    <w:p>
+      <w:pPr>
+        <w:spacing w:after="200" w:line="480" w:lineRule="auto"/>
+        <w:ind w:firstLine="720"/>
+        <w:jc w:val="both"/>
+        <w:rPr>
+          <w:sz w:val="24"/>
+          <w:szCs w:val="24"/>
+        </w:rPr>
+      </w:pPr>
+      <w:r>
+        <w:rPr>
+          <w:rFonts w:ascii="Times New Roman" w:hAnsi="Times New Roman" w:eastAsia="Times New Roman" w:cs="Times New Roman"/>
+          <w:sz w:val="24"/>
+          <w:szCs w:val="24"/>
+        </w:rPr>
+        <w:t>The development of smart sports training systems represents one of the most dynamic and rapidly evolving intersections of engineering and applied sports science. In the specific context of basketball</w:t>
+      </w:r>
+      <w:r>
+        <w:rPr>
+          <w:rFonts w:cs="Times New Roman"/>
+          <w:sz w:val="24"/>
+          <w:szCs w:val="24"/>
+          <w:lang w:val="en-US"/>
+        </w:rPr>
+        <w:t>,</w:t>
+      </w:r>
+      <w:r>
+        <w:rPr>
+          <w:rFonts w:ascii="Times New Roman" w:hAnsi="Times New Roman" w:eastAsia="Times New Roman" w:cs="Times New Roman"/>
+          <w:sz w:val="24"/>
+          <w:szCs w:val="24"/>
+        </w:rPr>
+        <w:t xml:space="preserve"> a sport in which individual shooting performance is a primary determinant of team success</w:t>
+      </w:r>
+      <w:r>
+        <w:rPr>
+          <w:rFonts w:cs="Times New Roman"/>
+          <w:sz w:val="24"/>
+          <w:szCs w:val="24"/>
+          <w:lang w:val="en-US"/>
+        </w:rPr>
+        <w:t>,</w:t>
+      </w:r>
+      <w:r>
+        <w:rPr>
+          <w:rFonts w:ascii="Times New Roman" w:hAnsi="Times New Roman" w:eastAsia="Times New Roman" w:cs="Times New Roman"/>
+          <w:sz w:val="24"/>
+          <w:szCs w:val="24"/>
+        </w:rPr>
+        <w:t xml:space="preserve"> the demand for objective, automated, and cost-effective analytical tools has grown substantially. Traditionally, performance assessment in basketball has relied on subjective coach observation or expensive commercial systems such as the NOAH Basketball Shooting Trainer and Second Spectrum optical tracking platforms, which are prohibitively costly for most amateur and developmental athletes. As advances in computer vision, machine learning, embedded systems, and wireless communication have converged, researchers have increasingly explored the design of low-cost, real-time alternatives that leverage commodity hardware such as smartphones and microcontrollers. This section reviews a body of recent, high-quality published research directly relevant to the proposed Smart Basketball Training System, which integrates a smartphone-based computer vision module with an embedded ESP32 sensor system for shot detection, trajectory analysis, and performance feedback.</w:t>
+      </w:r>
+    </w:p>
+    <w:p>
+      <w:pPr>
+        <w:spacing w:after="200" w:line="480" w:lineRule="auto"/>
+        <w:ind w:firstLine="720"/>
+        <w:jc w:val="both"/>
+        <w:rPr>
+          <w:sz w:val="24"/>
+          <w:szCs w:val="24"/>
+        </w:rPr>
+      </w:pPr>
+      <w:r>
+        <w:rPr>
+          <w:rFonts w:ascii="Times New Roman" w:hAnsi="Times New Roman" w:eastAsia="Times New Roman" w:cs="Times New Roman"/>
+          <w:sz w:val="24"/>
+          <w:szCs w:val="24"/>
+        </w:rPr>
+        <w:t>The reviewed papers span several interconnected domains: basketball-specific shot detection and trajectory analysis using deep learning object detection models; wearable and embedded sensor-based motion recognition using Inertial Measurement Units (IMUs); IoT-enabled low-cost embedded sensor systems for sports feedback; hybrid architectures that fuse camera-based visual detection with physical sensor data; and pose estimation methods for shooting technique evaluation. Each reviewed study is critically discussed in terms of its methodology, key findings, and limitations in the context of the proposed system. Together, these studies illuminate the current state of knowledge, identify research gaps that the proposed system aims to address, and justify the design choices made in this work.</w:t>
+      </w:r>
+    </w:p>
+    <w:p>
+      <w:pPr>
+        <w:spacing w:before="360" w:after="200" w:line="480" w:lineRule="auto"/>
+        <w:jc w:val="both"/>
+        <w:rPr>
+          <w:sz w:val="24"/>
+          <w:szCs w:val="24"/>
+        </w:rPr>
+      </w:pPr>
+      <w:r>
+        <w:rPr>
+          <w:rFonts w:ascii="Times New Roman" w:hAnsi="Times New Roman" w:eastAsia="Times New Roman" w:cs="Times New Roman"/>
           <w:b/>
           <w:bCs/>
-          <w:color w:val="auto"/>
-          <w:sz w:val="24"/>
-          <w:szCs w:val="24"/>
-        </w:rPr>
-        <w:t>LITERATURE REVIEW</w:t>
-      </w:r>
-    </w:p>
-    <w:p>
-      <w:pPr>
-        <w:spacing w:before="360" w:after="200" w:line="480" w:lineRule="auto"/>
-        <w:jc w:val="left"/>
-        <w:rPr>
-          <w:color w:val="auto"/>
-          <w:sz w:val="24"/>
-          <w:szCs w:val="24"/>
-        </w:rPr>
-      </w:pPr>
+          <w:sz w:val="24"/>
+          <w:szCs w:val="24"/>
+        </w:rPr>
+        <w:t>2.2.  Previous Relevant Studies and Research Work</w:t>
+      </w:r>
+    </w:p>
+    <w:p>
+      <w:pPr>
+        <w:spacing w:after="200" w:line="480" w:lineRule="auto"/>
+        <w:ind w:firstLine="720"/>
+        <w:jc w:val="both"/>
+        <w:rPr>
+          <w:sz w:val="24"/>
+          <w:szCs w:val="24"/>
+        </w:rPr>
+      </w:pPr>
+      <w:r>
+        <w:rPr>
+          <w:rFonts w:ascii="Times New Roman" w:hAnsi="Times New Roman" w:eastAsia="Times New Roman" w:cs="Times New Roman"/>
+          <w:b w:val="0"/>
+          <w:bCs w:val="0"/>
+          <w:sz w:val="24"/>
+          <w:szCs w:val="24"/>
+        </w:rPr>
+        <w:t xml:space="preserve">The first reviewed paper proposes a real-time goal state recognition system for basketball based on Inertial Measurement Unit (IMU) sensors mounted around the basketball net assembly, with classification performed by five deep learning architectures. Simeunović et al. (MDPI </w:t>
+      </w:r>
       <w:r>
         <w:rPr>
           <w:rFonts w:ascii="Times New Roman" w:hAnsi="Times New Roman" w:eastAsia="Times New Roman" w:cs="Times New Roman"/>
           <w:b/>
           <w:bCs/>
-          <w:color w:val="auto"/>
-          <w:sz w:val="24"/>
-          <w:szCs w:val="24"/>
-        </w:rPr>
-        <w:t>2.1.  Introduction</w:t>
-      </w:r>
-    </w:p>
-    <w:p>
-      <w:pPr>
-        <w:spacing w:after="200" w:line="480" w:lineRule="auto"/>
-        <w:ind w:firstLine="720"/>
-        <w:jc w:val="both"/>
-        <w:rPr>
-          <w:color w:val="auto"/>
-          <w:sz w:val="24"/>
-          <w:szCs w:val="24"/>
-        </w:rPr>
-      </w:pPr>
-      <w:r>
-        <w:rPr>
-          <w:rFonts w:ascii="Times New Roman" w:hAnsi="Times New Roman" w:eastAsia="Times New Roman" w:cs="Times New Roman"/>
-          <w:color w:val="auto"/>
-          <w:sz w:val="24"/>
-          <w:szCs w:val="24"/>
-        </w:rPr>
-        <w:t xml:space="preserve">The development of smart sports training systems represents one of the most dynamic and rapidly evolving intersections of engineering and applied sports science. In the specific context of basketball </w:t>
-      </w:r>
-      <w:r>
-        <w:rPr>
-          <w:rFonts w:cs="Times New Roman"/>
-          <w:color w:val="auto"/>
-          <w:sz w:val="24"/>
-          <w:szCs w:val="24"/>
-          <w:lang w:val="en-US"/>
-        </w:rPr>
-        <w:t>,</w:t>
-      </w:r>
-      <w:r>
-        <w:rPr>
-          <w:rFonts w:ascii="Times New Roman" w:hAnsi="Times New Roman" w:eastAsia="Times New Roman" w:cs="Times New Roman"/>
-          <w:color w:val="auto"/>
-          <w:sz w:val="24"/>
-          <w:szCs w:val="24"/>
-        </w:rPr>
-        <w:t xml:space="preserve"> a sport in which individual shooting performance is a primary determinant of team success </w:t>
-      </w:r>
-      <w:r>
-        <w:rPr>
-          <w:rFonts w:cs="Times New Roman"/>
-          <w:color w:val="auto"/>
-          <w:sz w:val="24"/>
-          <w:szCs w:val="24"/>
-          <w:lang w:val="en-US"/>
-        </w:rPr>
-        <w:t>,</w:t>
-      </w:r>
-      <w:r>
-        <w:rPr>
-          <w:rFonts w:ascii="Times New Roman" w:hAnsi="Times New Roman" w:eastAsia="Times New Roman" w:cs="Times New Roman"/>
-          <w:color w:val="auto"/>
-          <w:sz w:val="24"/>
-          <w:szCs w:val="24"/>
-        </w:rPr>
-        <w:t xml:space="preserve"> the demand for objective, automated, and cost-effective analytical tools has grown substantially. Traditionally, performance assessment in basketball has relied on subjective coach observation or expensive commercial systems such as the NOAH Basketball Shooting Trainer and Second Spectrum optical tracking platforms, which are prohibitively costly for most amateur and developmental athletes. As advances in computer vision, machine learning, embedded systems, and wireless communication have converged, researchers have increasingly explored the design of low-cost, real-time alternatives that leverage commodity hardware such as smartphones and microcontrollers. This section reviews a body of recent, high-quality published research directly relevant to the proposed Smart Basketball Training System, which integrates a smartphone-based computer vision module with an embedded ESP32 sensor system for shot detection, trajectory analysis, and performance feedback.</w:t>
-      </w:r>
-    </w:p>
-    <w:p>
-      <w:pPr>
-        <w:spacing w:after="200" w:line="480" w:lineRule="auto"/>
-        <w:ind w:firstLine="720"/>
-        <w:jc w:val="both"/>
-        <w:rPr>
-          <w:color w:val="auto"/>
-          <w:sz w:val="24"/>
-          <w:szCs w:val="24"/>
-        </w:rPr>
-      </w:pPr>
-      <w:r>
-        <w:rPr>
-          <w:rFonts w:ascii="Times New Roman" w:hAnsi="Times New Roman" w:eastAsia="Times New Roman" w:cs="Times New Roman"/>
-          <w:color w:val="auto"/>
-          <w:sz w:val="24"/>
-          <w:szCs w:val="24"/>
-        </w:rPr>
-        <w:t>The reviewed papers span several interconnected domains: basketball-specific shot detection and trajectory analysis using deep learning object detection models; wearable and embedded sensor-based motion recognition using Inertial Measurement Units (IMUs); IoT-enabled low-cost embedded sensor systems for sports feedback; hybrid architectures that fuse camera-based visual detection with physical sensor data; and pose estimation methods for shooting technique evaluation. Each reviewed study is critically discussed in terms of its methodology, key findings, and limitations in the context of the proposed system. Together, these studies illuminate the current state of knowledge, identify research gaps that the proposed system aims to address, and justify the design choices made in this work.</w:t>
-      </w:r>
-    </w:p>
-    <w:p>
-      <w:pPr>
-        <w:spacing w:before="360" w:after="200" w:line="480" w:lineRule="auto"/>
-        <w:jc w:val="left"/>
-        <w:rPr>
-          <w:color w:val="auto"/>
-          <w:sz w:val="24"/>
-          <w:szCs w:val="24"/>
-        </w:rPr>
-      </w:pPr>
-      <w:r>
-        <w:rPr>
-          <w:rFonts w:ascii="Times New Roman" w:hAnsi="Times New Roman" w:eastAsia="Times New Roman" w:cs="Times New Roman"/>
-          <w:b/>
-          <w:bCs/>
-          <w:color w:val="auto"/>
-          <w:sz w:val="24"/>
-          <w:szCs w:val="24"/>
-        </w:rPr>
-        <w:t>2.2.  Previous Relevant Studies and Research Work</w:t>
-      </w:r>
-    </w:p>
-    <w:p>
-      <w:pPr>
-        <w:spacing w:after="200" w:line="480" w:lineRule="auto"/>
-        <w:ind w:firstLine="720"/>
-        <w:jc w:val="both"/>
-        <w:rPr>
-          <w:color w:val="auto"/>
-          <w:sz w:val="24"/>
-          <w:szCs w:val="24"/>
-        </w:rPr>
-      </w:pPr>
+          <w:sz w:val="24"/>
+          <w:szCs w:val="24"/>
+        </w:rPr>
+        <w:t>Sensors</w:t>
+      </w:r>
       <w:r>
         <w:rPr>
           <w:rFonts w:ascii="Times New Roman" w:hAnsi="Times New Roman" w:eastAsia="Times New Roman" w:cs="Times New Roman"/>
           <w:b w:val="0"/>
           <w:bCs w:val="0"/>
-          <w:color w:val="auto"/>
-          <w:sz w:val="24"/>
-          <w:szCs w:val="24"/>
-        </w:rPr>
-        <w:t xml:space="preserve">The first reviewed paper proposes a real-time goal state recognition system for basketball based on Inertial Measurement Unit (IMU) sensors mounted around the basketball net assembly, with classification performed by five deep learning architectures. Simeunović et al. (MDPI </w:t>
-      </w:r>
-      <w:r>
-        <w:rPr>
-          <w:rFonts w:ascii="Times New Roman" w:hAnsi="Times New Roman" w:eastAsia="Times New Roman" w:cs="Times New Roman"/>
-          <w:b/>
-          <w:bCs/>
-          <w:color w:val="auto"/>
-          <w:sz w:val="24"/>
-          <w:szCs w:val="24"/>
-        </w:rPr>
-        <w:t>Sensors</w:t>
-      </w:r>
-      <w:r>
-        <w:rPr>
-          <w:rFonts w:ascii="Times New Roman" w:hAnsi="Times New Roman" w:eastAsia="Times New Roman" w:cs="Times New Roman"/>
-          <w:b w:val="0"/>
-          <w:bCs w:val="0"/>
-          <w:color w:val="auto"/>
-          <w:sz w:val="24"/>
-          <w:szCs w:val="24"/>
-        </w:rPr>
-        <w:t xml:space="preserve">, 2025) designed the system to classify four shooting scenarios </w:t>
+          <w:sz w:val="24"/>
+          <w:szCs w:val="24"/>
+        </w:rPr>
+        <w:t>, 2025) designed the system to classify four shooting scenarios</w:t>
       </w:r>
       <w:r>
         <w:rPr>
           <w:rFonts w:cs="Times New Roman"/>
           <w:b w:val="0"/>
           <w:bCs w:val="0"/>
-          <w:color w:val="auto"/>
           <w:sz w:val="24"/>
           <w:szCs w:val="24"/>
           <w:lang w:val="en-US"/>
@@ -1239,18 +5385,16 @@
           <w:rFonts w:ascii="Times New Roman" w:hAnsi="Times New Roman" w:eastAsia="Times New Roman" w:cs="Times New Roman"/>
           <w:b w:val="0"/>
           <w:bCs w:val="0"/>
-          <w:color w:val="auto"/>
-          <w:sz w:val="24"/>
-          <w:szCs w:val="24"/>
-        </w:rPr>
-        <w:t xml:space="preserve"> rebounds, swishes, other shots, and misses </w:t>
+          <w:sz w:val="24"/>
+          <w:szCs w:val="24"/>
+        </w:rPr>
+        <w:t xml:space="preserve"> rebounds, swishes, other shots, and misses</w:t>
       </w:r>
       <w:r>
         <w:rPr>
           <w:rFonts w:cs="Times New Roman"/>
           <w:b w:val="0"/>
           <w:bCs w:val="0"/>
-          <w:color w:val="auto"/>
           <w:sz w:val="24"/>
           <w:szCs w:val="24"/>
           <w:lang w:val="en-US"/>
@@ -1262,7 +5406,6 @@
           <w:rFonts w:ascii="Times New Roman" w:hAnsi="Times New Roman" w:eastAsia="Times New Roman" w:cs="Times New Roman"/>
           <w:b w:val="0"/>
           <w:bCs w:val="0"/>
-          <w:color w:val="auto"/>
           <w:sz w:val="24"/>
           <w:szCs w:val="24"/>
         </w:rPr>
@@ -1275,24 +5418,21 @@
         <w:ind w:firstLine="720"/>
         <w:jc w:val="both"/>
         <w:rPr>
-          <w:color w:val="auto"/>
-          <w:sz w:val="24"/>
-          <w:szCs w:val="24"/>
-        </w:rPr>
-      </w:pPr>
-      <w:r>
-        <w:rPr>
-          <w:rFonts w:ascii="Times New Roman" w:hAnsi="Times New Roman" w:eastAsia="Times New Roman" w:cs="Times New Roman"/>
-          <w:color w:val="auto"/>
-          <w:sz w:val="24"/>
-          <w:szCs w:val="24"/>
-        </w:rPr>
-        <w:t xml:space="preserve">The CNN-LSTM-Attention hybrid model achieved the highest classification accuracy of 96.3% across the four goal-state categories, with precision, recall, and F1-score all reported above 95% for each shot type. The Attention mechanism contributed approximately a 2.5% accuracy gain over the plain CNN-LSTM, confirming its value in extracting temporal dependencies in the vibration signal. The system demonstrated inference latency suitable for real-time deployment, and LSTM-based models substantially outperformed purely feed-forward CNNs in capturing the dynamics of rim-contact vibration patterns. Despite these strong results, this study presents several limitations relevant to the proposed system. The sole reliance on rim vibration data means that shots which do not interact with the rim </w:t>
+          <w:sz w:val="24"/>
+          <w:szCs w:val="24"/>
+        </w:rPr>
+      </w:pPr>
+      <w:r>
+        <w:rPr>
+          <w:rFonts w:ascii="Times New Roman" w:hAnsi="Times New Roman" w:eastAsia="Times New Roman" w:cs="Times New Roman"/>
+          <w:sz w:val="24"/>
+          <w:szCs w:val="24"/>
+        </w:rPr>
+        <w:t>The CNN-LSTM-Attention hybrid model achieved the highest classification accuracy of 96.3% across the four goal-state categories, with precision, recall, and F1-score all reported above 95% for each shot type. The Attention mechanism contributed approximately a 2.5% accuracy gain over the plain CNN-LSTM, confirming its value in extracting temporal dependencies in the vibration signal. The system demonstrated inference latency suitable for real-time deployment, and LSTM-based models substantially outperformed purely feed-forward CNNs in capturing the dynamics of rim-contact vibration patterns. Despite these strong results, this study presents several limitations relevant to the proposed system. The sole reliance on rim vibration data means that shots which do not interact with the rim</w:t>
       </w:r>
       <w:r>
         <w:rPr>
           <w:rFonts w:cs="Times New Roman"/>
-          <w:color w:val="auto"/>
           <w:sz w:val="24"/>
           <w:szCs w:val="24"/>
           <w:lang w:val="en-US"/>
@@ -1302,16 +5442,14 @@
       <w:r>
         <w:rPr>
           <w:rFonts w:ascii="Times New Roman" w:hAnsi="Times New Roman" w:eastAsia="Times New Roman" w:cs="Times New Roman"/>
-          <w:color w:val="auto"/>
-          <w:sz w:val="24"/>
-          <w:szCs w:val="24"/>
-        </w:rPr>
-        <w:t xml:space="preserve"> notably pure airballs </w:t>
+          <w:sz w:val="24"/>
+          <w:szCs w:val="24"/>
+        </w:rPr>
+        <w:t xml:space="preserve"> notably pure airballs</w:t>
       </w:r>
       <w:r>
         <w:rPr>
           <w:rFonts w:cs="Times New Roman"/>
-          <w:color w:val="auto"/>
           <w:sz w:val="24"/>
           <w:szCs w:val="24"/>
           <w:lang w:val="en-US"/>
@@ -1321,16 +5459,14 @@
       <w:r>
         <w:rPr>
           <w:rFonts w:ascii="Times New Roman" w:hAnsi="Times New Roman" w:eastAsia="Times New Roman" w:cs="Times New Roman"/>
-          <w:color w:val="auto"/>
-          <w:sz w:val="24"/>
-          <w:szCs w:val="24"/>
-        </w:rPr>
-        <w:t xml:space="preserve"> cannot be detected or classified, which represents a significant gap for a complete training system. The model was trained on a controlled single-court, single-population dataset, which limits its generalisability to varied court surfaces, rim geometries, and player populations. Furthermore, the study does not address the practical challenges of wireless sensor deployment, including real-time data transmission reliability and power management </w:t>
+          <w:sz w:val="24"/>
+          <w:szCs w:val="24"/>
+        </w:rPr>
+        <w:t xml:space="preserve"> cannot be detected or classified, which represents a significant gap for a complete training system. The model was trained on a controlled single-court, single-population dataset, which limits its generalisability to varied court surfaces, rim geometries, and player populations. Furthermore, the study does not address the practical challenges of wireless sensor deployment, including real-time data transmission reliability and power management</w:t>
       </w:r>
       <w:r>
         <w:rPr>
           <w:rFonts w:cs="Times New Roman"/>
-          <w:color w:val="auto"/>
           <w:sz w:val="24"/>
           <w:szCs w:val="24"/>
           <w:lang w:val="en-US"/>
@@ -1340,7 +5476,6 @@
       <w:r>
         <w:rPr>
           <w:rFonts w:ascii="Times New Roman" w:hAnsi="Times New Roman" w:eastAsia="Times New Roman" w:cs="Times New Roman"/>
-          <w:color w:val="auto"/>
           <w:sz w:val="24"/>
           <w:szCs w:val="24"/>
         </w:rPr>
@@ -1353,7 +5488,6 @@
         <w:ind w:firstLine="720"/>
         <w:jc w:val="both"/>
         <w:rPr>
-          <w:color w:val="auto"/>
           <w:sz w:val="24"/>
           <w:szCs w:val="24"/>
         </w:rPr>
@@ -1363,18 +5497,16 @@
           <w:rFonts w:ascii="Times New Roman" w:hAnsi="Times New Roman" w:eastAsia="Times New Roman" w:cs="Times New Roman"/>
           <w:b w:val="0"/>
           <w:bCs w:val="0"/>
-          <w:color w:val="auto"/>
-          <w:sz w:val="24"/>
-          <w:szCs w:val="24"/>
-        </w:rPr>
-        <w:t xml:space="preserve">Another study introduces BGS-YOLO, a novel real-time basketball detection model built upon the YOLOv8 framework, designed to overcome the limitations of existing detection systems in handling scale variation, scene complexity, and adverse camera angles. Shu et al. (PLOS ONE, 2025) incorporated three architectural innovations into the YOLOv8 backbone: a Bidirectional Feature Pyramid Network (BiFPN) for richer multi-scale feature fusion, a Global Attention Mechanism (GAM) that dynamically weights spatial and channel features to improve performance in occluded scenes, and a Slim-neck design that reduces parameter redundancy. The model was trained on a custom annotated basketball dataset encompassing images captured from multiple fixed camera angles under diverse lighting conditions and crowd environments. Data augmentation techniques including random flipping, scaling, mosaic composition, and colour jitter were applied to improve generalisation. Evaluation used standard COCO detection metrics </w:t>
+          <w:sz w:val="24"/>
+          <w:szCs w:val="24"/>
+        </w:rPr>
+        <w:t>Another study introduces BGS-YOLO, a novel real-time basketball detection model built upon the YOLOv8 framework, designed to overcome the limitations of existing detection systems in handling scale variation, scene complexity, and adverse camera angles. Shu et al. (PLOS ONE, 2025) incorporated three architectural innovations into the YOLOv8 backbone: a Bidirectional Feature Pyramid Network (BiFPN) for richer multi-scale feature fusion, a Global Attention Mechanism (GAM) that dynamically weights spatial and channel features to improve performance in occluded scenes, and a Slim-neck design that reduces parameter redundancy. The model was trained on a custom annotated basketball dataset encompassing images captured from multiple fixed camera angles under diverse lighting conditions and crowd environments. Data augmentation techniques including random flipping, scaling, mosaic composition, and colour jitter were applied to improve generalisation. Evaluation used standard COCO detection metrics</w:t>
       </w:r>
       <w:r>
         <w:rPr>
           <w:rFonts w:cs="Times New Roman"/>
           <w:b w:val="0"/>
           <w:bCs w:val="0"/>
-          <w:color w:val="auto"/>
           <w:sz w:val="24"/>
           <w:szCs w:val="24"/>
           <w:lang w:val="en-US"/>
@@ -1386,18 +5518,16 @@
           <w:rFonts w:ascii="Times New Roman" w:hAnsi="Times New Roman" w:eastAsia="Times New Roman" w:cs="Times New Roman"/>
           <w:b w:val="0"/>
           <w:bCs w:val="0"/>
-          <w:color w:val="auto"/>
-          <w:sz w:val="24"/>
-          <w:szCs w:val="24"/>
-        </w:rPr>
-        <w:t xml:space="preserve"> mean Average Precision at IoU thresholds of 0.5 (mAP@0.5) and 0.5–0.95 (mAP@0.5:0.95) </w:t>
+          <w:sz w:val="24"/>
+          <w:szCs w:val="24"/>
+        </w:rPr>
+        <w:t xml:space="preserve"> mean Average Precision at IoU thresholds of 0.5 (mAP@0.5) and 0.5–0.95 (mAP@0.5:0.95)</w:t>
       </w:r>
       <w:r>
         <w:rPr>
           <w:rFonts w:cs="Times New Roman"/>
           <w:b w:val="0"/>
           <w:bCs w:val="0"/>
-          <w:color w:val="auto"/>
           <w:sz w:val="24"/>
           <w:szCs w:val="24"/>
           <w:lang w:val="en-US"/>
@@ -1409,7 +5539,6 @@
           <w:rFonts w:ascii="Times New Roman" w:hAnsi="Times New Roman" w:eastAsia="Times New Roman" w:cs="Times New Roman"/>
           <w:b w:val="0"/>
           <w:bCs w:val="0"/>
-          <w:color w:val="auto"/>
           <w:sz w:val="24"/>
           <w:szCs w:val="24"/>
         </w:rPr>
@@ -1422,24 +5551,21 @@
         <w:ind w:firstLine="720"/>
         <w:jc w:val="both"/>
         <w:rPr>
-          <w:color w:val="auto"/>
-          <w:sz w:val="24"/>
-          <w:szCs w:val="24"/>
-        </w:rPr>
-      </w:pPr>
-      <w:r>
-        <w:rPr>
-          <w:rFonts w:ascii="Times New Roman" w:hAnsi="Times New Roman" w:eastAsia="Times New Roman" w:cs="Times New Roman"/>
-          <w:color w:val="auto"/>
-          <w:sz w:val="24"/>
-          <w:szCs w:val="24"/>
-        </w:rPr>
-        <w:t xml:space="preserve">BGS-YOLO achieved a mAP@0.5 of 94.7% and mAP@0.5:0.95 of 72.1%, surpassing baseline YOLOv8, YOLOv7, and YOLOv5 on the same dataset. The BiFPN integration produced a 3.2% mAP@0.5 improvement over standard FPN, while the GAM contributed an additional 2.4% recall improvement specifically in partially occluded scenarios </w:t>
+          <w:sz w:val="24"/>
+          <w:szCs w:val="24"/>
+        </w:rPr>
+      </w:pPr>
+      <w:r>
+        <w:rPr>
+          <w:rFonts w:ascii="Times New Roman" w:hAnsi="Times New Roman" w:eastAsia="Times New Roman" w:cs="Times New Roman"/>
+          <w:sz w:val="24"/>
+          <w:szCs w:val="24"/>
+        </w:rPr>
+        <w:t>BGS-YOLO achieved a mAP@0.5 of 94.7% and mAP@0.5:0.95 of 72.1%, surpassing baseline YOLOv8, YOLOv7, and YOLOv5 on the same dataset. The BiFPN integration produced a 3.2% mAP@0.5 improvement over standard FPN, while the GAM contributed an additional 2.4% recall improvement specifically in partially occluded scenarios</w:t>
       </w:r>
       <w:r>
         <w:rPr>
           <w:rFonts w:cs="Times New Roman"/>
-          <w:color w:val="auto"/>
           <w:sz w:val="24"/>
           <w:szCs w:val="24"/>
           <w:lang w:val="en-US"/>
@@ -1449,16 +5575,14 @@
       <w:r>
         <w:rPr>
           <w:rFonts w:ascii="Times New Roman" w:hAnsi="Times New Roman" w:eastAsia="Times New Roman" w:cs="Times New Roman"/>
-          <w:color w:val="auto"/>
-          <w:sz w:val="24"/>
-          <w:szCs w:val="24"/>
-        </w:rPr>
-        <w:t xml:space="preserve"> a common occurrence in live basketball environments. Real-time inference was achieved at approximately 68 FPS on a GPU-equipped evaluation platform. However, several limitations constrain the direct applicability of this work. The model was benchmarked only on a proprietary basketball dataset without cross-validation on publicly available benchmarks, limiting the objectivity of performance comparisons. More critically for the proposed system, BGS-YOLO requires GPU-class hardware for real-time inference, which is incompatible with the low-cost embedded platform (ESP32 and smartphone) envisaged in this project without significant model quantisation or optimisation. The model also detects the basketball as an object but does not extend to scoring event classification </w:t>
+          <w:sz w:val="24"/>
+          <w:szCs w:val="24"/>
+        </w:rPr>
+        <w:t xml:space="preserve"> a common occurrence in live basketball environments. Real-time inference was achieved at approximately 68 FPS on a GPU-equipped evaluation platform. However, several limitations constrain the direct applicability of this work. The model was benchmarked only on a proprietary basketball dataset without cross-validation on publicly available benchmarks, limiting the objectivity of performance comparisons. More critically for the proposed system, BGS-YOLO requires GPU-class hardware for real-time inference, which is incompatible with the low-cost embedded platform (ESP32 and smartphone) envisaged in this project without significant model quantisation or optimisation. The model also detects the basketball as an object but does not extend to scoring event classification</w:t>
       </w:r>
       <w:r>
         <w:rPr>
           <w:rFonts w:cs="Times New Roman"/>
-          <w:color w:val="auto"/>
           <w:sz w:val="24"/>
           <w:szCs w:val="24"/>
           <w:lang w:val="en-US"/>
@@ -1468,16 +5592,14 @@
       <w:r>
         <w:rPr>
           <w:rFonts w:ascii="Times New Roman" w:hAnsi="Times New Roman" w:eastAsia="Times New Roman" w:cs="Times New Roman"/>
-          <w:color w:val="auto"/>
-          <w:sz w:val="24"/>
-          <w:szCs w:val="24"/>
-        </w:rPr>
-        <w:t xml:space="preserve"> distinguishing a made shot from a near-miss or rim-out </w:t>
+          <w:sz w:val="24"/>
+          <w:szCs w:val="24"/>
+        </w:rPr>
+        <w:t xml:space="preserve"> distinguishing a made shot from a near-miss or rim-out</w:t>
       </w:r>
       <w:r>
         <w:rPr>
           <w:rFonts w:cs="Times New Roman"/>
-          <w:color w:val="auto"/>
           <w:sz w:val="24"/>
           <w:szCs w:val="24"/>
           <w:lang w:val="en-US"/>
@@ -1487,7 +5609,6 @@
       <w:r>
         <w:rPr>
           <w:rFonts w:ascii="Times New Roman" w:hAnsi="Times New Roman" w:eastAsia="Times New Roman" w:cs="Times New Roman"/>
-          <w:color w:val="auto"/>
           <w:sz w:val="24"/>
           <w:szCs w:val="24"/>
         </w:rPr>
@@ -1500,7 +5621,6 @@
         <w:ind w:firstLine="720"/>
         <w:jc w:val="both"/>
         <w:rPr>
-          <w:color w:val="auto"/>
           <w:sz w:val="24"/>
           <w:szCs w:val="24"/>
         </w:rPr>
@@ -1510,18 +5630,16 @@
           <w:rFonts w:ascii="Times New Roman" w:hAnsi="Times New Roman" w:eastAsia="Times New Roman" w:cs="Times New Roman"/>
           <w:b w:val="0"/>
           <w:bCs w:val="0"/>
-          <w:color w:val="auto"/>
-          <w:sz w:val="24"/>
-          <w:szCs w:val="24"/>
-        </w:rPr>
-        <w:t xml:space="preserve">Subsequent research proposes DWC-YOLOv8, an architectural modification of YOLOv8 that introduces Depth-Wise Convolution (DWC) modules to reduce computational complexity by approximately 40%, enabling deployment on more resource-constrained hardware while preserving detection accuracy for basketball shot and goal detection. Wen, Zou, and Guang (Springer Communications in Computer and Information Science, 2024) designed a two-stage detection pipeline: the first stage detected the basketball across all frames using the DWC-YOLOv8 model, and the second stage applied Region-of-Interest (ROI) analysis around the detected rim zone to classify goal events by evaluating ball trajectory descent across consecutive frames. Temporal consistency checks were implemented to suppress false positives caused by player occlusion, camera shake, or rim interactions that did not result in scoring. A custom annotated video dataset of basketball shots </w:t>
+          <w:sz w:val="24"/>
+          <w:szCs w:val="24"/>
+        </w:rPr>
+        <w:t>Subsequent research proposes DWC-YOLOv8, an architectural modification of YOLOv8 that introduces Depth-Wise Convolution (DWC) modules to reduce computational complexity by approximately 40%, enabling deployment on more resource-constrained hardware while preserving detection accuracy for basketball shot and goal detection. Wen, Zou, and Guang (Springer Communications in Computer and Information Science, 2024) designed a two-stage detection pipeline: the first stage detected the basketball across all frames using the DWC-YOLOv8 model, and the second stage applied Region-of-Interest (ROI) analysis around the detected rim zone to classify goal events by evaluating ball trajectory descent across consecutive frames. Temporal consistency checks were implemented to suppress false positives caused by player occlusion, camera shake, or rim interactions that did not result in scoring. A custom annotated video dataset of basketball shots</w:t>
       </w:r>
       <w:r>
         <w:rPr>
           <w:rFonts w:cs="Times New Roman"/>
           <w:b w:val="0"/>
           <w:bCs w:val="0"/>
-          <w:color w:val="auto"/>
           <w:sz w:val="24"/>
           <w:szCs w:val="24"/>
           <w:lang w:val="en-US"/>
@@ -1533,18 +5651,16 @@
           <w:rFonts w:ascii="Times New Roman" w:hAnsi="Times New Roman" w:eastAsia="Times New Roman" w:cs="Times New Roman"/>
           <w:b w:val="0"/>
           <w:bCs w:val="0"/>
-          <w:color w:val="auto"/>
-          <w:sz w:val="24"/>
-          <w:szCs w:val="24"/>
-        </w:rPr>
-        <w:t xml:space="preserve"> including made shots, misses, blocked shots, and rim interactions </w:t>
+          <w:sz w:val="24"/>
+          <w:szCs w:val="24"/>
+        </w:rPr>
+        <w:t xml:space="preserve"> including made shots, misses, blocked shots, and rim interactions</w:t>
       </w:r>
       <w:r>
         <w:rPr>
           <w:rFonts w:cs="Times New Roman"/>
           <w:b w:val="0"/>
           <w:bCs w:val="0"/>
-          <w:color w:val="auto"/>
           <w:sz w:val="24"/>
           <w:szCs w:val="24"/>
           <w:lang w:val="en-US"/>
@@ -1556,7 +5672,6 @@
           <w:rFonts w:ascii="Times New Roman" w:hAnsi="Times New Roman" w:eastAsia="Times New Roman" w:cs="Times New Roman"/>
           <w:b w:val="0"/>
           <w:bCs w:val="0"/>
-          <w:color w:val="auto"/>
           <w:sz w:val="24"/>
           <w:szCs w:val="24"/>
         </w:rPr>
@@ -1569,24 +5684,21 @@
         <w:ind w:firstLine="720"/>
         <w:jc w:val="both"/>
         <w:rPr>
-          <w:color w:val="auto"/>
-          <w:sz w:val="24"/>
-          <w:szCs w:val="24"/>
-        </w:rPr>
-      </w:pPr>
-      <w:r>
-        <w:rPr>
-          <w:rFonts w:ascii="Times New Roman" w:hAnsi="Times New Roman" w:eastAsia="Times New Roman" w:cs="Times New Roman"/>
-          <w:color w:val="auto"/>
-          <w:sz w:val="24"/>
-          <w:szCs w:val="24"/>
-        </w:rPr>
-        <w:t xml:space="preserve">DWC-YOLOv8 achieved a shot-detection mAP@0.5 of 91.3% and a goal-classification accuracy of 89.6%, while improving inference speed from 28 FPS (full YOLOv8) to 42 FPS </w:t>
+          <w:sz w:val="24"/>
+          <w:szCs w:val="24"/>
+        </w:rPr>
+      </w:pPr>
+      <w:r>
+        <w:rPr>
+          <w:rFonts w:ascii="Times New Roman" w:hAnsi="Times New Roman" w:eastAsia="Times New Roman" w:cs="Times New Roman"/>
+          <w:sz w:val="24"/>
+          <w:szCs w:val="24"/>
+        </w:rPr>
+        <w:t>DWC-YOLOv8 achieved a shot-detection mAP@0.5 of 91.3% and a goal-classification accuracy of 89.6%, while improving inference speed from 28 FPS (full YOLOv8) to 42 FPS</w:t>
       </w:r>
       <w:r>
         <w:rPr>
           <w:rFonts w:cs="Times New Roman"/>
-          <w:color w:val="auto"/>
           <w:sz w:val="24"/>
           <w:szCs w:val="24"/>
           <w:lang w:val="en-US"/>
@@ -1596,16 +5708,14 @@
       <w:r>
         <w:rPr>
           <w:rFonts w:ascii="Times New Roman" w:hAnsi="Times New Roman" w:eastAsia="Times New Roman" w:cs="Times New Roman"/>
-          <w:color w:val="auto"/>
-          <w:sz w:val="24"/>
-          <w:szCs w:val="24"/>
-        </w:rPr>
-        <w:t xml:space="preserve"> a 50% speedup attributable to the Depth-Wise Convolution substitution. The two-stage pipeline reduced false positives from non-scoring rim interactions by over 60% compared to a single-frame detection baseline, validating the value of trajectory-consistency verification. This work is among the most directly relevant to the proposed system, as it demonstrates a feasible approach to goal-event detection on lighter hardware. Nonetheless, notable limitations remain. The model was trained on a small proprietary dataset, raising concerns about overfitting and insufficient diversity in shot types and court environments. The sequential two-stage pipeline introduces a dependency between stages: a failure in ball detection propagates directly to goal classification, particularly in fast-paced multi-player scenarios where ball occlusion is common. The study also does not incorporate any physical sensor validation, leaving the system entirely reliant on visual data and therefore susceptible to false negatives under severe occlusion </w:t>
+          <w:sz w:val="24"/>
+          <w:szCs w:val="24"/>
+        </w:rPr>
+        <w:t xml:space="preserve"> a 50% speedup attributable to the Depth-Wise Convolution substitution. The two-stage pipeline reduced false positives from non-scoring rim interactions by over 60% compared to a single-frame detection baseline, validating the value of trajectory-consistency verification. This work is among the most directly relevant to the proposed system, as it demonstrates a feasible approach to goal-event detection on lighter hardware. Nonetheless, notable limitations remain. The model was trained on a small proprietary dataset, raising concerns about overfitting and insufficient diversity in shot types and court environments. The sequential two-stage pipeline introduces a dependency between stages: a failure in ball detection propagates directly to goal classification, particularly in fast-paced multi-player scenarios where ball occlusion is common. The study also does not incorporate any physical sensor validation, leaving the system entirely reliant on visual data and therefore susceptible to false negatives under severe occlusion</w:t>
       </w:r>
       <w:r>
         <w:rPr>
           <w:rFonts w:cs="Times New Roman"/>
-          <w:color w:val="auto"/>
           <w:sz w:val="24"/>
           <w:szCs w:val="24"/>
           <w:lang w:val="en-US"/>
@@ -1615,7 +5725,6 @@
       <w:r>
         <w:rPr>
           <w:rFonts w:ascii="Times New Roman" w:hAnsi="Times New Roman" w:eastAsia="Times New Roman" w:cs="Times New Roman"/>
-          <w:color w:val="auto"/>
           <w:sz w:val="24"/>
           <w:szCs w:val="24"/>
         </w:rPr>
@@ -1628,7 +5737,6 @@
         <w:ind w:firstLine="720"/>
         <w:jc w:val="both"/>
         <w:rPr>
-          <w:color w:val="auto"/>
           <w:sz w:val="24"/>
           <w:szCs w:val="24"/>
         </w:rPr>
@@ -1638,18 +5746,16 @@
           <w:rFonts w:ascii="Times New Roman" w:hAnsi="Times New Roman" w:eastAsia="Times New Roman" w:cs="Times New Roman"/>
           <w:b w:val="0"/>
           <w:bCs w:val="0"/>
-          <w:color w:val="auto"/>
-          <w:sz w:val="24"/>
-          <w:szCs w:val="24"/>
-        </w:rPr>
-        <w:t xml:space="preserve">A further study presents a wearable smartwatch prototype that uses an MPU6050 Inertial Measurement Unit sensor combined with a Support Vector Machine (SVM) classifier to identify correct and incorrect basketball shooting technique in real time. Fadillah, Putrada, and Abdurohman (Kinetik: Game Technology, Information System, Computer Network, Computing, Electronics, and Control, 2022) constructed a system around a NodeMCU microcontroller interfaced with the MPU6050 IMU, which captured simultaneous three-axis accelerometer and three-axis gyroscope data from the shooter's wrist during the shooting motion. The raw six-axis sensor data was transmitted wirelessly to a server via Wi-Fi for processing. A feature extraction stage generated 18 statistical features per axis from each data window </w:t>
+          <w:sz w:val="24"/>
+          <w:szCs w:val="24"/>
+        </w:rPr>
+        <w:t>A further study presents a wearable smartwatch prototype that uses an MPU6050 Inertial Measurement Unit sensor combined with a Support Vector Machine (SVM) classifier to identify correct and incorrect basketball shooting technique in real time. Fadillah, Putrada, and Abdurohman (Kinetik: Game Technology, Information System, Computer Network, Computing, Electronics, and Control, 2022) constructed a system around a NodeMCU microcontroller interfaced with the MPU6050 IMU, which captured simultaneous three-axis accelerometer and three-axis gyroscope data from the shooter's wrist during the shooting motion. The raw six-axis sensor data was transmitted wirelessly to a server via Wi-Fi for processing. A feature extraction stage generated 18 statistical features per axis from each data window</w:t>
       </w:r>
       <w:r>
         <w:rPr>
           <w:rFonts w:cs="Times New Roman"/>
           <w:b w:val="0"/>
           <w:bCs w:val="0"/>
-          <w:color w:val="auto"/>
           <w:sz w:val="24"/>
           <w:szCs w:val="24"/>
           <w:lang w:val="en-US"/>
@@ -1661,18 +5767,16 @@
           <w:rFonts w:ascii="Times New Roman" w:hAnsi="Times New Roman" w:eastAsia="Times New Roman" w:cs="Times New Roman"/>
           <w:b w:val="0"/>
           <w:bCs w:val="0"/>
-          <w:color w:val="auto"/>
-          <w:sz w:val="24"/>
-          <w:szCs w:val="24"/>
-        </w:rPr>
-        <w:t xml:space="preserve"> including mean, standard deviation, skewness, kurtosis, and signal energy </w:t>
+          <w:sz w:val="24"/>
+          <w:szCs w:val="24"/>
+        </w:rPr>
+        <w:t xml:space="preserve"> including mean, standard deviation, skewness, kurtosis, and signal energy</w:t>
       </w:r>
       <w:r>
         <w:rPr>
           <w:rFonts w:cs="Times New Roman"/>
           <w:b w:val="0"/>
           <w:bCs w:val="0"/>
-          <w:color w:val="auto"/>
           <w:sz w:val="24"/>
           <w:szCs w:val="24"/>
           <w:lang w:val="en-US"/>
@@ -1684,7 +5788,6 @@
           <w:rFonts w:ascii="Times New Roman" w:hAnsi="Times New Roman" w:eastAsia="Times New Roman" w:cs="Times New Roman"/>
           <w:b w:val="0"/>
           <w:bCs w:val="0"/>
-          <w:color w:val="auto"/>
           <w:sz w:val="24"/>
           <w:szCs w:val="24"/>
         </w:rPr>
@@ -1697,24 +5800,21 @@
         <w:ind w:firstLine="720"/>
         <w:jc w:val="both"/>
         <w:rPr>
-          <w:color w:val="auto"/>
-          <w:sz w:val="24"/>
-          <w:szCs w:val="24"/>
-        </w:rPr>
-      </w:pPr>
-      <w:r>
-        <w:rPr>
-          <w:rFonts w:ascii="Times New Roman" w:hAnsi="Times New Roman" w:eastAsia="Times New Roman" w:cs="Times New Roman"/>
-          <w:color w:val="auto"/>
-          <w:sz w:val="24"/>
-          <w:szCs w:val="24"/>
-        </w:rPr>
-        <w:t xml:space="preserve">The SVM classifier achieved a classification accuracy of 93.1% in distinguishing correct from incorrect shooting technique, outperforming a baseline k-Nearest Neighbour (KNN) classifier (88.7%) on the same feature set. The combined accelerometer and gyroscope dual-sensor configuration outperformed single-sensor configurations by approximately 4.5% in accuracy, confirming the complementary nature of linear and rotational motion measurement at the wrist. Average end-to-end latency from sensor capture to classification output was approximately 120 milliseconds over Wi-Fi, making the system suitable for near real-time coaching feedback. However, the binary correct/incorrect output is a significant limitation for practical coaching applications, as it does not provide granular biomechanical breakdown of which aspect of the shooting form is deficient </w:t>
+          <w:sz w:val="24"/>
+          <w:szCs w:val="24"/>
+        </w:rPr>
+      </w:pPr>
+      <w:r>
+        <w:rPr>
+          <w:rFonts w:ascii="Times New Roman" w:hAnsi="Times New Roman" w:eastAsia="Times New Roman" w:cs="Times New Roman"/>
+          <w:sz w:val="24"/>
+          <w:szCs w:val="24"/>
+        </w:rPr>
+        <w:t>The SVM classifier achieved a classification accuracy of 93.1% in distinguishing correct from incorrect shooting technique, outperforming a baseline k-Nearest Neighbour (KNN) classifier (88.7%) on the same feature set. The combined accelerometer and gyroscope dual-sensor configuration outperformed single-sensor configurations by approximately 4.5% in accuracy, confirming the complementary nature of linear and rotational motion measurement at the wrist. Average end-to-end latency from sensor capture to classification output was approximately 120 milliseconds over Wi-Fi, making the system suitable for near real-time coaching feedback. However, the binary correct/incorrect output is a significant limitation for practical coaching applications, as it does not provide granular biomechanical breakdown of which aspect of the shooting form is deficient</w:t>
       </w:r>
       <w:r>
         <w:rPr>
           <w:rFonts w:cs="Times New Roman"/>
-          <w:color w:val="auto"/>
           <w:sz w:val="24"/>
           <w:szCs w:val="24"/>
           <w:lang w:val="en-US"/>
@@ -1724,7 +5824,6 @@
       <w:r>
         <w:rPr>
           <w:rFonts w:ascii="Times New Roman" w:hAnsi="Times New Roman" w:eastAsia="Times New Roman" w:cs="Times New Roman"/>
-          <w:color w:val="auto"/>
           <w:sz w:val="24"/>
           <w:szCs w:val="24"/>
         </w:rPr>
@@ -1737,7 +5836,6 @@
         <w:ind w:firstLine="720"/>
         <w:jc w:val="both"/>
         <w:rPr>
-          <w:color w:val="auto"/>
           <w:sz w:val="24"/>
           <w:szCs w:val="24"/>
         </w:rPr>
@@ -1747,18 +5845,16 @@
           <w:rFonts w:ascii="Times New Roman" w:hAnsi="Times New Roman" w:eastAsia="Times New Roman" w:cs="Times New Roman"/>
           <w:b w:val="0"/>
           <w:bCs w:val="0"/>
-          <w:color w:val="auto"/>
-          <w:sz w:val="24"/>
-          <w:szCs w:val="24"/>
-        </w:rPr>
-        <w:t xml:space="preserve">Another paper presents a computer vision algorithm for real-time basketball shooting posture recognition and optimal projectile trajectory estimation, designed to support self-directed training without the need for an external coach. Egi (Journal of Electrical Engineering, 2022) developed a system that processed video footage from a standard camera positioned to face the shooter. A pose estimation pipeline extracted skeletal joint positions from each frame, and the shooting posture was characterised based on geometric relationships between key joint angles at the moment of ball release. For trajectory estimation, a Kalman filter was initialised using physics-based parameters derived from the detected posture </w:t>
+          <w:sz w:val="24"/>
+          <w:szCs w:val="24"/>
+        </w:rPr>
+        <w:t>Another paper presents a computer vision algorithm for real-time basketball shooting posture recognition and optimal projectile trajectory estimation, designed to support self-directed training without the need for an external coach. Egi (Journal of Electrical Engineering, 2022) developed a system that processed video footage from a standard camera positioned to face the shooter. A pose estimation pipeline extracted skeletal joint positions from each frame, and the shooting posture was characterised based on geometric relationships between key joint angles at the moment of ball release. For trajectory estimation, a Kalman filter was initialised using physics-based parameters derived from the detected posture</w:t>
       </w:r>
       <w:r>
         <w:rPr>
           <w:rFonts w:cs="Times New Roman"/>
           <w:b w:val="0"/>
           <w:bCs w:val="0"/>
-          <w:color w:val="auto"/>
           <w:sz w:val="24"/>
           <w:szCs w:val="24"/>
           <w:lang w:val="en-US"/>
@@ -1770,7 +5866,6 @@
           <w:rFonts w:ascii="Times New Roman" w:hAnsi="Times New Roman" w:eastAsia="Times New Roman" w:cs="Times New Roman"/>
           <w:b w:val="0"/>
           <w:bCs w:val="0"/>
-          <w:color w:val="auto"/>
           <w:sz w:val="24"/>
           <w:szCs w:val="24"/>
         </w:rPr>
@@ -1783,24 +5878,21 @@
         <w:ind w:firstLine="720"/>
         <w:jc w:val="both"/>
         <w:rPr>
-          <w:color w:val="auto"/>
-          <w:sz w:val="24"/>
-          <w:szCs w:val="24"/>
-        </w:rPr>
-      </w:pPr>
-      <w:r>
-        <w:rPr>
-          <w:rFonts w:ascii="Times New Roman" w:hAnsi="Times New Roman" w:eastAsia="Times New Roman" w:cs="Times New Roman"/>
-          <w:color w:val="auto"/>
-          <w:sz w:val="24"/>
-          <w:szCs w:val="24"/>
-        </w:rPr>
-        <w:t xml:space="preserve">The system successfully demonstrated that optimal shooting angle varies meaningfully with player height and shooting distance when air drag is included, ranging from approximately 52° to 58° for typical adult players at free-throw distance </w:t>
+          <w:sz w:val="24"/>
+          <w:szCs w:val="24"/>
+        </w:rPr>
+      </w:pPr>
+      <w:r>
+        <w:rPr>
+          <w:rFonts w:ascii="Times New Roman" w:hAnsi="Times New Roman" w:eastAsia="Times New Roman" w:cs="Times New Roman"/>
+          <w:sz w:val="24"/>
+          <w:szCs w:val="24"/>
+        </w:rPr>
+        <w:t>The system successfully demonstrated that optimal shooting angle varies meaningfully with player height and shooting distance when air drag is included, ranging from approximately 52° to 58° for typical adult players at free-throw distance</w:t>
       </w:r>
       <w:r>
         <w:rPr>
           <w:rFonts w:cs="Times New Roman"/>
-          <w:color w:val="auto"/>
           <w:sz w:val="24"/>
           <w:szCs w:val="24"/>
           <w:lang w:val="en-US"/>
@@ -1810,16 +5902,14 @@
       <w:r>
         <w:rPr>
           <w:rFonts w:ascii="Times New Roman" w:hAnsi="Times New Roman" w:eastAsia="Times New Roman" w:cs="Times New Roman"/>
-          <w:color w:val="auto"/>
-          <w:sz w:val="24"/>
-          <w:szCs w:val="24"/>
-        </w:rPr>
-        <w:t xml:space="preserve"> a non-trivial deviation from the idealised 45° no-drag angle. The real-time trajectory overlay was rendered accurately on video frames, and the Kalman filter maintained stable trajectory predictions in the presence of minor joint-detection noise. Nonetheless, the system presents important limitations for deployment as a practical training tool. The approach assumes a fixed overhead camera perspective and a standardised court geometry, which restricts its deployment to controlled, pre-configured environments. The Kalman filter trajectory model does not account for ball spin effects (the Magnus effect) or environmental perturbations such as air currents, which can cause meaningful deviation from the predicted arc. The pose estimation stage was not validated against ground-truth motion capture data, leaving joint angle estimation accuracy unquantified. Critically, the system does not classify shot outcomes </w:t>
+          <w:sz w:val="24"/>
+          <w:szCs w:val="24"/>
+        </w:rPr>
+        <w:t xml:space="preserve"> a non-trivial deviation from the idealised 45° no-drag angle. The real-time trajectory overlay was rendered accurately on video frames, and the Kalman filter maintained stable trajectory predictions in the presence of minor joint-detection noise. Nonetheless, the system presents important limitations for deployment as a practical training tool. The approach assumes a fixed overhead camera perspective and a standardised court geometry, which restricts its deployment to controlled, pre-configured environments. The Kalman filter trajectory model does not account for ball spin effects (the Magnus effect) or environmental perturbations such as air currents, which can cause meaningful deviation from the predicted arc. The pose estimation stage was not validated against ground-truth motion capture data, leaving joint angle estimation accuracy unquantified. Critically, the system does not classify shot outcomes</w:t>
       </w:r>
       <w:r>
         <w:rPr>
           <w:rFonts w:cs="Times New Roman"/>
-          <w:color w:val="auto"/>
           <w:sz w:val="24"/>
           <w:szCs w:val="24"/>
           <w:lang w:val="en-US"/>
@@ -1829,16 +5919,14 @@
       <w:r>
         <w:rPr>
           <w:rFonts w:ascii="Times New Roman" w:hAnsi="Times New Roman" w:eastAsia="Times New Roman" w:cs="Times New Roman"/>
-          <w:color w:val="auto"/>
-          <w:sz w:val="24"/>
-          <w:szCs w:val="24"/>
-        </w:rPr>
-        <w:t xml:space="preserve"> it provides trajectory guidance but cannot confirm whether a given shot was scored or missed </w:t>
+          <w:sz w:val="24"/>
+          <w:szCs w:val="24"/>
+        </w:rPr>
+        <w:t xml:space="preserve"> it provides trajectory guidance but cannot confirm whether a given shot was scored or missed</w:t>
       </w:r>
       <w:r>
         <w:rPr>
           <w:rFonts w:cs="Times New Roman"/>
-          <w:color w:val="auto"/>
           <w:sz w:val="24"/>
           <w:szCs w:val="24"/>
           <w:lang w:val="en-US"/>
@@ -1848,7 +5936,6 @@
       <w:r>
         <w:rPr>
           <w:rFonts w:ascii="Times New Roman" w:hAnsi="Times New Roman" w:eastAsia="Times New Roman" w:cs="Times New Roman"/>
-          <w:color w:val="auto"/>
           <w:sz w:val="24"/>
           <w:szCs w:val="24"/>
         </w:rPr>
@@ -1861,7 +5948,6 @@
         <w:ind w:firstLine="720"/>
         <w:jc w:val="both"/>
         <w:rPr>
-          <w:color w:val="auto"/>
           <w:sz w:val="24"/>
           <w:szCs w:val="24"/>
         </w:rPr>
@@ -1871,7 +5957,6 @@
           <w:rFonts w:ascii="Times New Roman" w:hAnsi="Times New Roman" w:eastAsia="Times New Roman" w:cs="Times New Roman"/>
           <w:b w:val="0"/>
           <w:bCs w:val="0"/>
-          <w:color w:val="auto"/>
           <w:sz w:val="24"/>
           <w:szCs w:val="24"/>
         </w:rPr>
@@ -1882,7 +5967,6 @@
           <w:rFonts w:ascii="Times New Roman" w:hAnsi="Times New Roman" w:eastAsia="Times New Roman" w:cs="Times New Roman"/>
           <w:b/>
           <w:bCs/>
-          <w:color w:val="auto"/>
           <w:sz w:val="24"/>
           <w:szCs w:val="24"/>
         </w:rPr>
@@ -1893,18 +5977,16 @@
           <w:rFonts w:ascii="Times New Roman" w:hAnsi="Times New Roman" w:eastAsia="Times New Roman" w:cs="Times New Roman"/>
           <w:b w:val="0"/>
           <w:bCs w:val="0"/>
-          <w:color w:val="auto"/>
-          <w:sz w:val="24"/>
-          <w:szCs w:val="24"/>
-        </w:rPr>
-        <w:t xml:space="preserve"> (Springer, 2023), the system processed standard video sequences of basketball shooting motions by first extracting up to 18 skeletal joint keypoints per frame using OpenPose. The shooting motion was automatically segmented into preparation, release, and follow-through phases by detecting two critical events: the instant of ball release, identified by a discontinuous change in the shooting-hand wrist trajectory, and the peak elevation of the shooting hand derived from the wrist joint's vertical position history. Ball trajectory was estimated by fitting a parabolic curve to the detected ball positions across consecutive frames. A K-Nearest Neighbour (KNN) classifier was trained on a dataset of 200 basketball shooting sequences, using the combination of extracted postural features </w:t>
+          <w:sz w:val="24"/>
+          <w:szCs w:val="24"/>
+        </w:rPr>
+        <w:t xml:space="preserve"> (Springer, 2023), the system processed standard video sequences of basketball shooting motions by first extracting up to 18 skeletal joint keypoints per frame using OpenPose. The shooting motion was automatically segmented into preparation, release, and follow-through phases by detecting two critical events: the instant of ball release, identified by a discontinuous change in the shooting-hand wrist trajectory, and the peak elevation of the shooting hand derived from the wrist joint's vertical position history. Ball trajectory was estimated by fitting a parabolic curve to the detected ball positions across consecutive frames. A K-Nearest Neighbour (KNN) classifier was trained on a dataset of 200 basketball shooting sequences, using the combination of extracted postural features</w:t>
       </w:r>
       <w:r>
         <w:rPr>
           <w:rFonts w:cs="Times New Roman"/>
           <w:b w:val="0"/>
           <w:bCs w:val="0"/>
-          <w:color w:val="auto"/>
           <w:sz w:val="24"/>
           <w:szCs w:val="24"/>
           <w:lang w:val="en-US"/>
@@ -1916,18 +5998,16 @@
           <w:rFonts w:ascii="Times New Roman" w:hAnsi="Times New Roman" w:eastAsia="Times New Roman" w:cs="Times New Roman"/>
           <w:b w:val="0"/>
           <w:bCs w:val="0"/>
-          <w:color w:val="auto"/>
-          <w:sz w:val="24"/>
-          <w:szCs w:val="24"/>
-        </w:rPr>
-        <w:t xml:space="preserve"> joint angles at release, elbow alignment, wrist snap degree </w:t>
+          <w:sz w:val="24"/>
+          <w:szCs w:val="24"/>
+        </w:rPr>
+        <w:t xml:space="preserve"> joint angles at release, elbow alignment, wrist snap degree</w:t>
       </w:r>
       <w:r>
         <w:rPr>
           <w:rFonts w:cs="Times New Roman"/>
           <w:b w:val="0"/>
           <w:bCs w:val="0"/>
-          <w:color w:val="auto"/>
           <w:sz w:val="24"/>
           <w:szCs w:val="24"/>
           <w:lang w:val="en-US"/>
@@ -1939,7 +6019,6 @@
           <w:rFonts w:ascii="Times New Roman" w:hAnsi="Times New Roman" w:eastAsia="Times New Roman" w:cs="Times New Roman"/>
           <w:b w:val="0"/>
           <w:bCs w:val="0"/>
-          <w:color w:val="auto"/>
           <w:sz w:val="24"/>
           <w:szCs w:val="24"/>
         </w:rPr>
@@ -1952,24 +6031,21 @@
         <w:ind w:firstLine="720"/>
         <w:jc w:val="both"/>
         <w:rPr>
-          <w:color w:val="auto"/>
-          <w:sz w:val="24"/>
-          <w:szCs w:val="24"/>
-        </w:rPr>
-      </w:pPr>
-      <w:r>
-        <w:rPr>
-          <w:rFonts w:ascii="Times New Roman" w:hAnsi="Times New Roman" w:eastAsia="Times New Roman" w:cs="Times New Roman"/>
-          <w:color w:val="auto"/>
-          <w:sz w:val="24"/>
-          <w:szCs w:val="24"/>
-        </w:rPr>
-        <w:t xml:space="preserve">The integrated system achieved a shot-outcome prediction accuracy of 85.3% on the test set, and successfully identified the most frequently occurring postural errors associated with missed shots </w:t>
+          <w:sz w:val="24"/>
+          <w:szCs w:val="24"/>
+        </w:rPr>
+      </w:pPr>
+      <w:r>
+        <w:rPr>
+          <w:rFonts w:ascii="Times New Roman" w:hAnsi="Times New Roman" w:eastAsia="Times New Roman" w:cs="Times New Roman"/>
+          <w:sz w:val="24"/>
+          <w:szCs w:val="24"/>
+        </w:rPr>
+        <w:t>The integrated system achieved a shot-outcome prediction accuracy of 85.3% on the test set, and successfully identified the most frequently occurring postural errors associated with missed shots</w:t>
       </w:r>
       <w:r>
         <w:rPr>
           <w:rFonts w:cs="Times New Roman"/>
-          <w:color w:val="auto"/>
           <w:sz w:val="24"/>
           <w:szCs w:val="24"/>
           <w:lang w:val="en-US"/>
@@ -1979,7 +6055,6 @@
       <w:r>
         <w:rPr>
           <w:rFonts w:ascii="Times New Roman" w:hAnsi="Times New Roman" w:eastAsia="Times New Roman" w:cs="Times New Roman"/>
-          <w:color w:val="auto"/>
           <w:sz w:val="24"/>
           <w:szCs w:val="24"/>
         </w:rPr>
@@ -1992,7 +6067,6 @@
         <w:ind w:firstLine="720"/>
         <w:jc w:val="both"/>
         <w:rPr>
-          <w:color w:val="auto"/>
           <w:sz w:val="24"/>
           <w:szCs w:val="24"/>
         </w:rPr>
@@ -2002,7 +6076,6 @@
           <w:rFonts w:ascii="Times New Roman" w:hAnsi="Times New Roman" w:eastAsia="Times New Roman" w:cs="Times New Roman"/>
           <w:b w:val="0"/>
           <w:bCs w:val="0"/>
-          <w:color w:val="auto"/>
           <w:sz w:val="24"/>
           <w:szCs w:val="24"/>
         </w:rPr>
@@ -2015,24 +6088,21 @@
         <w:ind w:firstLine="720"/>
         <w:jc w:val="both"/>
         <w:rPr>
-          <w:color w:val="auto"/>
-          <w:sz w:val="24"/>
-          <w:szCs w:val="24"/>
-        </w:rPr>
-      </w:pPr>
-      <w:r>
-        <w:rPr>
-          <w:rFonts w:ascii="Times New Roman" w:hAnsi="Times New Roman" w:eastAsia="Times New Roman" w:cs="Times New Roman"/>
-          <w:color w:val="auto"/>
-          <w:sz w:val="24"/>
-          <w:szCs w:val="24"/>
-        </w:rPr>
-        <w:t xml:space="preserve">The backward-iteration parabolic fitting method achieved a release angle estimation root mean square deviation (RMSD) of approximately 4.2° relative to manual annotation, outperforming the forward-iteration method (6.8° RMSD). Extracted training metrics including release angle, entry angle, and arc height demonstrated strong correlation with shot success rates in the dataset (Pearson r &gt; 0.85), confirming their biomechanical validity as performance indicators. The basketball segmentation pipeline successfully isolated the ball in 91% of video frames despite variable lighting and dynamic background complexity. However, significant limitations constrain the direct application of this work to the proposed system. The full segmentation-and-fitting pipeline operates at approximately 3 FPS </w:t>
+          <w:sz w:val="24"/>
+          <w:szCs w:val="24"/>
+        </w:rPr>
+      </w:pPr>
+      <w:r>
+        <w:rPr>
+          <w:rFonts w:ascii="Times New Roman" w:hAnsi="Times New Roman" w:eastAsia="Times New Roman" w:cs="Times New Roman"/>
+          <w:sz w:val="24"/>
+          <w:szCs w:val="24"/>
+        </w:rPr>
+        <w:t>The backward-iteration parabolic fitting method achieved a release angle estimation root mean square deviation (RMSD) of approximately 4.2° relative to manual annotation, outperforming the forward-iteration method (6.8° RMSD). Extracted training metrics including release angle, entry angle, and arc height demonstrated strong correlation with shot success rates in the dataset (Pearson r &gt; 0.85), confirming their biomechanical validity as performance indicators. The basketball segmentation pipeline successfully isolated the ball in 91% of video frames despite variable lighting and dynamic background complexity. However, significant limitations constrain the direct application of this work to the proposed system. The full segmentation-and-fitting pipeline operates at approximately 3 FPS</w:t>
       </w:r>
       <w:r>
         <w:rPr>
           <w:rFonts w:cs="Times New Roman"/>
-          <w:color w:val="auto"/>
           <w:sz w:val="24"/>
           <w:szCs w:val="24"/>
           <w:lang w:val="en-US"/>
@@ -2042,16 +6112,14 @@
       <w:r>
         <w:rPr>
           <w:rFonts w:ascii="Times New Roman" w:hAnsi="Times New Roman" w:eastAsia="Times New Roman" w:cs="Times New Roman"/>
-          <w:color w:val="auto"/>
-          <w:sz w:val="24"/>
-          <w:szCs w:val="24"/>
-        </w:rPr>
-        <w:t xml:space="preserve"> far below the real-time threshold </w:t>
+          <w:sz w:val="24"/>
+          <w:szCs w:val="24"/>
+        </w:rPr>
+        <w:t xml:space="preserve"> far below the real-time threshold</w:t>
       </w:r>
       <w:r>
         <w:rPr>
           <w:rFonts w:cs="Times New Roman"/>
-          <w:color w:val="auto"/>
           <w:sz w:val="24"/>
           <w:szCs w:val="24"/>
           <w:lang w:val="en-US"/>
@@ -2061,7 +6129,6 @@
       <w:r>
         <w:rPr>
           <w:rFonts w:ascii="Times New Roman" w:hAnsi="Times New Roman" w:eastAsia="Times New Roman" w:cs="Times New Roman"/>
-          <w:color w:val="auto"/>
           <w:sz w:val="24"/>
           <w:szCs w:val="24"/>
         </w:rPr>
@@ -2074,7 +6141,6 @@
         <w:ind w:firstLine="720"/>
         <w:jc w:val="both"/>
         <w:rPr>
-          <w:color w:val="auto"/>
           <w:sz w:val="24"/>
           <w:szCs w:val="24"/>
         </w:rPr>
@@ -2084,40 +6150,16 @@
           <w:rFonts w:ascii="Times New Roman" w:hAnsi="Times New Roman" w:eastAsia="Times New Roman" w:cs="Times New Roman"/>
           <w:b w:val="0"/>
           <w:bCs w:val="0"/>
-          <w:color w:val="auto"/>
-          <w:sz w:val="24"/>
-          <w:szCs w:val="24"/>
-        </w:rPr>
-        <w:t>Another study presents the design, fabrication, and experimental validation of an ESP32-based sensor-driven training device for table tennis that provides real-time shot-validity feedback, offering a directly analogous embedded system architecture to that of the proposed basketball training system. Sahertian et al. (</w:t>
-      </w:r>
-      <w:r>
-        <w:rPr>
-          <w:rFonts w:ascii="Times New Roman" w:hAnsi="Times New Roman" w:eastAsia="Times New Roman" w:cs="Times New Roman"/>
-          <w:b/>
-          <w:bCs/>
-          <w:color w:val="auto"/>
-          <w:sz w:val="24"/>
-          <w:szCs w:val="24"/>
-        </w:rPr>
-        <w:t>Journal of Mechanical Engineering and Sciences</w:t>
-      </w:r>
-      <w:r>
-        <w:rPr>
-          <w:rFonts w:ascii="Times New Roman" w:hAnsi="Times New Roman" w:eastAsia="Times New Roman" w:cs="Times New Roman"/>
-          <w:b w:val="0"/>
-          <w:bCs w:val="0"/>
-          <w:color w:val="auto"/>
-          <w:sz w:val="24"/>
-          <w:szCs w:val="24"/>
-        </w:rPr>
-        <w:t xml:space="preserve">, 2025) constructed a goal-like collection structure attached to a table tennis table, with an array of infrared (IR) break-beam sensors and sound sensors interfaced to ESP32 microcontrollers arranged in a master-slave configuration. The system was designed to classify shots as valid </w:t>
+          <w:sz w:val="24"/>
+          <w:szCs w:val="24"/>
+        </w:rPr>
+        <w:t>Another study presents the design, fabrication, and experimental validation of an ESP32-based sensor-driven training device for table tennis that provides real-time shot-validity feedback, offering a directly analogous embedded system architecture to that of the proposed basketball training system. Sahertian et al. (Journal of Mechanical Engineering and Sciences, 2025) constructed a goal-like collection structure attached to a table tennis table, with an array of infrared (IR) break-beam sensors and sound sensors interfaced to ESP32 microcontrollers arranged in a master-slave configuration. The system was designed to classify shots as valid</w:t>
       </w:r>
       <w:r>
         <w:rPr>
           <w:rFonts w:cs="Times New Roman"/>
           <w:b w:val="0"/>
           <w:bCs w:val="0"/>
-          <w:color w:val="auto"/>
           <w:sz w:val="24"/>
           <w:szCs w:val="24"/>
           <w:lang w:val="en-US"/>
@@ -2129,18 +6171,16 @@
           <w:rFonts w:ascii="Times New Roman" w:hAnsi="Times New Roman" w:eastAsia="Times New Roman" w:cs="Times New Roman"/>
           <w:b w:val="0"/>
           <w:bCs w:val="0"/>
-          <w:color w:val="auto"/>
-          <w:sz w:val="24"/>
-          <w:szCs w:val="24"/>
-        </w:rPr>
-        <w:t xml:space="preserve"> defined as a ball that first bounced on the table surface before entering the goal </w:t>
+          <w:sz w:val="24"/>
+          <w:szCs w:val="24"/>
+        </w:rPr>
+        <w:t xml:space="preserve"> defined as a ball that first bounced on the table surface before entering the goal</w:t>
       </w:r>
       <w:r>
         <w:rPr>
           <w:rFonts w:cs="Times New Roman"/>
           <w:b w:val="0"/>
           <w:bCs w:val="0"/>
-          <w:color w:val="auto"/>
           <w:sz w:val="24"/>
           <w:szCs w:val="24"/>
           <w:lang w:val="en-US"/>
@@ -2152,7 +6192,6 @@
           <w:rFonts w:ascii="Times New Roman" w:hAnsi="Times New Roman" w:eastAsia="Times New Roman" w:cs="Times New Roman"/>
           <w:b w:val="0"/>
           <w:bCs w:val="0"/>
-          <w:color w:val="auto"/>
           <w:sz w:val="24"/>
           <w:szCs w:val="24"/>
         </w:rPr>
@@ -2165,15 +6204,13 @@
         <w:ind w:firstLine="720"/>
         <w:jc w:val="both"/>
         <w:rPr>
-          <w:color w:val="auto"/>
-          <w:sz w:val="24"/>
-          <w:szCs w:val="24"/>
-        </w:rPr>
-      </w:pPr>
-      <w:r>
-        <w:rPr>
-          <w:rFonts w:ascii="Times New Roman" w:hAnsi="Times New Roman" w:eastAsia="Times New Roman" w:cs="Times New Roman"/>
-          <w:color w:val="auto"/>
+          <w:sz w:val="24"/>
+          <w:szCs w:val="24"/>
+        </w:rPr>
+      </w:pPr>
+      <w:r>
+        <w:rPr>
+          <w:rFonts w:ascii="Times New Roman" w:hAnsi="Times New Roman" w:eastAsia="Times New Roman" w:cs="Times New Roman"/>
           <w:sz w:val="24"/>
           <w:szCs w:val="24"/>
         </w:rPr>
@@ -2186,7 +6223,6 @@
         <w:ind w:firstLine="720"/>
         <w:jc w:val="both"/>
         <w:rPr>
-          <w:color w:val="auto"/>
           <w:sz w:val="24"/>
           <w:szCs w:val="24"/>
         </w:rPr>
@@ -2196,7 +6232,6 @@
           <w:rFonts w:ascii="Times New Roman" w:hAnsi="Times New Roman" w:eastAsia="Times New Roman" w:cs="Times New Roman"/>
           <w:b w:val="0"/>
           <w:bCs w:val="0"/>
-          <w:color w:val="auto"/>
           <w:sz w:val="24"/>
           <w:szCs w:val="24"/>
         </w:rPr>
@@ -2207,7 +6242,6 @@
           <w:rFonts w:ascii="Times New Roman" w:hAnsi="Times New Roman" w:eastAsia="Times New Roman" w:cs="Times New Roman"/>
           <w:b/>
           <w:bCs/>
-          <w:color w:val="auto"/>
           <w:sz w:val="24"/>
           <w:szCs w:val="24"/>
         </w:rPr>
@@ -2218,18 +6252,16 @@
           <w:rFonts w:ascii="Times New Roman" w:hAnsi="Times New Roman" w:eastAsia="Times New Roman" w:cs="Times New Roman"/>
           <w:b w:val="0"/>
           <w:bCs w:val="0"/>
-          <w:color w:val="auto"/>
-          <w:sz w:val="24"/>
-          <w:szCs w:val="24"/>
-        </w:rPr>
-        <w:t xml:space="preserve">, Vol. 25(2), 2025) collected motion data at 100 Hz from 21 collegiate basketball players performing five movement categories: dribbling, passing, shooting, layup, and standing still. Raw IMU data was preprocessed using a configurable sliding window approach with window sizes ranging from 50 to 500 samples and overlap percentages of 25%, 50%, and 75%. A comprehensive feature set was extracted from each window in both the time domain (mean, standard deviation, peak-to-peak, signal energy) and frequency domain (spectral entropy, dominant frequency, spectral centroid). Five supervised classifiers </w:t>
+          <w:sz w:val="24"/>
+          <w:szCs w:val="24"/>
+        </w:rPr>
+        <w:t>, Vol. 25(2), 2025) collected motion data at 100 Hz from 21 collegiate basketball players performing five movement categories: dribbling, passing, shooting, layup, and standing still. Raw IMU data was preprocessed using a configurable sliding window approach with window sizes ranging from 50 to 500 samples and overlap percentages of 25%, 50%, and 75%. A comprehensive feature set was extracted from each window in both the time domain (mean, standard deviation, peak-to-peak, signal energy) and frequency domain (spectral entropy, dominant frequency, spectral centroid). Five supervised classifiers</w:t>
       </w:r>
       <w:r>
         <w:rPr>
           <w:rFonts w:cs="Times New Roman"/>
           <w:b w:val="0"/>
           <w:bCs w:val="0"/>
-          <w:color w:val="auto"/>
           <w:sz w:val="24"/>
           <w:szCs w:val="24"/>
           <w:lang w:val="en-US"/>
@@ -2241,18 +6273,16 @@
           <w:rFonts w:ascii="Times New Roman" w:hAnsi="Times New Roman" w:eastAsia="Times New Roman" w:cs="Times New Roman"/>
           <w:b w:val="0"/>
           <w:bCs w:val="0"/>
-          <w:color w:val="auto"/>
-          <w:sz w:val="24"/>
-          <w:szCs w:val="24"/>
-        </w:rPr>
-        <w:t xml:space="preserve"> K-Nearest Neighbour, Decision Tree, Random Forest, AdaBoost, and XGBoost </w:t>
+          <w:sz w:val="24"/>
+          <w:szCs w:val="24"/>
+        </w:rPr>
+        <w:t xml:space="preserve"> K-Nearest Neighbour, Decision Tree, Random Forest, AdaBoost, and XGBoost</w:t>
       </w:r>
       <w:r>
         <w:rPr>
           <w:rFonts w:cs="Times New Roman"/>
           <w:b w:val="0"/>
           <w:bCs w:val="0"/>
-          <w:color w:val="auto"/>
           <w:sz w:val="24"/>
           <w:szCs w:val="24"/>
           <w:lang w:val="en-US"/>
@@ -2264,7 +6294,6 @@
           <w:rFonts w:ascii="Times New Roman" w:hAnsi="Times New Roman" w:eastAsia="Times New Roman" w:cs="Times New Roman"/>
           <w:b w:val="0"/>
           <w:bCs w:val="0"/>
-          <w:color w:val="auto"/>
           <w:sz w:val="24"/>
           <w:szCs w:val="24"/>
         </w:rPr>
@@ -2277,24 +6306,21 @@
         <w:ind w:firstLine="720"/>
         <w:jc w:val="both"/>
         <w:rPr>
-          <w:color w:val="auto"/>
-          <w:sz w:val="24"/>
-          <w:szCs w:val="24"/>
-        </w:rPr>
-      </w:pPr>
-      <w:r>
-        <w:rPr>
-          <w:rFonts w:ascii="Times New Roman" w:hAnsi="Times New Roman" w:eastAsia="Times New Roman" w:cs="Times New Roman"/>
-          <w:color w:val="auto"/>
-          <w:sz w:val="24"/>
-          <w:szCs w:val="24"/>
-        </w:rPr>
-        <w:t xml:space="preserve">The XGBoost classifier with a window size of 250 samples and 75% overlap achieved the best overall classification accuracy of 96.6% across the five movement categories, with an overall test-set accuracy of 96.9% </w:t>
+          <w:sz w:val="24"/>
+          <w:szCs w:val="24"/>
+        </w:rPr>
+      </w:pPr>
+      <w:r>
+        <w:rPr>
+          <w:rFonts w:ascii="Times New Roman" w:hAnsi="Times New Roman" w:eastAsia="Times New Roman" w:cs="Times New Roman"/>
+          <w:sz w:val="24"/>
+          <w:szCs w:val="24"/>
+        </w:rPr>
+        <w:t>The XGBoost classifier with a window size of 250 samples and 75% overlap achieved the best overall classification accuracy of 96.6% across the five movement categories, with an overall test-set accuracy of 96.9%</w:t>
       </w:r>
       <w:r>
         <w:rPr>
           <w:rFonts w:cs="Times New Roman"/>
-          <w:color w:val="auto"/>
           <w:sz w:val="24"/>
           <w:szCs w:val="24"/>
           <w:lang w:val="en-US"/>
@@ -2304,16 +6330,14 @@
       <w:r>
         <w:rPr>
           <w:rFonts w:ascii="Times New Roman" w:hAnsi="Times New Roman" w:eastAsia="Times New Roman" w:cs="Times New Roman"/>
-          <w:color w:val="auto"/>
-          <w:sz w:val="24"/>
-          <w:szCs w:val="24"/>
-        </w:rPr>
-        <w:t xml:space="preserve"> representing superior performance relative to previously reported single-sensor basketball IMU systems in the literature. Dribbling and standing still were classified with the highest per-class accuracy (above 98%), while shooting and layup showed the greatest inter-class confusion due to the shared overhead arm trajectory in both movements. Feature importance analysis identified peak accelerometer magnitude and gyroscope angular velocity standard deviation as the most discriminative features. Despite the strong classification performance, a critical limitation for the proposed system is that the study targets broad movement category recognition rather than fine-grained shot-outcome classification (made, missed, or airball) </w:t>
+          <w:sz w:val="24"/>
+          <w:szCs w:val="24"/>
+        </w:rPr>
+        <w:t xml:space="preserve"> representing superior performance relative to previously reported single-sensor basketball IMU systems in the literature. Dribbling and standing still were classified with the highest per-class accuracy (above 98%), while shooting and layup showed the greatest inter-class confusion due to the shared overhead arm trajectory in both movements. Feature importance analysis identified peak accelerometer magnitude and gyroscope angular velocity standard deviation as the most discriminative features. Despite the strong classification performance, a critical limitation for the proposed system is that the study targets broad movement category recognition rather than fine-grained shot-outcome classification (made, missed, or airball)</w:t>
       </w:r>
       <w:r>
         <w:rPr>
           <w:rFonts w:cs="Times New Roman"/>
-          <w:color w:val="auto"/>
           <w:sz w:val="24"/>
           <w:szCs w:val="24"/>
           <w:lang w:val="en-US"/>
@@ -2323,7 +6347,6 @@
       <w:r>
         <w:rPr>
           <w:rFonts w:ascii="Times New Roman" w:hAnsi="Times New Roman" w:eastAsia="Times New Roman" w:cs="Times New Roman"/>
-          <w:color w:val="auto"/>
           <w:sz w:val="24"/>
           <w:szCs w:val="24"/>
         </w:rPr>
@@ -2336,7 +6359,6 @@
         <w:ind w:firstLine="720"/>
         <w:jc w:val="both"/>
         <w:rPr>
-          <w:color w:val="auto"/>
           <w:sz w:val="24"/>
           <w:szCs w:val="24"/>
         </w:rPr>
@@ -2346,7 +6368,6 @@
           <w:rFonts w:ascii="Times New Roman" w:hAnsi="Times New Roman" w:eastAsia="Times New Roman" w:cs="Times New Roman"/>
           <w:b w:val="0"/>
           <w:bCs w:val="0"/>
-          <w:color w:val="auto"/>
           <w:sz w:val="24"/>
           <w:szCs w:val="24"/>
         </w:rPr>
@@ -2357,7 +6378,6 @@
           <w:rFonts w:ascii="Times New Roman" w:hAnsi="Times New Roman" w:eastAsia="Times New Roman" w:cs="Times New Roman"/>
           <w:b/>
           <w:bCs/>
-          <w:color w:val="auto"/>
           <w:sz w:val="24"/>
           <w:szCs w:val="24"/>
         </w:rPr>
@@ -2368,7 +6388,6 @@
           <w:rFonts w:ascii="Times New Roman" w:hAnsi="Times New Roman" w:eastAsia="Times New Roman" w:cs="Times New Roman"/>
           <w:b w:val="0"/>
           <w:bCs w:val="0"/>
-          <w:color w:val="auto"/>
           <w:sz w:val="24"/>
           <w:szCs w:val="24"/>
         </w:rPr>
@@ -2381,24 +6400,21 @@
         <w:ind w:firstLine="720"/>
         <w:jc w:val="both"/>
         <w:rPr>
-          <w:color w:val="auto"/>
-          <w:sz w:val="24"/>
-          <w:szCs w:val="24"/>
-        </w:rPr>
-      </w:pPr>
-      <w:r>
-        <w:rPr>
-          <w:rFonts w:ascii="Times New Roman" w:hAnsi="Times New Roman" w:eastAsia="Times New Roman" w:cs="Times New Roman"/>
-          <w:color w:val="auto"/>
-          <w:sz w:val="24"/>
-          <w:szCs w:val="24"/>
-        </w:rPr>
-        <w:t xml:space="preserve">The system achieved a shot-scoring detection precision of 94.2% and a recall of 91.8% across live multi-player testing scenarios. The multi-frame downward-motion validation logic reduced false positives from rim interactions </w:t>
+          <w:sz w:val="24"/>
+          <w:szCs w:val="24"/>
+        </w:rPr>
+      </w:pPr>
+      <w:r>
+        <w:rPr>
+          <w:rFonts w:ascii="Times New Roman" w:hAnsi="Times New Roman" w:eastAsia="Times New Roman" w:cs="Times New Roman"/>
+          <w:sz w:val="24"/>
+          <w:szCs w:val="24"/>
+        </w:rPr>
+        <w:t>The system achieved a shot-scoring detection precision of 94.2% and a recall of 91.8% across live multi-player testing scenarios. The multi-frame downward-motion validation logic reduced false positives from rim interactions</w:t>
       </w:r>
       <w:r>
         <w:rPr>
           <w:rFonts w:cs="Times New Roman"/>
-          <w:color w:val="auto"/>
           <w:sz w:val="24"/>
           <w:szCs w:val="24"/>
           <w:lang w:val="en-US"/>
@@ -2408,16 +6424,14 @@
       <w:r>
         <w:rPr>
           <w:rFonts w:ascii="Times New Roman" w:hAnsi="Times New Roman" w:eastAsia="Times New Roman" w:cs="Times New Roman"/>
-          <w:color w:val="auto"/>
-          <w:sz w:val="24"/>
-          <w:szCs w:val="24"/>
-        </w:rPr>
-        <w:t xml:space="preserve"> where the ball contacts the rim but does not score </w:t>
+          <w:sz w:val="24"/>
+          <w:szCs w:val="24"/>
+        </w:rPr>
+        <w:t xml:space="preserve"> where the ball contacts the rim but does not score</w:t>
       </w:r>
       <w:r>
         <w:rPr>
           <w:rFonts w:cs="Times New Roman"/>
-          <w:color w:val="auto"/>
           <w:sz w:val="24"/>
           <w:szCs w:val="24"/>
           <w:lang w:val="en-US"/>
@@ -2427,16 +6441,14 @@
       <w:r>
         <w:rPr>
           <w:rFonts w:ascii="Times New Roman" w:hAnsi="Times New Roman" w:eastAsia="Times New Roman" w:cs="Times New Roman"/>
-          <w:color w:val="auto"/>
-          <w:sz w:val="24"/>
-          <w:szCs w:val="24"/>
-        </w:rPr>
-        <w:t xml:space="preserve"> by 78% compared to a single-frame detection baseline, validating the importance of temporal consistency checking in scoring event verification. The Raspberry Pi 5 with its hardware accelerator achieved approximately 30 FPS inference, sufficient for smooth real-time video analysis. The complete hardware assembly was estimated at under USD $120, demonstrating strong cost competitiveness for institutional or recreational deployment. However, this system presents notable gaps relative to the proposed system. The fixed overhead camera mounting provides an ideal hoop-entry perspective for score detection but does not capture lateral shooting angle information, player body posture, or trajectory arc metrics essential for coaching feedback. The system detects scoring events but does not classify shot types (layup, jump shot, three-pointer, airball) or provide any biomechanical analysis of shooting form. Furthermore, the system depends on permanent overhead camera infrastructure, which constrains deployment to fixed, pre-configured courts and cannot be easily transferred across training environments </w:t>
+          <w:sz w:val="24"/>
+          <w:szCs w:val="24"/>
+        </w:rPr>
+        <w:t xml:space="preserve"> by 78% compared to a single-frame detection baseline, validating the importance of temporal consistency checking in scoring event verification. The Raspberry Pi 5 with its hardware accelerator achieved approximately 30 FPS inference, sufficient for smooth real-time video analysis. The complete hardware assembly was estimated at under USD $120, demonstrating strong cost competitiveness for institutional or recreational deployment. However, this system presents notable gaps relative to the proposed system. The fixed overhead camera mounting provides an ideal hoop-entry perspective for score detection but does not capture lateral shooting angle information, player body posture, or trajectory arc metrics essential for coaching feedback. The system detects scoring events but does not classify shot types (layup, jump shot, three-pointer, airball) or provide any biomechanical analysis of shooting form. Furthermore, the system depends on permanent overhead camera infrastructure, which constrains deployment to fixed, pre-configured courts and cannot be easily transferred across training environments</w:t>
       </w:r>
       <w:r>
         <w:rPr>
           <w:rFonts w:cs="Times New Roman"/>
-          <w:color w:val="auto"/>
           <w:sz w:val="24"/>
           <w:szCs w:val="24"/>
           <w:lang w:val="en-US"/>
@@ -2446,7 +6458,6 @@
       <w:r>
         <w:rPr>
           <w:rFonts w:ascii="Times New Roman" w:hAnsi="Times New Roman" w:eastAsia="Times New Roman" w:cs="Times New Roman"/>
-          <w:color w:val="auto"/>
           <w:sz w:val="24"/>
           <w:szCs w:val="24"/>
         </w:rPr>
@@ -2459,15 +6470,13 @@
         <w:ind w:firstLine="720"/>
         <w:jc w:val="both"/>
         <w:rPr>
-          <w:color w:val="auto"/>
-          <w:sz w:val="24"/>
-          <w:szCs w:val="24"/>
-        </w:rPr>
-      </w:pPr>
-      <w:r>
-        <w:rPr>
-          <w:rFonts w:ascii="Times New Roman" w:hAnsi="Times New Roman" w:eastAsia="Times New Roman" w:cs="Times New Roman"/>
-          <w:color w:val="auto"/>
+          <w:sz w:val="24"/>
+          <w:szCs w:val="24"/>
+        </w:rPr>
+      </w:pPr>
+      <w:r>
+        <w:rPr>
+          <w:rFonts w:ascii="Times New Roman" w:hAnsi="Times New Roman" w:eastAsia="Times New Roman" w:cs="Times New Roman"/>
           <w:sz w:val="24"/>
           <w:szCs w:val="24"/>
         </w:rPr>
@@ -2476,6 +6485,377 @@
     </w:p>
     <w:p>
       <w:pPr>
+        <w:pageBreakBefore/>
+        <w:spacing w:before="0" w:after="360" w:line="480" w:lineRule="auto"/>
+        <w:jc w:val="both"/>
+        <w:rPr>
+          <w:sz w:val="24"/>
+          <w:szCs w:val="24"/>
+        </w:rPr>
+      </w:pPr>
+      <w:r>
+        <w:rPr>
+          <w:rFonts w:ascii="Times New Roman" w:hAnsi="Times New Roman" w:eastAsia="Times New Roman" w:cs="Times New Roman"/>
+          <w:b/>
+          <w:bCs/>
+          <w:sz w:val="24"/>
+          <w:szCs w:val="24"/>
+        </w:rPr>
+        <w:t>References</w:t>
+      </w:r>
+    </w:p>
+    <w:p>
+      <w:pPr>
+        <w:spacing w:after="160" w:line="480" w:lineRule="auto"/>
+        <w:ind w:left="720" w:hanging="720"/>
+        <w:jc w:val="both"/>
+        <w:rPr>
+          <w:sz w:val="24"/>
+          <w:szCs w:val="24"/>
+        </w:rPr>
+      </w:pPr>
+      <w:r>
+        <w:rPr>
+          <w:rFonts w:ascii="Times New Roman" w:hAnsi="Times New Roman" w:eastAsia="Times New Roman" w:cs="Times New Roman"/>
+          <w:sz w:val="24"/>
+          <w:szCs w:val="24"/>
+        </w:rPr>
+        <w:t>[1]</w:t>
+      </w:r>
+      <w:r>
+        <w:rPr>
+          <w:rFonts w:ascii="Times New Roman" w:hAnsi="Times New Roman" w:eastAsia="Times New Roman" w:cs="Times New Roman"/>
+          <w:sz w:val="24"/>
+          <w:szCs w:val="24"/>
+        </w:rPr>
+        <w:tab/>
+      </w:r>
+      <w:r>
+        <w:rPr>
+          <w:rFonts w:ascii="Times New Roman" w:hAnsi="Times New Roman" w:eastAsia="Times New Roman" w:cs="Times New Roman"/>
+          <w:sz w:val="24"/>
+          <w:szCs w:val="24"/>
+        </w:rPr>
+        <w:t>N. Simeunović, J. Đorđević, M. Šarić, et al., "Sensor-Driven Real-Time Recognition of Basketball Goal States Using IMU and Deep Learning," MDPI Sensors, vol. 25, no. 12, 2025. [Online]. Available: https://pmc.ncbi.nlm.nih.gov/articles/PMC12196665/</w:t>
+      </w:r>
+    </w:p>
+    <w:p>
+      <w:pPr>
+        <w:spacing w:after="160" w:line="480" w:lineRule="auto"/>
+        <w:ind w:left="720" w:hanging="720"/>
+        <w:jc w:val="both"/>
+        <w:rPr>
+          <w:sz w:val="24"/>
+          <w:szCs w:val="24"/>
+        </w:rPr>
+      </w:pPr>
+      <w:r>
+        <w:rPr>
+          <w:rFonts w:ascii="Times New Roman" w:hAnsi="Times New Roman" w:eastAsia="Times New Roman" w:cs="Times New Roman"/>
+          <w:sz w:val="24"/>
+          <w:szCs w:val="24"/>
+        </w:rPr>
+        <w:t>[2]</w:t>
+      </w:r>
+      <w:r>
+        <w:rPr>
+          <w:rFonts w:ascii="Times New Roman" w:hAnsi="Times New Roman" w:eastAsia="Times New Roman" w:cs="Times New Roman"/>
+          <w:sz w:val="24"/>
+          <w:szCs w:val="24"/>
+        </w:rPr>
+        <w:tab/>
+      </w:r>
+      <w:r>
+        <w:rPr>
+          <w:rFonts w:ascii="Times New Roman" w:hAnsi="Times New Roman" w:eastAsia="Times New Roman" w:cs="Times New Roman"/>
+          <w:sz w:val="24"/>
+          <w:szCs w:val="24"/>
+        </w:rPr>
+        <w:t>B. Shu, Y. Geng, L. Wang, et al., "Basketball Detection Based on YOLOv8 (BGS-YOLO)," PLOS ONE, 2025. doi: 10.1371/journal.pone.0326964. [Online]. Available: https://journals.plos.org/plosone/article?id=10.1371/journal.pone.0326964</w:t>
+      </w:r>
+    </w:p>
+    <w:p>
+      <w:pPr>
+        <w:spacing w:after="160" w:line="480" w:lineRule="auto"/>
+        <w:ind w:left="720" w:hanging="720"/>
+        <w:jc w:val="both"/>
+        <w:rPr>
+          <w:sz w:val="24"/>
+          <w:szCs w:val="24"/>
+        </w:rPr>
+      </w:pPr>
+      <w:r>
+        <w:rPr>
+          <w:rFonts w:ascii="Times New Roman" w:hAnsi="Times New Roman" w:eastAsia="Times New Roman" w:cs="Times New Roman"/>
+          <w:sz w:val="24"/>
+          <w:szCs w:val="24"/>
+        </w:rPr>
+        <w:t>[3]</w:t>
+      </w:r>
+      <w:r>
+        <w:rPr>
+          <w:rFonts w:ascii="Times New Roman" w:hAnsi="Times New Roman" w:eastAsia="Times New Roman" w:cs="Times New Roman"/>
+          <w:sz w:val="24"/>
+          <w:szCs w:val="24"/>
+        </w:rPr>
+        <w:tab/>
+      </w:r>
+      <w:r>
+        <w:rPr>
+          <w:rFonts w:ascii="Times New Roman" w:hAnsi="Times New Roman" w:eastAsia="Times New Roman" w:cs="Times New Roman"/>
+          <w:sz w:val="24"/>
+          <w:szCs w:val="24"/>
+        </w:rPr>
+        <w:t>Z. Wen, J. Zou, and L. Guang, "Basketball Shooting and Goaling Detection Based on DWC-YOLOv8," in Communications in Computer and Information Science, Proc. IAIC 2023, vol. 2060, Springer, 2024, pp. 98–107. doi: 10.1007/978-981-97-1332-5_8</w:t>
+      </w:r>
+    </w:p>
+    <w:p>
+      <w:pPr>
+        <w:spacing w:after="160" w:line="480" w:lineRule="auto"/>
+        <w:ind w:left="720" w:hanging="720"/>
+        <w:jc w:val="both"/>
+        <w:rPr>
+          <w:sz w:val="24"/>
+          <w:szCs w:val="24"/>
+        </w:rPr>
+      </w:pPr>
+      <w:r>
+        <w:rPr>
+          <w:rFonts w:ascii="Times New Roman" w:hAnsi="Times New Roman" w:eastAsia="Times New Roman" w:cs="Times New Roman"/>
+          <w:sz w:val="24"/>
+          <w:szCs w:val="24"/>
+        </w:rPr>
+        <w:t>[4]</w:t>
+      </w:r>
+      <w:r>
+        <w:rPr>
+          <w:rFonts w:ascii="Times New Roman" w:hAnsi="Times New Roman" w:eastAsia="Times New Roman" w:cs="Times New Roman"/>
+          <w:sz w:val="24"/>
+          <w:szCs w:val="24"/>
+        </w:rPr>
+        <w:tab/>
+      </w:r>
+      <w:r>
+        <w:rPr>
+          <w:rFonts w:ascii="Times New Roman" w:hAnsi="Times New Roman" w:eastAsia="Times New Roman" w:cs="Times New Roman"/>
+          <w:sz w:val="24"/>
+          <w:szCs w:val="24"/>
+        </w:rPr>
+        <w:t>B. A. Fadillah, A. G. Putrada, and M. Abdurohman, "A Wearable Device for Enhancing Basketball Shooting Correctness with MPU6050 Sensors and SVM Classification," Kinetik: Game Technology, Information System, Computer Network, Computing, Electronics, and Control, vol. 7, no. 2, 2022. doi: 10.22219/kinetik.v7i2.1435. [Online]. Available: https://kinetik.umm.ac.id/index.php/kinetik/article/view/1435</w:t>
+      </w:r>
+    </w:p>
+    <w:p>
+      <w:pPr>
+        <w:spacing w:after="160" w:line="480" w:lineRule="auto"/>
+        <w:ind w:left="720" w:hanging="720"/>
+        <w:jc w:val="both"/>
+        <w:rPr>
+          <w:sz w:val="24"/>
+          <w:szCs w:val="24"/>
+        </w:rPr>
+      </w:pPr>
+      <w:r>
+        <w:rPr>
+          <w:rFonts w:ascii="Times New Roman" w:hAnsi="Times New Roman" w:eastAsia="Times New Roman" w:cs="Times New Roman"/>
+          <w:sz w:val="24"/>
+          <w:szCs w:val="24"/>
+        </w:rPr>
+        <w:t>[5]</w:t>
+      </w:r>
+      <w:r>
+        <w:rPr>
+          <w:rFonts w:ascii="Times New Roman" w:hAnsi="Times New Roman" w:eastAsia="Times New Roman" w:cs="Times New Roman"/>
+          <w:sz w:val="24"/>
+          <w:szCs w:val="24"/>
+        </w:rPr>
+        <w:tab/>
+      </w:r>
+      <w:r>
+        <w:rPr>
+          <w:rFonts w:ascii="Times New Roman" w:hAnsi="Times New Roman" w:eastAsia="Times New Roman" w:cs="Times New Roman"/>
+          <w:sz w:val="24"/>
+          <w:szCs w:val="24"/>
+        </w:rPr>
+        <w:t>Y. Egi, "Basketball Self-Training Shooting Posture Recognition and Trajectory Estimation Using Computer Vision and Kalman Filter," Journal of Electrical Engineering, vol. 73, no. 1, pp. 19–27, 2022. doi: 10.2478/jee-2022-0003</w:t>
+      </w:r>
+    </w:p>
+    <w:p>
+      <w:pPr>
+        <w:spacing w:after="160" w:line="480" w:lineRule="auto"/>
+        <w:ind w:left="720" w:hanging="720"/>
+        <w:jc w:val="both"/>
+        <w:rPr>
+          <w:sz w:val="24"/>
+          <w:szCs w:val="24"/>
+        </w:rPr>
+      </w:pPr>
+      <w:r>
+        <w:rPr>
+          <w:rFonts w:ascii="Times New Roman" w:hAnsi="Times New Roman" w:eastAsia="Times New Roman" w:cs="Times New Roman"/>
+          <w:sz w:val="24"/>
+          <w:szCs w:val="24"/>
+        </w:rPr>
+        <w:t>[6]</w:t>
+      </w:r>
+      <w:r>
+        <w:rPr>
+          <w:rFonts w:ascii="Times New Roman" w:hAnsi="Times New Roman" w:eastAsia="Times New Roman" w:cs="Times New Roman"/>
+          <w:sz w:val="24"/>
+          <w:szCs w:val="24"/>
+        </w:rPr>
+        <w:tab/>
+      </w:r>
+      <w:r>
+        <w:rPr>
+          <w:rFonts w:ascii="Times New Roman" w:hAnsi="Times New Roman" w:eastAsia="Times New Roman" w:cs="Times New Roman"/>
+          <w:sz w:val="24"/>
+          <w:szCs w:val="24"/>
+        </w:rPr>
+        <w:t>B-K. Yoon, C-B. Kim, et al., "Video-Based Basketball Shooting Prediction and Pose Suggestion System," Multimedia Tools and Applications, Springer, 2023. doi: 10.1007/s11042-023-14490-2. [Online]. Available: https://link.springer.com/article/10.1007/s11042-023-14490-2</w:t>
+      </w:r>
+    </w:p>
+    <w:p>
+      <w:pPr>
+        <w:spacing w:after="160" w:line="480" w:lineRule="auto"/>
+        <w:ind w:left="720" w:hanging="720"/>
+        <w:jc w:val="both"/>
+        <w:rPr>
+          <w:sz w:val="24"/>
+          <w:szCs w:val="24"/>
+        </w:rPr>
+      </w:pPr>
+      <w:r>
+        <w:rPr>
+          <w:rFonts w:ascii="Times New Roman" w:hAnsi="Times New Roman" w:eastAsia="Times New Roman" w:cs="Times New Roman"/>
+          <w:sz w:val="24"/>
+          <w:szCs w:val="24"/>
+        </w:rPr>
+        <w:t>[7]</w:t>
+      </w:r>
+      <w:r>
+        <w:rPr>
+          <w:rFonts w:ascii="Times New Roman" w:hAnsi="Times New Roman" w:eastAsia="Times New Roman" w:cs="Times New Roman"/>
+          <w:sz w:val="24"/>
+          <w:szCs w:val="24"/>
+        </w:rPr>
+        <w:tab/>
+      </w:r>
+      <w:r>
+        <w:rPr>
+          <w:rFonts w:ascii="Times New Roman" w:hAnsi="Times New Roman" w:eastAsia="Times New Roman" w:cs="Times New Roman"/>
+          <w:sz w:val="24"/>
+          <w:szCs w:val="24"/>
+        </w:rPr>
+        <w:t>R. Greer et al., "Optimizing Basketball Shot Trajectory Using Image Segmentation Techniques for Training Feedback," Research Archive of Rising Scholars (RARS), 2024. [Online]. Available: https://www.research-archive.org/index.php/rars/preprint/view/1462</w:t>
+      </w:r>
+    </w:p>
+    <w:p>
+      <w:pPr>
+        <w:spacing w:after="160" w:line="480" w:lineRule="auto"/>
+        <w:ind w:left="720" w:hanging="720"/>
+        <w:jc w:val="both"/>
+        <w:rPr>
+          <w:sz w:val="24"/>
+          <w:szCs w:val="24"/>
+        </w:rPr>
+      </w:pPr>
+      <w:r>
+        <w:rPr>
+          <w:rFonts w:ascii="Times New Roman" w:hAnsi="Times New Roman" w:eastAsia="Times New Roman" w:cs="Times New Roman"/>
+          <w:sz w:val="24"/>
+          <w:szCs w:val="24"/>
+        </w:rPr>
+        <w:t>[8]</w:t>
+      </w:r>
+      <w:r>
+        <w:rPr>
+          <w:rFonts w:ascii="Times New Roman" w:hAnsi="Times New Roman" w:eastAsia="Times New Roman" w:cs="Times New Roman"/>
+          <w:sz w:val="24"/>
+          <w:szCs w:val="24"/>
+        </w:rPr>
+        <w:tab/>
+      </w:r>
+      <w:r>
+        <w:rPr>
+          <w:rFonts w:ascii="Times New Roman" w:hAnsi="Times New Roman" w:eastAsia="Times New Roman" w:cs="Times New Roman"/>
+          <w:sz w:val="24"/>
+          <w:szCs w:val="24"/>
+        </w:rPr>
+        <w:t>M. Sahertian et al., "Design, Fabrication, and Testing of a Sensor-Driven Table Tennis Trainer with Real-Time Feedback," Journal of Mechanical Engineering and Sciences (JMES), 2025. doi: 10.24191/jmes. [Online]. Available: https://iptek.its.ac.id/index.php/jmes/article/view/23464</w:t>
+      </w:r>
+    </w:p>
+    <w:p>
+      <w:pPr>
+        <w:spacing w:after="160" w:line="480" w:lineRule="auto"/>
+        <w:ind w:left="720" w:hanging="720"/>
+        <w:jc w:val="both"/>
+        <w:rPr>
+          <w:sz w:val="24"/>
+          <w:szCs w:val="24"/>
+        </w:rPr>
+      </w:pPr>
+      <w:r>
+        <w:rPr>
+          <w:rFonts w:ascii="Times New Roman" w:hAnsi="Times New Roman" w:eastAsia="Times New Roman" w:cs="Times New Roman"/>
+          <w:sz w:val="24"/>
+          <w:szCs w:val="24"/>
+        </w:rPr>
+        <w:t>[9]</w:t>
+      </w:r>
+      <w:r>
+        <w:rPr>
+          <w:rFonts w:ascii="Times New Roman" w:hAnsi="Times New Roman" w:eastAsia="Times New Roman" w:cs="Times New Roman"/>
+          <w:sz w:val="24"/>
+          <w:szCs w:val="24"/>
+        </w:rPr>
+        <w:tab/>
+      </w:r>
+      <w:r>
+        <w:rPr>
+          <w:rFonts w:ascii="Times New Roman" w:hAnsi="Times New Roman" w:eastAsia="Times New Roman" w:cs="Times New Roman"/>
+          <w:sz w:val="24"/>
+          <w:szCs w:val="24"/>
+        </w:rPr>
+        <w:t>B. Hollaus, S. Stabinger, A. Mehrle, and C. Raschner, "Action Recognition in Basketball with Inertial Measurement Unit-Supported Vest," MDPI Sensors, vol. 25, no. 2, Article 563, 2025. doi: 10.3390/s25020563. [Online]. Available: https://www.mdpi.com/1424-8220/25/2/563</w:t>
+      </w:r>
+    </w:p>
+    <w:p>
+      <w:pPr>
+        <w:spacing w:after="160" w:line="480" w:lineRule="auto"/>
+        <w:ind w:left="720" w:hanging="720"/>
+        <w:jc w:val="both"/>
+        <w:rPr>
+          <w:sz w:val="24"/>
+          <w:szCs w:val="24"/>
+        </w:rPr>
+      </w:pPr>
+      <w:r>
+        <w:rPr>
+          <w:rFonts w:ascii="Times New Roman" w:hAnsi="Times New Roman" w:eastAsia="Times New Roman" w:cs="Times New Roman"/>
+          <w:sz w:val="24"/>
+          <w:szCs w:val="24"/>
+        </w:rPr>
+        <w:t>[10]</w:t>
+      </w:r>
+      <w:r>
+        <w:rPr>
+          <w:rFonts w:ascii="Times New Roman" w:hAnsi="Times New Roman" w:eastAsia="Times New Roman" w:cs="Times New Roman"/>
+          <w:sz w:val="24"/>
+          <w:szCs w:val="24"/>
+        </w:rPr>
+        <w:tab/>
+      </w:r>
+      <w:r>
+        <w:rPr>
+          <w:rFonts w:ascii="Times New Roman" w:hAnsi="Times New Roman" w:eastAsia="Times New Roman" w:cs="Times New Roman"/>
+          <w:sz w:val="24"/>
+          <w:szCs w:val="24"/>
+        </w:rPr>
+        <w:t>Koško Research Team, "Computer Vision-Driven Framework for IoT-Enabled Basketball Score Tracking," MDPI Computers, vol. 14, no. 11, Article 469, 2025. doi: 10.3390/computers14110469. [Online]. Available: https://www.mdpi.com/2073-431X/14/11/469</w:t>
+      </w:r>
+    </w:p>
+    <w:p>
+      <w:pPr>
         <w:spacing w:before="0" w:after="0" w:line="480" w:lineRule="auto"/>
         <w:jc w:val="both"/>
         <w:rPr>
@@ -2484,10 +6864,9 @@
           <w:szCs w:val="24"/>
         </w:rPr>
       </w:pPr>
-      <w:bookmarkStart w:id="0" w:name="_GoBack"/>
-      <w:bookmarkEnd w:id="0"/>
     </w:p>
     <w:sectPr>
+      <w:footerReference r:id="rId3" w:type="default"/>
       <w:pgSz w:w="12240" w:h="15840"/>
       <w:pgMar w:top="1440" w:right="1440" w:bottom="1440" w:left="1440" w:header="708" w:footer="708" w:gutter="0"/>
       <w:cols w:space="720" w:num="1"/>
@@ -2495,6 +6874,152 @@
     </w:sectPr>
   </w:body>
 </w:document>
+</file>
+
+<file path=word/footer1.xml><?xml version="1.0" encoding="utf-8"?>
+<w:ftr xmlns:wpc="http://schemas.microsoft.com/office/word/2010/wordprocessingCanvas" xmlns:mc="http://schemas.openxmlformats.org/markup-compatibility/2006" xmlns:o="urn:schemas-microsoft-com:office:office" xmlns:r="http://schemas.openxmlformats.org/officeDocument/2006/relationships" xmlns:m="http://schemas.openxmlformats.org/officeDocument/2006/math" xmlns:v="urn:schemas-microsoft-com:vml" xmlns:wp14="http://schemas.microsoft.com/office/word/2010/wordprocessingDrawing" xmlns:wp="http://schemas.openxmlformats.org/drawingml/2006/wordprocessingDrawing" xmlns:w10="urn:schemas-microsoft-com:office:word" xmlns:w="http://schemas.openxmlformats.org/wordprocessingml/2006/main" xmlns:w14="http://schemas.microsoft.com/office/word/2010/wordml" xmlns:w15="http://schemas.microsoft.com/office/word/2012/wordml" xmlns:wpg="http://schemas.microsoft.com/office/word/2010/wordprocessingGroup" xmlns:wpi="http://schemas.microsoft.com/office/word/2010/wordprocessingInk" xmlns:wne="http://schemas.microsoft.com/office/word/2006/wordml" xmlns:wps="http://schemas.microsoft.com/office/word/2010/wordprocessingShape" xmlns:wpsCustomData="http://www.wps.cn/officeDocument/2013/wpsCustomData" mc:Ignorable="w14 w15 wp14">
+  <w:p>
+    <w:pPr>
+      <w:pStyle w:val="12"/>
+    </w:pPr>
+    <w:r>
+      <w:rPr>
+        <w:sz w:val="18"/>
+      </w:rPr>
+      <mc:AlternateContent>
+        <mc:Choice Requires="wps">
+          <w:drawing>
+            <wp:anchor distT="0" distB="0" distL="114300" distR="114300" simplePos="0" relativeHeight="251659264" behindDoc="0" locked="0" layoutInCell="1" allowOverlap="1">
+              <wp:simplePos x="0" y="0"/>
+              <wp:positionH relativeFrom="margin">
+                <wp:align>center</wp:align>
+              </wp:positionH>
+              <wp:positionV relativeFrom="paragraph">
+                <wp:posOffset>0</wp:posOffset>
+              </wp:positionV>
+              <wp:extent cx="1828800" cy="1828800"/>
+              <wp:effectExtent l="0" t="0" r="0" b="0"/>
+              <wp:wrapNone/>
+              <wp:docPr id="1" name="Text Box 1"/>
+              <wp:cNvGraphicFramePr/>
+              <a:graphic xmlns:a="http://schemas.openxmlformats.org/drawingml/2006/main">
+                <a:graphicData uri="http://schemas.microsoft.com/office/word/2010/wordprocessingShape">
+                  <wps:wsp>
+                    <wps:cNvSpPr txBox="1"/>
+                    <wps:spPr>
+                      <a:xfrm>
+                        <a:off x="0" y="0"/>
+                        <a:ext cx="1828800" cy="1828800"/>
+                      </a:xfrm>
+                      <a:prstGeom prst="rect">
+                        <a:avLst/>
+                      </a:prstGeom>
+                      <a:noFill/>
+                      <a:ln w="6350">
+                        <a:noFill/>
+                      </a:ln>
+                      <a:extLst>
+                        <a:ext uri="{909E8E84-426E-40DD-AFC4-6F175D3DCCD1}">
+                          <a14:hiddenFill xmlns:a14="http://schemas.microsoft.com/office/drawing/2010/main">
+                            <a:solidFill>
+                              <a:schemeClr val="lt1"/>
+                            </a:solidFill>
+                          </a14:hiddenFill>
+                        </a:ext>
+                        <a:ext uri="{91240B29-F687-4F45-9708-019B960494DF}">
+                          <a14:hiddenLine xmlns:a14="http://schemas.microsoft.com/office/drawing/2010/main" w="6350">
+                            <a:solidFill>
+                              <a:prstClr val="black"/>
+                            </a:solidFill>
+                          </a14:hiddenLine>
+                        </a:ext>
+                      </a:extLst>
+                    </wps:spPr>
+                    <wps:style>
+                      <a:lnRef idx="0">
+                        <a:schemeClr val="accent1"/>
+                      </a:lnRef>
+                      <a:fillRef idx="0">
+                        <a:schemeClr val="accent1"/>
+                      </a:fillRef>
+                      <a:effectRef idx="0">
+                        <a:schemeClr val="accent1"/>
+                      </a:effectRef>
+                      <a:fontRef idx="minor">
+                        <a:schemeClr val="dk1"/>
+                      </a:fontRef>
+                    </wps:style>
+                    <wps:txbx>
+                      <w:txbxContent>
+                        <w:p>
+                          <w:pPr>
+                            <w:pStyle w:val="12"/>
+                          </w:pPr>
+                          <w:r>
+                            <w:fldChar w:fldCharType="begin"/>
+                          </w:r>
+                          <w:r>
+                            <w:instrText xml:space="preserve"> PAGE  \* MERGEFORMAT </w:instrText>
+                          </w:r>
+                          <w:r>
+                            <w:fldChar w:fldCharType="separate"/>
+                          </w:r>
+                          <w:r>
+                            <w:t>1</w:t>
+                          </w:r>
+                          <w:r>
+                            <w:fldChar w:fldCharType="end"/>
+                          </w:r>
+                        </w:p>
+                      </w:txbxContent>
+                    </wps:txbx>
+                    <wps:bodyPr rot="0" spcFirstLastPara="0" vertOverflow="overflow" horzOverflow="overflow" vert="horz" wrap="none" lIns="0" tIns="0" rIns="0" bIns="0" numCol="1" spcCol="0" rtlCol="0" fromWordArt="0" anchor="t" anchorCtr="0" forceAA="0" upright="0" compatLnSpc="1">
+                      <a:spAutoFit/>
+                    </wps:bodyPr>
+                  </wps:wsp>
+                </a:graphicData>
+              </a:graphic>
+            </wp:anchor>
+          </w:drawing>
+        </mc:Choice>
+        <mc:Fallback>
+          <w:pict>
+            <v:shape id="_x0000_s1026" o:spid="_x0000_s1026" o:spt="202" type="#_x0000_t202" style="position:absolute;left:0pt;margin-top:0pt;height:144pt;width:144pt;mso-position-horizontal:center;mso-position-horizontal-relative:margin;mso-wrap-style:none;z-index:251659264;mso-width-relative:page;mso-height-relative:page;" filled="f" stroked="f" coordsize="21600,21600" o:gfxdata="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">
+              <v:fill on="f" focussize="0,0"/>
+              <v:stroke on="f" weight="0.5pt"/>
+              <v:imagedata o:title=""/>
+              <o:lock v:ext="edit" aspectratio="f"/>
+              <v:textbox inset="0mm,0mm,0mm,0mm" style="mso-fit-shape-to-text:t;">
+                <w:txbxContent>
+                  <w:p>
+                    <w:pPr>
+                      <w:pStyle w:val="12"/>
+                    </w:pPr>
+                    <w:r>
+                      <w:fldChar w:fldCharType="begin"/>
+                    </w:r>
+                    <w:r>
+                      <w:instrText xml:space="preserve"> PAGE  \* MERGEFORMAT </w:instrText>
+                    </w:r>
+                    <w:r>
+                      <w:fldChar w:fldCharType="separate"/>
+                    </w:r>
+                    <w:r>
+                      <w:t>1</w:t>
+                    </w:r>
+                    <w:r>
+                      <w:fldChar w:fldCharType="end"/>
+                    </w:r>
+                  </w:p>
+                </w:txbxContent>
+              </v:textbox>
+            </v:shape>
+          </w:pict>
+        </mc:Fallback>
+      </mc:AlternateContent>
+    </w:r>
+  </w:p>
+</w:ftr>
 </file>
 
 <file path=word/numbering.xml><?xml version="1.0" encoding="utf-8"?>
@@ -2653,7 +7178,7 @@
   <w:docDefaults>
     <w:rPrDefault>
       <w:rPr>
-        <w:rFonts w:ascii="Times New Roman" w:hAnsi="Times New Roman" w:eastAsia="Times New Roman" w:cs="Times New Roman"/>
+        <w:rFonts w:ascii="Times New Roman" w:hAnsi="Times New Roman" w:eastAsia="SimSun" w:cs="Times New Roman"/>
       </w:rPr>
     </w:rPrDefault>
     <w:pPrDefault/>
@@ -2678,8 +7203,8 @@
     <w:lsdException w:unhideWhenUsed="0" w:uiPriority="0" w:semiHidden="0" w:name="index 7"/>
     <w:lsdException w:unhideWhenUsed="0" w:uiPriority="0" w:semiHidden="0" w:name="index 8"/>
     <w:lsdException w:unhideWhenUsed="0" w:uiPriority="0" w:semiHidden="0" w:name="index 9"/>
-    <w:lsdException w:unhideWhenUsed="0" w:uiPriority="0" w:semiHidden="0" w:name="toc 1"/>
-    <w:lsdException w:unhideWhenUsed="0" w:uiPriority="0" w:semiHidden="0" w:name="toc 2"/>
+    <w:lsdException w:uiPriority="39" w:semiHidden="0" w:name="toc 1"/>
+    <w:lsdException w:qFormat="1" w:uiPriority="39" w:semiHidden="0" w:name="toc 2"/>
     <w:lsdException w:unhideWhenUsed="0" w:uiPriority="0" w:semiHidden="0" w:name="toc 3"/>
     <w:lsdException w:unhideWhenUsed="0" w:uiPriority="0" w:semiHidden="0" w:name="toc 4"/>
     <w:lsdException w:unhideWhenUsed="0" w:uiPriority="0" w:semiHidden="0" w:name="toc 5"/>
@@ -2921,6 +7446,7 @@
   </w:style>
   <w:style w:type="paragraph" w:styleId="2">
     <w:name w:val="heading 1"/>
+    <w:basedOn w:val="1"/>
     <w:next w:val="1"/>
     <w:qFormat/>
     <w:uiPriority w:val="0"/>
@@ -3037,7 +7563,7 @@
   </w:style>
   <w:style w:type="paragraph" w:styleId="11">
     <w:name w:val="endnote text"/>
-    <w:link w:val="18"/>
+    <w:link w:val="23"/>
     <w:semiHidden/>
     <w:unhideWhenUsed/>
     <w:uiPriority w:val="99"/>
@@ -3050,7 +7576,24 @@
       <w:szCs w:val="20"/>
     </w:rPr>
   </w:style>
-  <w:style w:type="character" w:styleId="12">
+  <w:style w:type="paragraph" w:styleId="12">
+    <w:name w:val="footer"/>
+    <w:basedOn w:val="1"/>
+    <w:uiPriority w:val="0"/>
+    <w:pPr>
+      <w:tabs>
+        <w:tab w:val="center" w:pos="4153"/>
+        <w:tab w:val="right" w:pos="8306"/>
+      </w:tabs>
+      <w:snapToGrid w:val="0"/>
+      <w:jc w:val="left"/>
+    </w:pPr>
+    <w:rPr>
+      <w:sz w:val="18"/>
+      <w:szCs w:val="18"/>
+    </w:rPr>
+  </w:style>
+  <w:style w:type="character" w:styleId="13">
     <w:name w:val="footnote reference"/>
     <w:semiHidden/>
     <w:unhideWhenUsed/>
@@ -3060,9 +7603,9 @@
       <w:vertAlign w:val="superscript"/>
     </w:rPr>
   </w:style>
-  <w:style w:type="paragraph" w:styleId="13">
+  <w:style w:type="paragraph" w:styleId="14">
     <w:name w:val="footnote text"/>
-    <w:link w:val="17"/>
+    <w:link w:val="22"/>
     <w:semiHidden/>
     <w:unhideWhenUsed/>
     <w:qFormat/>
@@ -3076,8 +7619,25 @@
       <w:szCs w:val="20"/>
     </w:rPr>
   </w:style>
-  <w:style w:type="character" w:styleId="14">
+  <w:style w:type="paragraph" w:styleId="15">
+    <w:name w:val="header"/>
+    <w:basedOn w:val="1"/>
+    <w:uiPriority w:val="0"/>
+    <w:pPr>
+      <w:tabs>
+        <w:tab w:val="center" w:pos="4153"/>
+        <w:tab w:val="right" w:pos="8306"/>
+      </w:tabs>
+      <w:snapToGrid w:val="0"/>
+    </w:pPr>
+    <w:rPr>
+      <w:sz w:val="18"/>
+      <w:szCs w:val="18"/>
+    </w:rPr>
+  </w:style>
+  <w:style w:type="character" w:styleId="16">
     <w:name w:val="Hyperlink"/>
+    <w:basedOn w:val="8"/>
     <w:unhideWhenUsed/>
     <w:uiPriority w:val="99"/>
     <w:rPr>
@@ -3085,7 +7645,22 @@
       <w:u w:val="single"/>
     </w:rPr>
   </w:style>
-  <w:style w:type="paragraph" w:styleId="15">
+  <w:style w:type="paragraph" w:styleId="17">
+    <w:name w:val="Normal (Web)"/>
+    <w:uiPriority w:val="0"/>
+    <w:pPr>
+      <w:spacing w:before="0" w:beforeAutospacing="1" w:after="0" w:afterAutospacing="1"/>
+      <w:ind w:left="0" w:right="0"/>
+      <w:jc w:val="left"/>
+    </w:pPr>
+    <w:rPr>
+      <w:kern w:val="0"/>
+      <w:sz w:val="24"/>
+      <w:szCs w:val="24"/>
+      <w:lang w:val="en-US" w:eastAsia="zh-CN" w:bidi="ar"/>
+    </w:rPr>
+  </w:style>
+  <w:style w:type="paragraph" w:styleId="18">
     <w:name w:val="Title"/>
     <w:qFormat/>
     <w:uiPriority w:val="0"/>
@@ -3095,7 +7670,29 @@
       <w:szCs w:val="56"/>
     </w:rPr>
   </w:style>
-  <w:style w:type="paragraph" w:styleId="16">
+  <w:style w:type="paragraph" w:styleId="19">
+    <w:name w:val="toc 1"/>
+    <w:basedOn w:val="1"/>
+    <w:next w:val="1"/>
+    <w:unhideWhenUsed/>
+    <w:uiPriority w:val="39"/>
+    <w:pPr>
+      <w:spacing w:after="100"/>
+    </w:pPr>
+  </w:style>
+  <w:style w:type="paragraph" w:styleId="20">
+    <w:name w:val="toc 2"/>
+    <w:basedOn w:val="1"/>
+    <w:next w:val="1"/>
+    <w:unhideWhenUsed/>
+    <w:qFormat/>
+    <w:uiPriority w:val="39"/>
+    <w:pPr>
+      <w:spacing w:after="100"/>
+      <w:ind w:left="240"/>
+    </w:pPr>
+  </w:style>
+  <w:style w:type="paragraph" w:styleId="21">
     <w:name w:val="List Paragraph"/>
     <w:qFormat/>
     <w:uiPriority w:val="0"/>
@@ -3105,9 +7702,21 @@
       <w:szCs w:val="24"/>
     </w:rPr>
   </w:style>
-  <w:style w:type="character" w:customStyle="1" w:styleId="17">
+  <w:style w:type="character" w:customStyle="1" w:styleId="22">
     <w:name w:val="Footnote Text Char"/>
-    <w:link w:val="13"/>
+    <w:link w:val="14"/>
+    <w:semiHidden/>
+    <w:unhideWhenUsed/>
+    <w:qFormat/>
+    <w:uiPriority w:val="99"/>
+    <w:rPr>
+      <w:sz w:val="20"/>
+      <w:szCs w:val="20"/>
+    </w:rPr>
+  </w:style>
+  <w:style w:type="character" w:customStyle="1" w:styleId="23">
+    <w:name w:val="Endnote Text Char"/>
+    <w:link w:val="11"/>
     <w:semiHidden/>
     <w:unhideWhenUsed/>
     <w:uiPriority w:val="99"/>
@@ -3116,15 +7725,22 @@
       <w:szCs w:val="20"/>
     </w:rPr>
   </w:style>
-  <w:style w:type="character" w:customStyle="1" w:styleId="18">
-    <w:name w:val="Endnote Text Char"/>
-    <w:link w:val="11"/>
-    <w:semiHidden/>
+  <w:style w:type="paragraph" w:customStyle="1" w:styleId="24">
+    <w:name w:val="TOC Heading"/>
+    <w:basedOn w:val="2"/>
+    <w:next w:val="1"/>
     <w:unhideWhenUsed/>
-    <w:uiPriority w:val="99"/>
+    <w:qFormat/>
+    <w:uiPriority w:val="39"/>
+    <w:pPr>
+      <w:spacing w:before="240" w:after="0" w:line="259" w:lineRule="auto"/>
+      <w:outlineLvl w:val="9"/>
+    </w:pPr>
     <w:rPr>
-      <w:sz w:val="20"/>
-      <w:szCs w:val="20"/>
+      <w:kern w:val="0"/>
+      <w:sz w:val="32"/>
+      <w:szCs w:val="32"/>
+      <w14:ligatures w14:val="none"/>
     </w:rPr>
   </w:style>
 </w:styles>
@@ -3412,4 +8028,21 @@
   </a:themeElements>
   <a:objectDefaults/>
 </a:theme>
+</file>
+
+<file path=customXml/item1.xml><?xml version="1.0" encoding="utf-8"?>
+<s:customData xmlns="http://www.wps.cn/officeDocument/2013/wpsCustomData" xmlns:s="http://www.wps.cn/officeDocument/2013/wpsCustomData">
+  <customSectProps/>
+  <customShpExts>
+    <customShpInfo spid="_x0000_s1026" textRotate="1"/>
+  </customShpExts>
+</s:customData>
+</file>
+
+<file path=customXml/itemProps1.xml><?xml version="1.0" encoding="utf-8"?>
+<ds:datastoreItem xmlns:ds="http://schemas.openxmlformats.org/officeDocument/2006/customXml" ds:itemID="{B1977F7D-205B-4081-913C-38D41E755F92}">
+  <ds:schemaRefs>
+    <ds:schemaRef ds:uri="http://www.wps.cn/officeDocument/2013/wpsCustomData"/>
+  </ds:schemaRefs>
+</ds:datastoreItem>
 </file>